--- a/downloads/workbook/ai-1-week-25.docx
+++ b/downloads/workbook/ai-1-week-25.docx
@@ -1292,6 +1292,178 @@
         <w:t>Project connection: Use the sorter’s approved catalogue for facts, explicit calculations for scores and checked prose for explanations.</w:t>
       </w:r>
     </w:p>
+    <w:p>
+      <w:pPr>
+        <w:pStyle w:val="Heading1"/>
+      </w:pPr>
+      <w:r>
+        <w:t>19. Project portfolio milestone</w:t>
+      </w:r>
+    </w:p>
+    <w:p>
+      <w:r>
+        <w:t>Project: Helpful Classroom Sorter</w:t>
+      </w:r>
+    </w:p>
+    <w:p>
+      <w:r>
+        <w:t>Current milestone: Prepare the demonstration. Gather reproducible instructions, evidence, access checks and remaining limitations.</w:t>
+      </w:r>
+    </w:p>
+    <w:p>
+      <w:r>
+        <w:t>Use the sorter’s approved catalogue for facts, explicit calculations for scores and checked prose for explanations.</w:t>
+      </w:r>
+    </w:p>
+    <w:tbl>
+      <w:tblPr>
+        <w:tblStyle w:val="LightShading-Accent1"/>
+        <w:tblW w:type="auto" w:w="0"/>
+        <w:tblLook w:firstColumn="1" w:firstRow="1" w:lastColumn="0" w:lastRow="0" w:noHBand="0" w:noVBand="1" w:val="04A0"/>
+      </w:tblPr>
+      <w:tblGrid>
+        <w:gridCol w:w="5112"/>
+        <w:gridCol w:w="5112"/>
+      </w:tblGrid>
+      <w:tr>
+        <w:trPr>
+          <w:tblHeader/>
+        </w:trPr>
+        <w:tc>
+          <w:tcPr>
+            <w:tcW w:type="dxa" w:w="5112"/>
+          </w:tcPr>
+          <w:p>
+            <w:r>
+              <w:t>Evidence to keep</w:t>
+            </w:r>
+          </w:p>
+        </w:tc>
+        <w:tc>
+          <w:tcPr>
+            <w:tcW w:type="dxa" w:w="5112"/>
+          </w:tcPr>
+          <w:p>
+            <w:r>
+              <w:t>My record</w:t>
+            </w:r>
+          </w:p>
+        </w:tc>
+      </w:tr>
+      <w:tr>
+        <w:tc>
+          <w:tcPr>
+            <w:tcW w:type="dxa" w:w="5112"/>
+          </w:tcPr>
+          <w:p>
+            <w:r>
+              <w:t>This week’s input and deciding step</w:t>
+            </w:r>
+          </w:p>
+        </w:tc>
+        <w:tc>
+          <w:tcPr>
+            <w:tcW w:type="dxa" w:w="5112"/>
+          </w:tcPr>
+          <w:p>
+            <w:r/>
+          </w:p>
+        </w:tc>
+      </w:tr>
+      <w:tr>
+        <w:tc>
+          <w:tcPr>
+            <w:tcW w:type="dxa" w:w="5112"/>
+          </w:tcPr>
+          <w:p>
+            <w:r>
+              <w:t>Prediction and actual result (or labelled paper trace)</w:t>
+            </w:r>
+          </w:p>
+        </w:tc>
+        <w:tc>
+          <w:tcPr>
+            <w:tcW w:type="dxa" w:w="5112"/>
+          </w:tcPr>
+          <w:p>
+            <w:r/>
+          </w:p>
+        </w:tc>
+      </w:tr>
+      <w:tr>
+        <w:tc>
+          <w:tcPr>
+            <w:tcW w:type="dxa" w:w="5112"/>
+          </w:tcPr>
+          <w:p>
+            <w:r>
+              <w:t>One change since the previous checkpoint and why</w:t>
+            </w:r>
+          </w:p>
+        </w:tc>
+        <w:tc>
+          <w:tcPr>
+            <w:tcW w:type="dxa" w:w="5112"/>
+          </w:tcPr>
+          <w:p>
+            <w:r/>
+          </w:p>
+        </w:tc>
+      </w:tr>
+      <w:tr>
+        <w:tc>
+          <w:tcPr>
+            <w:tcW w:type="dxa" w:w="5112"/>
+          </w:tcPr>
+          <w:p>
+            <w:r>
+              <w:t>One error or limit and the next test</w:t>
+            </w:r>
+          </w:p>
+        </w:tc>
+        <w:tc>
+          <w:tcPr>
+            <w:tcW w:type="dxa" w:w="5112"/>
+          </w:tcPr>
+          <w:p>
+            <w:r/>
+          </w:p>
+        </w:tc>
+      </w:tr>
+    </w:tbl>
+    <w:p>
+      <w:pPr>
+        <w:pStyle w:val="Heading3"/>
+      </w:pPr>
+      <w:r>
+        <w:t>Explain what this week adds to your project. Reuse last week’s record rather than starting again.</w:t>
+      </w:r>
+    </w:p>
+    <w:p>
+      <w:r>
+        <w:t>________________________________________________________________</w:t>
+      </w:r>
+    </w:p>
+    <w:p>
+      <w:r>
+        <w:t>________________________________________________________________</w:t>
+      </w:r>
+    </w:p>
+    <w:p>
+      <w:r>
+        <w:t>________________________________________________________________</w:t>
+      </w:r>
+    </w:p>
+    <w:p>
+      <w:r>
+        <w:t>________________________________________________________________</w:t>
+      </w:r>
+    </w:p>
+    <w:p>
+      <w:r>
+        <w:t>________________________________________________________________</w:t>
+      </w:r>
+    </w:p>
     <w:sectPr>
       <w:pgSz w:w="12240" w:h="15840"/>
       <w:pgMar w:top="936" w:right="1008" w:bottom="936" w:left="1008" w:header="720" w:footer="720" w:gutter="0"/>

--- a/downloads/workbook/ai-1-week-25.docx
+++ b/downloads/workbook/ai-1-week-25.docx
@@ -1464,6 +1464,240 @@
         <w:t>________________________________________________________________</w:t>
       </w:r>
     </w:p>
+    <w:p>
+      <w:pPr>
+        <w:pStyle w:val="Heading1"/>
+      </w:pPr>
+      <w:r>
+        <w:t>20. Supported practice and learning evidence</w:t>
+      </w:r>
+    </w:p>
+    <w:p>
+      <w:r>
+        <w:t>Use this supported practice once, in the browser or on paper. Keep the reserved independent assessment for a separate first attempt before teacher feedback.</w:t>
+      </w:r>
+    </w:p>
+    <w:p>
+      <w:r>
+        <w:t>A fictional craft invitation combines three different operations.</w:t>
+      </w:r>
+    </w:p>
+    <w:p>
+      <w:pPr>
+        <w:pStyle w:val="Heading3"/>
+      </w:pPr>
+      <w:r>
+        <w:t>Practice 1: explain the deciding evidence</w:t>
+      </w:r>
+    </w:p>
+    <w:p>
+      <w:r>
+        <w:t>Which labelled step matches this detail? A sentence promising snacks has no supporting record.</w:t>
+      </w:r>
+    </w:p>
+    <w:p>
+      <w:r>
+        <w:t>1. Retrieve facts</w:t>
+      </w:r>
+    </w:p>
+    <w:p>
+      <w:r>
+        <w:t>2. Calculate</w:t>
+      </w:r>
+    </w:p>
+    <w:p>
+      <w:r>
+        <w:t>3. Generate wording</w:t>
+      </w:r>
+    </w:p>
+    <w:p>
+      <w:r>
+        <w:t>4. Check claims</w:t>
+      </w:r>
+    </w:p>
+    <w:p>
+      <w:pPr>
+        <w:pStyle w:val="Heading3"/>
+      </w:pPr>
+      <w:r>
+        <w:t>My selected conclusion, deciding fact and explanation</w:t>
+      </w:r>
+    </w:p>
+    <w:p>
+      <w:r>
+        <w:t>________________________________________________________________</w:t>
+      </w:r>
+    </w:p>
+    <w:p>
+      <w:r>
+        <w:t>________________________________________________________________</w:t>
+      </w:r>
+    </w:p>
+    <w:p>
+      <w:r>
+        <w:t>________________________________________________________________</w:t>
+      </w:r>
+    </w:p>
+    <w:p>
+      <w:r>
+        <w:t>________________________________________________________________</w:t>
+      </w:r>
+    </w:p>
+    <w:p>
+      <w:r>
+        <w:t>________________________________________________________________</w:t>
+      </w:r>
+    </w:p>
+    <w:p>
+      <w:r>
+        <w:t>Hint if needed: Read the steps in the pictorial case. Match the supplied detail to the stage that performs or records it.</w:t>
+      </w:r>
+    </w:p>
+    <w:p>
+      <w:r>
+        <w:t>After your attempt, compare with the supported explanation: Check claims A sentence promising snacks has no supporting record. Retrieval copies relevant source information; calculation follows arithmetic; generation proposes wording. These jobs can cooperate, but one does not validate the others. A friendly generated sentence can still contain an invented detail. Keep the approved source beside the draft and check each factual claim separately.</w:t>
+      </w:r>
+    </w:p>
+    <w:p>
+      <w:pPr>
+        <w:pStyle w:val="Heading3"/>
+      </w:pPr>
+      <w:r>
+        <w:t>Practice 2: explain the deciding evidence</w:t>
+      </w:r>
+    </w:p>
+    <w:p>
+      <w:r>
+        <w:t>Changed-case practice: Reserve four places instead of two, keeping the room and day unchanged. Which conclusion is supported by the supplied facts?</w:t>
+      </w:r>
+    </w:p>
+    <w:p>
+      <w:r>
+        <w:t>1. Eight learner places remain.</w:t>
+      </w:r>
+    </w:p>
+    <w:p>
+      <w:r>
+        <w:t>2. We can decide the result without examining the changed input or the procedure.</w:t>
+      </w:r>
+    </w:p>
+    <w:p>
+      <w:r>
+        <w:t>3. This one example guarantees correct results for every future input.</w:t>
+      </w:r>
+    </w:p>
+    <w:p>
+      <w:pPr>
+        <w:pStyle w:val="Heading3"/>
+      </w:pPr>
+      <w:r>
+        <w:t>My selected conclusion, deciding fact and explanation</w:t>
+      </w:r>
+    </w:p>
+    <w:p>
+      <w:r>
+        <w:t>________________________________________________________________</w:t>
+      </w:r>
+    </w:p>
+    <w:p>
+      <w:r>
+        <w:t>________________________________________________________________</w:t>
+      </w:r>
+    </w:p>
+    <w:p>
+      <w:r>
+        <w:t>________________________________________________________________</w:t>
+      </w:r>
+    </w:p>
+    <w:p>
+      <w:r>
+        <w:t>________________________________________________________________</w:t>
+      </w:r>
+    </w:p>
+    <w:p>
+      <w:r>
+        <w:t>________________________________________________________________</w:t>
+      </w:r>
+    </w:p>
+    <w:p>
+      <w:r>
+        <w:t>Hint if needed: Use the changed condition and the deciding step in the pictorial trace. The answer must say what follows from those facts.</w:t>
+      </w:r>
+    </w:p>
+    <w:p>
+      <w:r>
+        <w:t>After your attempt, compare with the supported explanation: Eight learner places remain. 3×4−4=8; this changes capacity for learners, not the retrieved date or location.</w:t>
+      </w:r>
+    </w:p>
+    <w:p>
+      <w:pPr>
+        <w:pStyle w:val="Heading3"/>
+      </w:pPr>
+      <w:r>
+        <w:t>Repair a missing building block</w:t>
+      </w:r>
+    </w:p>
+    <w:p>
+      <w:r>
+        <w:t>Review Privacy by Choosing Less (ai-1/24). Goal: Justify which information a stated task needs and remove unnecessary fields. Short practice: For the original task, does adding an anonymous-looking pupil code improve the repair count?. Return to this week and explain what you changed.</w:t>
+      </w:r>
+    </w:p>
+    <w:p>
+      <w:r>
+        <w:t>Review Missing and Unbalanced Examples (ai-1/22). Goal: Name the target collection, selection list and cases actually assessed. Short practice: Would testing only dim plain cards close every current gap? Point to the target groups.. Return to this week and explain what you changed.</w:t>
+      </w:r>
+    </w:p>
+    <w:p>
+      <w:r>
+        <w:t>Review Similarity (ai-1/19). Goal: Calculate similarity using explicitly selected features and a stated scoring rule. Short practice: Point to the matches supporting C’s new score and explain why there is no tie.. Return to this week and explain what you changed.</w:t>
+      </w:r>
+    </w:p>
+    <w:p>
+      <w:pPr>
+        <w:pStyle w:val="Heading3"/>
+      </w:pPr>
+      <w:r>
+        <w:t>Keep your completed work</w:t>
+      </w:r>
+    </w:p>
+    <w:p>
+      <w:r>
+        <w:t>Use Download completed work in the hosted lesson to export your answers, reflections, practice feedback and code-run evidence. Open the HTML copy to read or print it. Drafts stay in this browser when storage is available; clear drafts on a shared device.</w:t>
+      </w:r>
+    </w:p>
+    <w:p>
+      <w:pPr>
+        <w:pStyle w:val="Heading3"/>
+      </w:pPr>
+      <w:r>
+        <w:t>What I repaired, the evidence I kept and the next test</w:t>
+      </w:r>
+    </w:p>
+    <w:p>
+      <w:r>
+        <w:t>________________________________________________________________</w:t>
+      </w:r>
+    </w:p>
+    <w:p>
+      <w:r>
+        <w:t>________________________________________________________________</w:t>
+      </w:r>
+    </w:p>
+    <w:p>
+      <w:r>
+        <w:t>________________________________________________________________</w:t>
+      </w:r>
+    </w:p>
+    <w:p>
+      <w:r>
+        <w:t>________________________________________________________________</w:t>
+      </w:r>
+    </w:p>
+    <w:p>
+      <w:r>
+        <w:t>________________________________________________________________</w:t>
+      </w:r>
+    </w:p>
     <w:sectPr>
       <w:pgSz w:w="12240" w:h="15840"/>
       <w:pgMar w:top="936" w:right="1008" w:bottom="936" w:left="1008" w:header="720" w:footer="720" w:gutter="0"/>

--- a/downloads/workbook/ai-1-week-25.docx
+++ b/downloads/workbook/ai-1-week-25.docx
@@ -30,6 +30,17 @@
     </w:p>
     <w:p>
       <w:r>
+        <w:t>Record your starting explanation for Generate, Retrieve, or Calculate? before opening notes. Show any later correction separately.</w:t>
+      </w:r>
+    </w:p>
+    <w:p>
+      <w:pPr>
+        <w:spacing w:line="336" w:lineRule="auto" w:after="180"/>
+      </w:pPr>
+      <w:r>
+        <w:rPr>
+          <w:b w:val="0"/>
+        </w:rPr>
         <w:t>Try the recall before opening notes. Then use a different colour or a labelled second line to correct your explanation.</w:t>
       </w:r>
     </w:p>
@@ -42,7 +53,13 @@
       </w:r>
     </w:p>
     <w:p>
-      <w:r>
+      <w:pPr>
+        <w:spacing w:line="336" w:lineRule="auto" w:after="180"/>
+      </w:pPr>
+      <w:r>
+        <w:rPr>
+          <w:b w:val="0"/>
+        </w:rPr>
         <w:t>Without opening the old lesson, explain one key idea from Privacy by Choosing Less. Give an example and a mistake that the idea helps you avoid.</w:t>
       </w:r>
     </w:p>
@@ -78,7 +95,13 @@
       </w:r>
     </w:p>
     <w:p>
-      <w:r>
+      <w:pPr>
+        <w:spacing w:line="336" w:lineRule="auto" w:after="180"/>
+      </w:pPr>
+      <w:r>
+        <w:rPr>
+          <w:b w:val="0"/>
+        </w:rPr>
         <w:t>Without opening the old lesson, explain one key idea from Missing and Unbalanced Examples. Give an example and a mistake that the idea helps you avoid.</w:t>
       </w:r>
     </w:p>
@@ -114,7 +137,13 @@
       </w:r>
     </w:p>
     <w:p>
-      <w:r>
+      <w:pPr>
+        <w:spacing w:line="336" w:lineRule="auto" w:after="180"/>
+      </w:pPr>
+      <w:r>
+        <w:rPr>
+          <w:b w:val="0"/>
+        </w:rPr>
         <w:t>Without opening the old lesson, explain one key idea from Similarity. Give an example and a mistake that the idea helps you avoid.</w:t>
       </w:r>
     </w:p>
@@ -151,7 +180,54 @@
     </w:p>
     <w:p>
       <w:r>
-        <w:t>Use W2: Separate a correct sum from a correct answer for Generation retrieval and calculation. Record the answer once; the lesson and workbook refer to the same attempt.</w:t>
+        <w:t>Complete the supported Generate, Retrieve, or Calculate? trace and record the first step you can explain without help.</w:t>
+      </w:r>
+    </w:p>
+    <w:p>
+      <w:pPr>
+        <w:spacing w:line="336" w:lineRule="auto" w:after="180"/>
+      </w:pPr>
+      <w:r>
+        <w:rPr>
+          <w:b w:val="0"/>
+        </w:rPr>
+        <w:t xml:space="preserve">Use W2: Separate a correct sum from a correct answer for </w:t>
+      </w:r>
+      <w:r>
+        <w:rPr>
+          <w:b/>
+        </w:rPr>
+        <w:t>Generation</w:t>
+      </w:r>
+      <w:r>
+        <w:rPr>
+          <w:b w:val="0"/>
+        </w:rPr>
+        <w:t xml:space="preserve"> </w:t>
+      </w:r>
+      <w:r>
+        <w:rPr>
+          <w:b/>
+        </w:rPr>
+        <w:t>retrieval</w:t>
+      </w:r>
+      <w:r>
+        <w:rPr>
+          <w:b w:val="0"/>
+        </w:rPr>
+        <w:t xml:space="preserve"> and </w:t>
+      </w:r>
+      <w:r>
+        <w:rPr>
+          <w:b/>
+        </w:rPr>
+        <w:t>calculation</w:t>
+      </w:r>
+      <w:r>
+        <w:rPr>
+          <w:b w:val="0"/>
+        </w:rPr>
+        <w:t>. Record the answer once; the lesson and workbook refer to the same attempt.</w:t>
       </w:r>
     </w:p>
     <w:tbl>
@@ -279,7 +355,65 @@
     </w:p>
     <w:p>
       <w:r>
-        <w:t>Use the worked case for Generation retrieval and calculation. Proposed explanation: “Retrieving a record proves it is current”. Decide whether this explanation is supported. Point to the step or supplied fact that decides; explain your repair if needed.</w:t>
+        <w:t>Check the proposed Generate, Retrieve, or Calculate? explanation against the supplied facts before discussing it.</w:t>
+      </w:r>
+    </w:p>
+    <w:p>
+      <w:pPr>
+        <w:spacing w:line="336" w:lineRule="auto" w:after="180"/>
+      </w:pPr>
+      <w:r>
+        <w:rPr>
+          <w:b w:val="0"/>
+        </w:rPr>
+        <w:t xml:space="preserve">Use the worked case for </w:t>
+      </w:r>
+      <w:r>
+        <w:rPr>
+          <w:b/>
+        </w:rPr>
+        <w:t>Generation</w:t>
+      </w:r>
+      <w:r>
+        <w:rPr>
+          <w:b w:val="0"/>
+        </w:rPr>
+        <w:t xml:space="preserve"> </w:t>
+      </w:r>
+      <w:r>
+        <w:rPr>
+          <w:b/>
+        </w:rPr>
+        <w:t>retrieval</w:t>
+      </w:r>
+      <w:r>
+        <w:rPr>
+          <w:b w:val="0"/>
+        </w:rPr>
+        <w:t xml:space="preserve"> and </w:t>
+      </w:r>
+      <w:r>
+        <w:rPr>
+          <w:b/>
+        </w:rPr>
+        <w:t>calculation</w:t>
+      </w:r>
+      <w:r>
+        <w:rPr>
+          <w:b w:val="0"/>
+        </w:rPr>
+        <w:t>. Proposed explanation: “Retrieving a record proves it is current”. Decide whether this explanation is supported.</w:t>
+      </w:r>
+    </w:p>
+    <w:p>
+      <w:pPr>
+        <w:spacing w:line="336" w:lineRule="auto" w:after="180"/>
+      </w:pPr>
+      <w:r>
+        <w:rPr>
+          <w:b w:val="0"/>
+        </w:rPr>
+        <w:t>Point to the step or supplied fact that decides; explain your repair if needed.</w:t>
       </w:r>
     </w:p>
     <w:p>
@@ -319,6 +453,11 @@
       </w:r>
     </w:p>
     <w:p>
+      <w:r>
+        <w:t>Write one first attempt at the reserved independent case before feedback. Repeated copies of that case refer to the same recorded attempt.</w:t>
+      </w:r>
+    </w:p>
+    <w:p>
       <w:pPr>
         <w:pStyle w:val="Heading3"/>
       </w:pPr>
@@ -327,8 +466,49 @@
       </w:r>
     </w:p>
     <w:p>
-      <w:r>
-        <w:t>Current fictional record B lists a library workshop on Friday in Room 5: five tables with six places each, with four places reserved for helpers. B replaces old record A, which lists Room 3. A draft says “Thursday in Room 3, with 30 places remaining and a free bus home.” Retrieve the current day and room, calculate the non-helper places, write a corrected factual sentence and identify the detail that cannot be supported by B.</w:t>
+      <w:pPr>
+        <w:spacing w:line="336" w:lineRule="auto" w:after="180"/>
+      </w:pPr>
+      <w:r>
+        <w:rPr>
+          <w:b w:val="0"/>
+        </w:rPr>
+        <w:t>Current fictional record B lists a library workshop on Friday in Room 5: five tables with six places each, with four places reserved for helpers. B replaces old record A, which lists Room 3.</w:t>
+      </w:r>
+    </w:p>
+    <w:p>
+      <w:pPr>
+        <w:spacing w:line="336" w:lineRule="auto" w:after="180"/>
+      </w:pPr>
+      <w:r>
+        <w:rPr>
+          <w:b w:val="0"/>
+        </w:rPr>
+        <w:t xml:space="preserve">A draft says “Thursday in Room 3, with 30 places remaining and a free bus home.” </w:t>
+      </w:r>
+      <w:r>
+        <w:rPr>
+          <w:b/>
+        </w:rPr>
+        <w:t>Retrieve</w:t>
+      </w:r>
+      <w:r>
+        <w:rPr>
+          <w:b w:val="0"/>
+        </w:rPr>
+        <w:t xml:space="preserve"> the current day and room, </w:t>
+      </w:r>
+      <w:r>
+        <w:rPr>
+          <w:b/>
+        </w:rPr>
+        <w:t>calculate</w:t>
+      </w:r>
+      <w:r>
+        <w:rPr>
+          <w:b w:val="0"/>
+        </w:rPr>
+        <w:t xml:space="preserve"> the non-helper places, write a corrected factual sentence and identify the detail that cannot be supported by B.</w:t>
       </w:r>
     </w:p>
     <w:p>
@@ -375,7 +555,13 @@
       </w:r>
     </w:p>
     <w:p>
-      <w:r>
+      <w:pPr>
+        <w:spacing w:line="336" w:lineRule="auto" w:after="180"/>
+      </w:pPr>
+      <w:r>
+        <w:rPr>
+          <w:b w:val="0"/>
+        </w:rPr>
         <w:t>Attempt this case before feedback. Record any help. Earlier examples below are further practice; a case already practised with feedback cannot establish fresh transfer.</w:t>
       </w:r>
     </w:p>
@@ -389,7 +575,67 @@
     </w:p>
     <w:p>
       <w:r>
-        <w:t>Three tasks are: invent a school motto, find the exact fire-drill meeting point in a supplied handbook, and divide 84 stickers among 7 teams. Choose generation, retrieval or calculation for each. Which outputs need checking?</w:t>
+        <w:t>Connect the Generate, Retrieve, or Calculate? target to a trace and a justified conclusion.</w:t>
+      </w:r>
+    </w:p>
+    <w:p>
+      <w:pPr>
+        <w:spacing w:line="336" w:lineRule="auto" w:after="180"/>
+        <w:shd w:fill="F5F1FB"/>
+      </w:pPr>
+      <w:r>
+        <w:rPr>
+          <w:b w:val="0"/>
+        </w:rPr>
+        <w:t xml:space="preserve">Three tasks are: invent a school motto, find the exact fire-drill meeting point in a supplied handbook, and divide 84 stickers among 7 teams. Choose </w:t>
+      </w:r>
+      <w:r>
+        <w:rPr>
+          <w:b/>
+        </w:rPr>
+        <w:t>generation</w:t>
+      </w:r>
+      <w:r>
+        <w:rPr>
+          <w:b w:val="0"/>
+        </w:rPr>
+        <w:t xml:space="preserve">, </w:t>
+      </w:r>
+      <w:r>
+        <w:rPr>
+          <w:b/>
+        </w:rPr>
+        <w:t>retrieval</w:t>
+      </w:r>
+      <w:r>
+        <w:rPr>
+          <w:b w:val="0"/>
+        </w:rPr>
+        <w:t xml:space="preserve"> or </w:t>
+      </w:r>
+      <w:r>
+        <w:rPr>
+          <w:b/>
+        </w:rPr>
+        <w:t>calculation</w:t>
+      </w:r>
+      <w:r>
+        <w:rPr>
+          <w:b w:val="0"/>
+        </w:rPr>
+        <w:t xml:space="preserve"> for each. Which </w:t>
+      </w:r>
+      <w:r>
+        <w:rPr>
+          <w:b/>
+        </w:rPr>
+        <w:t>output</w:t>
+      </w:r>
+      <w:r>
+        <w:rPr>
+          <w:b w:val="0"/>
+        </w:rPr>
+        <w:t>s need checking?</w:t>
       </w:r>
     </w:p>
     <w:p>
@@ -402,17 +648,70 @@
     </w:p>
     <w:p>
       <w:r>
+        <w:t>Solve the supplied Generate, Retrieve, or Calculate? case and show the deciding evidence.</w:t>
+      </w:r>
+    </w:p>
+    <w:p>
+      <w:pPr>
+        <w:spacing w:line="336" w:lineRule="auto" w:after="180"/>
+      </w:pPr>
+      <w:r>
+        <w:rPr>
+          <w:b w:val="0"/>
+        </w:rPr>
         <w:t>A learner needs a new poem, 18+7, and a passage from the class handbook.</w:t>
       </w:r>
     </w:p>
     <w:p>
-      <w:r>
+      <w:pPr>
+        <w:spacing w:line="336" w:lineRule="auto" w:after="180"/>
+      </w:pPr>
+      <w:r>
+        <w:rPr>
+          <w:b w:val="0"/>
+        </w:rPr>
         <w:t>Choose the operation for each.</w:t>
       </w:r>
     </w:p>
     <w:p>
-      <w:r>
-        <w:t>Show your trace, calculation or evidence</w:t>
+      <w:pPr>
+        <w:spacing w:line="336" w:lineRule="auto" w:after="180"/>
+      </w:pPr>
+      <w:r>
+        <w:rPr>
+          <w:b w:val="0"/>
+        </w:rPr>
+        <w:t xml:space="preserve">Show your </w:t>
+      </w:r>
+      <w:r>
+        <w:rPr>
+          <w:b/>
+        </w:rPr>
+        <w:t>trace</w:t>
+      </w:r>
+      <w:r>
+        <w:rPr>
+          <w:b w:val="0"/>
+        </w:rPr>
+        <w:t xml:space="preserve">, </w:t>
+      </w:r>
+      <w:r>
+        <w:rPr>
+          <w:b/>
+        </w:rPr>
+        <w:t>calculation</w:t>
+      </w:r>
+      <w:r>
+        <w:rPr>
+          <w:b w:val="0"/>
+        </w:rPr>
+        <w:t xml:space="preserve"> or </w:t>
+      </w:r>
+      <w:r>
+        <w:rPr>
+          <w:b/>
+        </w:rPr>
+        <w:t>evidence</w:t>
       </w:r>
     </w:p>
     <w:p>
@@ -458,11 +757,28 @@
     </w:p>
     <w:p>
       <w:r>
+        <w:t>Apply the procedure to the changed case and record why the conclusion follows.</w:t>
+      </w:r>
+    </w:p>
+    <w:p>
+      <w:pPr>
+        <w:spacing w:line="336" w:lineRule="auto" w:after="180"/>
+      </w:pPr>
+      <w:r>
+        <w:rPr>
+          <w:b w:val="0"/>
+        </w:rPr>
         <w:t>Choose a method for each task: invent a dragon story; find the library's posted hours; compute 7 plus 5. Explain why the methods differ.</w:t>
       </w:r>
     </w:p>
     <w:p>
-      <w:r>
+      <w:pPr>
+        <w:spacing w:line="336" w:lineRule="auto" w:after="180"/>
+      </w:pPr>
+      <w:r>
+        <w:rPr>
+          <w:b w:val="0"/>
+        </w:rPr>
         <w:t>My independent answer and reason</w:t>
       </w:r>
     </w:p>
@@ -517,7 +833,30 @@
     </w:p>
     <w:p>
       <w:r>
-        <w:t>Create a changed input, boundary case or missing-information case. Write the expected answer or safe response before testing.</w:t>
+        <w:t>Specify a changed input, expected result and observation separately.</w:t>
+      </w:r>
+    </w:p>
+    <w:p>
+      <w:pPr>
+        <w:spacing w:line="336" w:lineRule="auto" w:after="180"/>
+      </w:pPr>
+      <w:r>
+        <w:rPr>
+          <w:b w:val="0"/>
+        </w:rPr>
+        <w:t xml:space="preserve">Create a changed </w:t>
+      </w:r>
+      <w:r>
+        <w:rPr>
+          <w:b/>
+        </w:rPr>
+        <w:t>input</w:t>
+      </w:r>
+      <w:r>
+        <w:rPr>
+          <w:b w:val="0"/>
+        </w:rPr>
+        <w:t>, boundary case or missing-information case. Write the expected answer or safe response before testing.</w:t>
       </w:r>
     </w:p>
     <w:tbl>
@@ -646,12 +985,101 @@
     </w:p>
     <w:p>
       <w:r>
-        <w:t>Label every sorter component as generate, retrieve, calculate, fixed rule, learned prediction, or human decision.</w:t>
-      </w:r>
-    </w:p>
-    <w:p>
-      <w:r>
-        <w:t>The project change and evidence I will keep</w:t>
+        <w:t>Justify what Generate, Retrieve, or Calculate? adds to Helpful Classroom Sorter and keep the evidence.</w:t>
+      </w:r>
+    </w:p>
+    <w:p>
+      <w:pPr>
+        <w:spacing w:line="336" w:lineRule="auto" w:after="180"/>
+      </w:pPr>
+      <w:r>
+        <w:rPr>
+          <w:b w:val="0"/>
+        </w:rPr>
+        <w:t xml:space="preserve">Label every sorter component as </w:t>
+      </w:r>
+      <w:r>
+        <w:rPr>
+          <w:b/>
+        </w:rPr>
+        <w:t>generate</w:t>
+      </w:r>
+      <w:r>
+        <w:rPr>
+          <w:b w:val="0"/>
+        </w:rPr>
+        <w:t xml:space="preserve">, </w:t>
+      </w:r>
+      <w:r>
+        <w:rPr>
+          <w:b/>
+        </w:rPr>
+        <w:t>retrieve</w:t>
+      </w:r>
+      <w:r>
+        <w:rPr>
+          <w:b w:val="0"/>
+        </w:rPr>
+        <w:t xml:space="preserve">, </w:t>
+      </w:r>
+      <w:r>
+        <w:rPr>
+          <w:b/>
+        </w:rPr>
+        <w:t>calculate</w:t>
+      </w:r>
+      <w:r>
+        <w:rPr>
+          <w:b w:val="0"/>
+        </w:rPr>
+        <w:t xml:space="preserve">, fixed rule, learned </w:t>
+      </w:r>
+      <w:r>
+        <w:rPr>
+          <w:b/>
+        </w:rPr>
+        <w:t>prediction</w:t>
+      </w:r>
+      <w:r>
+        <w:rPr>
+          <w:b w:val="0"/>
+        </w:rPr>
+        <w:t xml:space="preserve">, or </w:t>
+      </w:r>
+      <w:r>
+        <w:rPr>
+          <w:b/>
+        </w:rPr>
+        <w:t>human decision</w:t>
+      </w:r>
+      <w:r>
+        <w:rPr>
+          <w:b w:val="0"/>
+        </w:rPr>
+        <w:t>.</w:t>
+      </w:r>
+    </w:p>
+    <w:p>
+      <w:pPr>
+        <w:spacing w:line="336" w:lineRule="auto" w:after="180"/>
+      </w:pPr>
+      <w:r>
+        <w:rPr>
+          <w:b w:val="0"/>
+        </w:rPr>
+        <w:t xml:space="preserve">The project change and </w:t>
+      </w:r>
+      <w:r>
+        <w:rPr>
+          <w:b/>
+        </w:rPr>
+        <w:t>evidence</w:t>
+      </w:r>
+      <w:r>
+        <w:rPr>
+          <w:b w:val="0"/>
+        </w:rPr>
+        <w:t xml:space="preserve"> I will keep</w:t>
       </w:r>
     </w:p>
     <w:p>
@@ -697,11 +1125,54 @@
     </w:p>
     <w:p>
       <w:r>
-        <w:t>I can explain the mechanism. I can show evidence. I can handle a changed case. I can name a limit. Mark each as not yet, with help or independently, and attach supporting work.</w:t>
-      </w:r>
-    </w:p>
-    <w:p>
-      <w:r>
+        <w:t>Judge explanation, evidence, transfer and limits separately; attach the work behind your judgement.</w:t>
+      </w:r>
+    </w:p>
+    <w:p>
+      <w:pPr>
+        <w:pStyle w:val="ListBullet"/>
+      </w:pPr>
+      <w:r>
+        <w:t>I can explain the mechanism.</w:t>
+      </w:r>
+    </w:p>
+    <w:p>
+      <w:pPr>
+        <w:pStyle w:val="ListBullet"/>
+      </w:pPr>
+      <w:r>
+        <w:t>I can show evidence.</w:t>
+      </w:r>
+    </w:p>
+    <w:p>
+      <w:pPr>
+        <w:pStyle w:val="ListBullet"/>
+      </w:pPr>
+      <w:r>
+        <w:t>I can handle a changed case.</w:t>
+      </w:r>
+    </w:p>
+    <w:p>
+      <w:pPr>
+        <w:pStyle w:val="ListBullet"/>
+      </w:pPr>
+      <w:r>
+        <w:t>I can name a limit.</w:t>
+      </w:r>
+    </w:p>
+    <w:p>
+      <w:r>
+        <w:t>Mark each as not yet, with help or independently, and attach supporting work.</w:t>
+      </w:r>
+    </w:p>
+    <w:p>
+      <w:pPr>
+        <w:spacing w:line="336" w:lineRule="auto" w:after="180"/>
+      </w:pPr>
+      <w:r>
+        <w:rPr>
+          <w:b w:val="0"/>
+        </w:rPr>
         <w:t>Teacher review ____________________  Next step ____________________</w:t>
       </w:r>
     </w:p>
@@ -715,7 +1186,67 @@
     </w:p>
     <w:p>
       <w:r>
-        <w:t>Three tasks are: invent a school motto, find the exact fire-drill meeting point in a supplied handbook, and divide 84 stickers among 7 teams. Choose generation, retrieval or calculation for each. Which outputs need checking?</w:t>
+        <w:t>Use this earlier case as transfer practice. A case already discussed with feedback is not fresh assessment evidence.</w:t>
+      </w:r>
+    </w:p>
+    <w:p>
+      <w:pPr>
+        <w:spacing w:line="336" w:lineRule="auto" w:after="180"/>
+        <w:shd w:fill="F5F1FB"/>
+      </w:pPr>
+      <w:r>
+        <w:rPr>
+          <w:b w:val="0"/>
+        </w:rPr>
+        <w:t xml:space="preserve">Three tasks are: invent a school motto, find the exact fire-drill meeting point in a supplied handbook, and divide 84 stickers among 7 teams. Choose </w:t>
+      </w:r>
+      <w:r>
+        <w:rPr>
+          <w:b/>
+        </w:rPr>
+        <w:t>generation</w:t>
+      </w:r>
+      <w:r>
+        <w:rPr>
+          <w:b w:val="0"/>
+        </w:rPr>
+        <w:t xml:space="preserve">, </w:t>
+      </w:r>
+      <w:r>
+        <w:rPr>
+          <w:b/>
+        </w:rPr>
+        <w:t>retrieval</w:t>
+      </w:r>
+      <w:r>
+        <w:rPr>
+          <w:b w:val="0"/>
+        </w:rPr>
+        <w:t xml:space="preserve"> or </w:t>
+      </w:r>
+      <w:r>
+        <w:rPr>
+          <w:b/>
+        </w:rPr>
+        <w:t>calculation</w:t>
+      </w:r>
+      <w:r>
+        <w:rPr>
+          <w:b w:val="0"/>
+        </w:rPr>
+        <w:t xml:space="preserve"> for each. Which </w:t>
+      </w:r>
+      <w:r>
+        <w:rPr>
+          <w:b/>
+        </w:rPr>
+        <w:t>output</w:t>
+      </w:r>
+      <w:r>
+        <w:rPr>
+          <w:b w:val="0"/>
+        </w:rPr>
+        <w:t>s need checking?</w:t>
       </w:r>
     </w:p>
     <w:p>
@@ -762,7 +1293,13 @@
       </w:r>
     </w:p>
     <w:p>
-      <w:r>
+      <w:pPr>
+        <w:spacing w:line="336" w:lineRule="auto" w:after="180"/>
+      </w:pPr>
+      <w:r>
+        <w:rPr>
+          <w:b w:val="0"/>
+        </w:rPr>
         <w:t>Record support used: none, hint or teacher explanation.</w:t>
       </w:r>
     </w:p>
@@ -776,7 +1313,31 @@
     </w:p>
     <w:p>
       <w:r>
-        <w:t>For each task name the main operation and a suitable check: find the room listed in N2; work out six tables of four places minus three reserved places; suggest an inviting title for the event. Can an application combine these operations?</w:t>
+        <w:t>Name the operation and its evidence. Apply the supplied Generate, Retrieve, or Calculate? facts and keep your reasoning.</w:t>
+      </w:r>
+    </w:p>
+    <w:p>
+      <w:pPr>
+        <w:spacing w:line="336" w:lineRule="auto" w:after="180"/>
+        <w:shd w:fill="F5F1FB"/>
+      </w:pPr>
+      <w:r>
+        <w:rPr>
+          <w:b w:val="0"/>
+        </w:rPr>
+        <w:t>For each task name the main operation and a suitable check: find the room listed in N2; work out six tables of four places minus three reserved places; suggest an inviting title for the event.</w:t>
+      </w:r>
+    </w:p>
+    <w:p>
+      <w:pPr>
+        <w:spacing w:line="336" w:lineRule="auto" w:after="180"/>
+        <w:shd w:fill="F5F1FB"/>
+      </w:pPr>
+      <w:r>
+        <w:rPr>
+          <w:b w:val="0"/>
+        </w:rPr>
+        <w:t>Can an application combine these operations?</w:t>
       </w:r>
     </w:p>
     <w:p>
@@ -827,6 +1388,17 @@
     </w:p>
     <w:p>
       <w:r>
+        <w:t>Separate a correct sum from a correct answer. Apply the supplied Generate, Retrieve, or Calculate? facts and keep your reasoning.</w:t>
+      </w:r>
+    </w:p>
+    <w:p>
+      <w:pPr>
+        <w:spacing w:line="336" w:lineRule="auto" w:after="180"/>
+      </w:pPr>
+      <w:r>
+        <w:rPr>
+          <w:b w:val="0"/>
+        </w:rPr>
         <w:t>A calculator correctly returns 24 for 6 × 4. A pupil reports this as the number of non-helper places available. Explain the problem and write the correct expression, result and meaning.</w:t>
       </w:r>
     </w:p>
@@ -878,7 +1450,29 @@
     </w:p>
     <w:p>
       <w:r>
-        <w:t>N1 lists Room 2. N2 explicitly replaces N1 for this event and lists Wednesday in Room 4. A draft says Thursday in Room 2 with free snacks. Identify the supported corrections and the unsupported detail. Explain why finding N1 successfully would not settle the current-room question.</w:t>
+        <w:t>Inspect a record and a draft. Apply the supplied Generate, Retrieve, or Calculate? facts and keep your reasoning.</w:t>
+      </w:r>
+    </w:p>
+    <w:p>
+      <w:pPr>
+        <w:spacing w:line="336" w:lineRule="auto" w:after="180"/>
+      </w:pPr>
+      <w:r>
+        <w:rPr>
+          <w:b w:val="0"/>
+        </w:rPr>
+        <w:t>N1 lists Room 2. N2 explicitly replaces N1 for this event and lists Wednesday in Room 4. A draft says Thursday in Room 2 with free snacks. Identify the supported corrections and the unsupported detail.</w:t>
+      </w:r>
+    </w:p>
+    <w:p>
+      <w:pPr>
+        <w:spacing w:line="336" w:lineRule="auto" w:after="180"/>
+      </w:pPr>
+      <w:r>
+        <w:rPr>
+          <w:b w:val="0"/>
+        </w:rPr>
+        <w:t>Explain why finding N1 successfully would not settle the current-room question.</w:t>
       </w:r>
     </w:p>
     <w:p>
@@ -929,7 +1523,53 @@
     </w:p>
     <w:p>
       <w:r>
-        <w:t>Current fictional record B lists a library workshop on Friday in Room 5: five tables with six places each, with four places reserved for helpers. B replaces old record A, which lists Room 3. A draft says “Thursday in Room 3, with 30 places remaining and a free bus home.” Retrieve the current day and room, calculate the non-helper places, write a corrected factual sentence and identify the detail that cannot be supported by B.</w:t>
+        <w:t>Attempt before feedback. If this repeats the selected independent case, reuse that first attempt; otherwise keep a separate record. Trace a new library workshop. Apply the supplied Generate, Retrieve, or Calculate? facts and keep your reasoning.</w:t>
+      </w:r>
+    </w:p>
+    <w:p>
+      <w:pPr>
+        <w:spacing w:line="336" w:lineRule="auto" w:after="180"/>
+      </w:pPr>
+      <w:r>
+        <w:rPr>
+          <w:b w:val="0"/>
+        </w:rPr>
+        <w:t>Current fictional record B lists a library workshop on Friday in Room 5: five tables with six places each, with four places reserved for helpers. B replaces old record A, which lists Room 3.</w:t>
+      </w:r>
+    </w:p>
+    <w:p>
+      <w:pPr>
+        <w:spacing w:line="336" w:lineRule="auto" w:after="180"/>
+      </w:pPr>
+      <w:r>
+        <w:rPr>
+          <w:b w:val="0"/>
+        </w:rPr>
+        <w:t xml:space="preserve">A draft says “Thursday in Room 3, with 30 places remaining and a free bus home.” </w:t>
+      </w:r>
+      <w:r>
+        <w:rPr>
+          <w:b/>
+        </w:rPr>
+        <w:t>Retrieve</w:t>
+      </w:r>
+      <w:r>
+        <w:rPr>
+          <w:b w:val="0"/>
+        </w:rPr>
+        <w:t xml:space="preserve"> the current day and room, </w:t>
+      </w:r>
+      <w:r>
+        <w:rPr>
+          <w:b/>
+        </w:rPr>
+        <w:t>calculate</w:t>
+      </w:r>
+      <w:r>
+        <w:rPr>
+          <w:b w:val="0"/>
+        </w:rPr>
+        <w:t xml:space="preserve"> the non-helper places, write a corrected factual sentence and identify the detail that cannot be supported by B.</w:t>
       </w:r>
     </w:p>
     <w:p>
@@ -990,7 +1630,41 @@
     </w:p>
     <w:p>
       <w:r>
-        <w:t>Two applications both display “26 places remain.” Only one provides record B and a trace showing 5 × 6 − 4. What can and cannot be concluded from their matching sentences? Describe how you would check the numerical claim without relying on either application’s assurance.</w:t>
+        <w:t>Do not infer a method from its output. Apply the supplied Generate, Retrieve, or Calculate? facts and keep your reasoning.</w:t>
+      </w:r>
+    </w:p>
+    <w:p>
+      <w:pPr>
+        <w:spacing w:line="336" w:lineRule="auto" w:after="180"/>
+      </w:pPr>
+      <w:r>
+        <w:rPr>
+          <w:b w:val="0"/>
+        </w:rPr>
+        <w:t xml:space="preserve">Two applications both display “26 places remain.” Only one provides record B and a </w:t>
+      </w:r>
+      <w:r>
+        <w:rPr>
+          <w:b/>
+        </w:rPr>
+        <w:t>trace</w:t>
+      </w:r>
+      <w:r>
+        <w:rPr>
+          <w:b w:val="0"/>
+        </w:rPr>
+        <w:t xml:space="preserve"> showing 5 × 6 − 4. What can and cannot be concluded from their matching sentences?</w:t>
+      </w:r>
+    </w:p>
+    <w:p>
+      <w:pPr>
+        <w:spacing w:line="336" w:lineRule="auto" w:after="180"/>
+      </w:pPr>
+      <w:r>
+        <w:rPr>
+          <w:b w:val="0"/>
+        </w:rPr>
+        <w:t>Describe how you would check the numerical claim without relying on either application’s assurance.</w:t>
       </w:r>
     </w:p>
     <w:p>
@@ -1037,6 +1711,11 @@
       </w:pPr>
       <w:r>
         <w:t>17. Feedback, return check and learning record</w:t>
+      </w:r>
+    </w:p>
+    <w:p>
+      <w:r>
+        <w:t>Record the first repaired step and a different case to revisit after a delay.</w:t>
       </w:r>
     </w:p>
     <w:tbl>
@@ -1176,7 +1855,13 @@
       </w:tr>
     </w:tbl>
     <w:p>
-      <w:r>
+      <w:pPr>
+        <w:spacing w:line="336" w:lineRule="auto" w:after="180"/>
+      </w:pPr>
+      <w:r>
+        <w:rPr>
+          <w:b w:val="0"/>
+        </w:rPr>
         <w:t>Revisit this idea with your teacher after a delay. Familiarity is different from explaining and using it on a changed case.</w:t>
       </w:r>
     </w:p>
@@ -1190,16 +1875,39 @@
     </w:p>
     <w:p>
       <w:r>
+        <w:t>A fictional craft invitation combines three different operations. Explain the labelled step before checking the changed condition.</w:t>
+      </w:r>
+    </w:p>
+    <w:p>
+      <w:pPr>
+        <w:spacing w:line="336" w:lineRule="auto" w:after="180"/>
+      </w:pPr>
+      <w:r>
+        <w:rPr>
+          <w:b w:val="0"/>
+        </w:rPr>
         <w:t>A fictional craft invitation combines three different operations.</w:t>
       </w:r>
     </w:p>
     <w:p>
-      <w:r>
+      <w:pPr>
+        <w:spacing w:line="336" w:lineRule="auto" w:after="180"/>
+      </w:pPr>
+      <w:r>
+        <w:rPr>
+          <w:b w:val="0"/>
+        </w:rPr>
         <w:t>Approved record C: Tuesday, Hall 4, three tables with four learner places each.</w:t>
       </w:r>
     </w:p>
     <w:p>
-      <w:r>
+      <w:pPr>
+        <w:spacing w:line="336" w:lineRule="auto" w:after="180"/>
+      </w:pPr>
+      <w:r>
+        <w:rPr>
+          <w:b w:val="0"/>
+        </w:rPr>
         <w:t>Two places are reserved for helpers; no snack information is supplied.</w:t>
       </w:r>
     </w:p>
@@ -1240,7 +1948,14 @@
       </w:r>
     </w:p>
     <w:p>
-      <w:r>
+      <w:pPr>
+        <w:spacing w:line="336" w:lineRule="auto" w:after="180"/>
+        <w:shd w:fill="F5F1FB"/>
+      </w:pPr>
+      <w:r>
+        <w:rPr>
+          <w:b w:val="0"/>
+        </w:rPr>
         <w:t>Label each arrow with its operation. Can the system add snacks because invitations often mention them?</w:t>
       </w:r>
     </w:p>
@@ -1283,13 +1998,58 @@
       </w:r>
     </w:p>
     <w:p>
-      <w:r>
-        <w:t>Support used: alone / hint / worked example. This record is practice evidence.</w:t>
-      </w:r>
-    </w:p>
-    <w:p>
-      <w:r>
-        <w:t>Project connection: Use the sorter’s approved catalogue for facts, explicit calculations for scores and checked prose for explanations.</w:t>
+      <w:pPr>
+        <w:pStyle w:val="Heading3"/>
+      </w:pPr>
+      <w:r>
+        <w:t>Record the help used</w:t>
+      </w:r>
+    </w:p>
+    <w:p>
+      <w:pPr>
+        <w:spacing w:line="336" w:lineRule="auto" w:after="180"/>
+        <w:shd w:fill="F1F6F8"/>
+      </w:pPr>
+      <w:r>
+        <w:rPr>
+          <w:b w:val="0"/>
+        </w:rPr>
+        <w:t xml:space="preserve">Support used: alone / hint / worked example. This record is practice </w:t>
+      </w:r>
+      <w:r>
+        <w:rPr>
+          <w:b/>
+        </w:rPr>
+        <w:t>evidence</w:t>
+      </w:r>
+      <w:r>
+        <w:rPr>
+          <w:b w:val="0"/>
+        </w:rPr>
+        <w:t>.</w:t>
+      </w:r>
+    </w:p>
+    <w:p>
+      <w:pPr>
+        <w:spacing w:line="336" w:lineRule="auto" w:after="180"/>
+      </w:pPr>
+      <w:r>
+        <w:rPr>
+          <w:b w:val="0"/>
+        </w:rPr>
+        <w:t xml:space="preserve">Project connection: Use the sorter’s approved catalogue for facts, explicit </w:t>
+      </w:r>
+      <w:r>
+        <w:rPr>
+          <w:b/>
+        </w:rPr>
+        <w:t>calculation</w:t>
+      </w:r>
+      <w:r>
+        <w:rPr>
+          <w:b w:val="0"/>
+        </w:rPr>
+        <w:t>s for scores and checked prose for explanations.</w:t>
       </w:r>
     </w:p>
     <w:p>
@@ -1302,17 +2062,64 @@
     </w:p>
     <w:p>
       <w:r>
+        <w:t>Keep this week’s input, deciding step, result and limit together in the Helpful Classroom Sorter record.</w:t>
+      </w:r>
+    </w:p>
+    <w:p>
+      <w:pPr>
+        <w:spacing w:line="336" w:lineRule="auto" w:after="180"/>
+      </w:pPr>
+      <w:r>
+        <w:rPr>
+          <w:b w:val="0"/>
+        </w:rPr>
         <w:t>Project: Helpful Classroom Sorter</w:t>
       </w:r>
     </w:p>
     <w:p>
-      <w:r>
-        <w:t>Current milestone: Prepare the demonstration. Gather reproducible instructions, evidence, access checks and remaining limitations.</w:t>
-      </w:r>
-    </w:p>
-    <w:p>
-      <w:r>
-        <w:t>Use the sorter’s approved catalogue for facts, explicit calculations for scores and checked prose for explanations.</w:t>
+      <w:pPr>
+        <w:spacing w:line="336" w:lineRule="auto" w:after="180"/>
+      </w:pPr>
+      <w:r>
+        <w:rPr>
+          <w:b w:val="0"/>
+        </w:rPr>
+        <w:t xml:space="preserve">Current milestone: Prepare the demonstration. Gather reproducible instructions, </w:t>
+      </w:r>
+      <w:r>
+        <w:rPr>
+          <w:b/>
+        </w:rPr>
+        <w:t>evidence</w:t>
+      </w:r>
+      <w:r>
+        <w:rPr>
+          <w:b w:val="0"/>
+        </w:rPr>
+        <w:t>, access checks and remaining limitations.</w:t>
+      </w:r>
+    </w:p>
+    <w:p>
+      <w:pPr>
+        <w:spacing w:line="336" w:lineRule="auto" w:after="180"/>
+      </w:pPr>
+      <w:r>
+        <w:rPr>
+          <w:b w:val="0"/>
+        </w:rPr>
+        <w:t xml:space="preserve">Use the sorter’s approved catalogue for facts, explicit </w:t>
+      </w:r>
+      <w:r>
+        <w:rPr>
+          <w:b/>
+        </w:rPr>
+        <w:t>calculation</w:t>
+      </w:r>
+      <w:r>
+        <w:rPr>
+          <w:b w:val="0"/>
+        </w:rPr>
+        <w:t>s for scores and checked prose for explanations.</w:t>
       </w:r>
     </w:p>
     <w:tbl>
@@ -1474,11 +2281,28 @@
     </w:p>
     <w:p>
       <w:r>
+        <w:t>Try the supported questions before comparing with hints and feedback. Record what you repaired and the evidence you retained.</w:t>
+      </w:r>
+    </w:p>
+    <w:p>
+      <w:pPr>
+        <w:spacing w:line="336" w:lineRule="auto" w:after="180"/>
+      </w:pPr>
+      <w:r>
+        <w:rPr>
+          <w:b w:val="0"/>
+        </w:rPr>
         <w:t>Use this supported practice once, in the browser or on paper. Keep the reserved independent assessment for a separate first attempt before teacher feedback.</w:t>
       </w:r>
     </w:p>
     <w:p>
-      <w:r>
+      <w:pPr>
+        <w:spacing w:line="336" w:lineRule="auto" w:after="180"/>
+      </w:pPr>
+      <w:r>
+        <w:rPr>
+          <w:b w:val="0"/>
+        </w:rPr>
         <w:t>A fictional craft invitation combines three different operations.</w:t>
       </w:r>
     </w:p>
@@ -1491,27 +2315,91 @@
       </w:r>
     </w:p>
     <w:p>
-      <w:r>
+      <w:pPr>
+        <w:spacing w:line="336" w:lineRule="auto" w:after="180"/>
+      </w:pPr>
+      <w:r>
+        <w:rPr>
+          <w:b w:val="0"/>
+        </w:rPr>
         <w:t>Which labelled step matches this detail? A sentence promising snacks has no supporting record.</w:t>
       </w:r>
     </w:p>
     <w:p>
-      <w:r>
-        <w:t>1. Retrieve facts</w:t>
-      </w:r>
-    </w:p>
-    <w:p>
-      <w:r>
-        <w:t>2. Calculate</w:t>
-      </w:r>
-    </w:p>
-    <w:p>
-      <w:r>
-        <w:t>3. Generate wording</w:t>
-      </w:r>
-    </w:p>
-    <w:p>
-      <w:r>
+      <w:pPr>
+        <w:spacing w:line="336" w:lineRule="auto" w:after="180"/>
+        <w:shd w:fill="F4F9FC"/>
+      </w:pPr>
+      <w:r>
+        <w:rPr>
+          <w:b w:val="0"/>
+        </w:rPr>
+        <w:t xml:space="preserve">1. </w:t>
+      </w:r>
+      <w:r>
+        <w:rPr>
+          <w:b/>
+        </w:rPr>
+        <w:t>Retrieve</w:t>
+      </w:r>
+      <w:r>
+        <w:rPr>
+          <w:b w:val="0"/>
+        </w:rPr>
+        <w:t xml:space="preserve"> facts</w:t>
+      </w:r>
+    </w:p>
+    <w:p>
+      <w:pPr>
+        <w:spacing w:line="336" w:lineRule="auto" w:after="180"/>
+        <w:shd w:fill="F4F9FC"/>
+      </w:pPr>
+      <w:r>
+        <w:rPr>
+          <w:b w:val="0"/>
+        </w:rPr>
+        <w:t xml:space="preserve">2. </w:t>
+      </w:r>
+      <w:r>
+        <w:rPr>
+          <w:b/>
+        </w:rPr>
+        <w:t>Calculate</w:t>
+      </w:r>
+    </w:p>
+    <w:p>
+      <w:pPr>
+        <w:spacing w:line="336" w:lineRule="auto" w:after="180"/>
+        <w:shd w:fill="F4F9FC"/>
+      </w:pPr>
+      <w:r>
+        <w:rPr>
+          <w:b w:val="0"/>
+        </w:rPr>
+        <w:t xml:space="preserve">3. </w:t>
+      </w:r>
+      <w:r>
+        <w:rPr>
+          <w:b/>
+        </w:rPr>
+        <w:t>Generate</w:t>
+      </w:r>
+      <w:r>
+        <w:rPr>
+          <w:b w:val="0"/>
+        </w:rPr>
+        <w:t xml:space="preserve"> wording</w:t>
+      </w:r>
+    </w:p>
+    <w:p>
+      <w:pPr>
+        <w:spacing w:line="336" w:lineRule="auto" w:after="180"/>
+        <w:shd w:fill="F4F9FC"/>
+      </w:pPr>
+      <w:r>
+        <w:rPr>
+          <w:b w:val="0"/>
+        </w:rPr>
         <w:t>4. Check claims</w:t>
       </w:r>
     </w:p>
@@ -1549,41 +2437,197 @@
       </w:r>
     </w:p>
     <w:p>
-      <w:r>
+      <w:pPr>
+        <w:pStyle w:val="Heading3"/>
+      </w:pPr>
+      <w:r>
+        <w:t>Hint · try first</w:t>
+      </w:r>
+    </w:p>
+    <w:p>
+      <w:pPr>
+        <w:spacing w:line="336" w:lineRule="auto" w:after="180"/>
+        <w:shd w:fill="F1F6F8"/>
+      </w:pPr>
+      <w:r>
+        <w:rPr>
+          <w:b w:val="0"/>
+        </w:rPr>
         <w:t>Hint if needed: Read the steps in the pictorial case. Match the supplied detail to the stage that performs or records it.</w:t>
       </w:r>
     </w:p>
     <w:p>
-      <w:r>
-        <w:t>After your attempt, compare with the supported explanation: Check claims A sentence promising snacks has no supporting record. Retrieval copies relevant source information; calculation follows arithmetic; generation proposes wording. These jobs can cooperate, but one does not validate the others. A friendly generated sentence can still contain an invented detail. Keep the approved source beside the draft and check each factual claim separately.</w:t>
-      </w:r>
-    </w:p>
-    <w:p>
       <w:pPr>
         <w:pStyle w:val="Heading3"/>
       </w:pPr>
       <w:r>
+        <w:t>Feedback · compare after trying</w:t>
+      </w:r>
+    </w:p>
+    <w:p>
+      <w:pPr>
+        <w:spacing w:line="336" w:lineRule="auto" w:after="180"/>
+        <w:shd w:fill="F1F6FC"/>
+      </w:pPr>
+      <w:r>
+        <w:rPr>
+          <w:b w:val="0"/>
+        </w:rPr>
+        <w:t>After your attempt, compare with the supported explanation: Check claims A sentence promising snacks has no supporting record.</w:t>
+      </w:r>
+    </w:p>
+    <w:p>
+      <w:pPr>
+        <w:spacing w:line="336" w:lineRule="auto" w:after="180"/>
+        <w:shd w:fill="F1F6FC"/>
+      </w:pPr>
+      <w:r>
+        <w:rPr>
+          <w:b/>
+        </w:rPr>
+        <w:t>Retrieval</w:t>
+      </w:r>
+      <w:r>
+        <w:rPr>
+          <w:b w:val="0"/>
+        </w:rPr>
+        <w:t xml:space="preserve"> copies relevant source information; </w:t>
+      </w:r>
+      <w:r>
+        <w:rPr>
+          <w:b/>
+        </w:rPr>
+        <w:t>calculation</w:t>
+      </w:r>
+      <w:r>
+        <w:rPr>
+          <w:b w:val="0"/>
+        </w:rPr>
+        <w:t xml:space="preserve"> follows arithmetic; </w:t>
+      </w:r>
+      <w:r>
+        <w:rPr>
+          <w:b/>
+        </w:rPr>
+        <w:t>generation</w:t>
+      </w:r>
+      <w:r>
+        <w:rPr>
+          <w:b w:val="0"/>
+        </w:rPr>
+        <w:t xml:space="preserve"> proposes wording. These jobs can cooperate, but one does not validate the others.</w:t>
+      </w:r>
+    </w:p>
+    <w:p>
+      <w:pPr>
+        <w:spacing w:line="336" w:lineRule="auto" w:after="180"/>
+        <w:shd w:fill="F1F6FC"/>
+      </w:pPr>
+      <w:r>
+        <w:rPr>
+          <w:b w:val="0"/>
+        </w:rPr>
+        <w:t xml:space="preserve">A friendly </w:t>
+      </w:r>
+      <w:r>
+        <w:rPr>
+          <w:b/>
+        </w:rPr>
+        <w:t>generate</w:t>
+      </w:r>
+      <w:r>
+        <w:rPr>
+          <w:b w:val="0"/>
+        </w:rPr>
+        <w:t>d sentence can still contain an invented detail. Keep the approved source beside the draft and check each factual claim separately.</w:t>
+      </w:r>
+    </w:p>
+    <w:p>
+      <w:pPr>
+        <w:pStyle w:val="Heading3"/>
+      </w:pPr>
+      <w:r>
         <w:t>Practice 2: explain the deciding evidence</w:t>
       </w:r>
     </w:p>
     <w:p>
-      <w:r>
+      <w:pPr>
+        <w:pStyle w:val="Heading3"/>
+      </w:pPr>
+      <w:r>
+        <w:t>Changed case · predict first</w:t>
+      </w:r>
+    </w:p>
+    <w:p>
+      <w:pPr>
+        <w:spacing w:line="336" w:lineRule="auto" w:after="180"/>
+        <w:shd w:fill="F5F1FB"/>
+      </w:pPr>
+      <w:r>
+        <w:rPr>
+          <w:b w:val="0"/>
+        </w:rPr>
         <w:t>Changed-case practice: Reserve four places instead of two, keeping the room and day unchanged. Which conclusion is supported by the supplied facts?</w:t>
       </w:r>
     </w:p>
     <w:p>
-      <w:r>
+      <w:pPr>
+        <w:spacing w:line="336" w:lineRule="auto" w:after="180"/>
+        <w:shd w:fill="F4F9FC"/>
+      </w:pPr>
+      <w:r>
+        <w:rPr>
+          <w:b w:val="0"/>
+        </w:rPr>
         <w:t>1. Eight learner places remain.</w:t>
       </w:r>
     </w:p>
     <w:p>
-      <w:r>
-        <w:t>2. We can decide the result without examining the changed input or the procedure.</w:t>
-      </w:r>
-    </w:p>
-    <w:p>
-      <w:r>
-        <w:t>3. This one example guarantees correct results for every future input.</w:t>
+      <w:pPr>
+        <w:spacing w:line="336" w:lineRule="auto" w:after="180"/>
+        <w:shd w:fill="F4F9FC"/>
+      </w:pPr>
+      <w:r>
+        <w:rPr>
+          <w:b w:val="0"/>
+        </w:rPr>
+        <w:t xml:space="preserve">2. We can decide the result without examining the changed </w:t>
+      </w:r>
+      <w:r>
+        <w:rPr>
+          <w:b/>
+        </w:rPr>
+        <w:t>input</w:t>
+      </w:r>
+      <w:r>
+        <w:rPr>
+          <w:b w:val="0"/>
+        </w:rPr>
+        <w:t xml:space="preserve"> or the procedure.</w:t>
+      </w:r>
+    </w:p>
+    <w:p>
+      <w:pPr>
+        <w:spacing w:line="336" w:lineRule="auto" w:after="180"/>
+        <w:shd w:fill="F4F9FC"/>
+      </w:pPr>
+      <w:r>
+        <w:rPr>
+          <w:b w:val="0"/>
+        </w:rPr>
+        <w:t xml:space="preserve">3. This one example guarantees correct results for every future </w:t>
+      </w:r>
+      <w:r>
+        <w:rPr>
+          <w:b/>
+        </w:rPr>
+        <w:t>input</w:t>
+      </w:r>
+      <w:r>
+        <w:rPr>
+          <w:b w:val="0"/>
+        </w:rPr>
+        <w:t>.</w:t>
       </w:r>
     </w:p>
     <w:p>
@@ -1620,36 +2664,153 @@
       </w:r>
     </w:p>
     <w:p>
-      <w:r>
-        <w:t>Hint if needed: Use the changed condition and the deciding step in the pictorial trace. The answer must say what follows from those facts.</w:t>
-      </w:r>
-    </w:p>
-    <w:p>
-      <w:r>
-        <w:t>After your attempt, compare with the supported explanation: Eight learner places remain. 3×4−4=8; this changes capacity for learners, not the retrieved date or location.</w:t>
-      </w:r>
-    </w:p>
-    <w:p>
       <w:pPr>
         <w:pStyle w:val="Heading3"/>
       </w:pPr>
       <w:r>
+        <w:t>Hint · try first</w:t>
+      </w:r>
+    </w:p>
+    <w:p>
+      <w:pPr>
+        <w:spacing w:line="336" w:lineRule="auto" w:after="180"/>
+        <w:shd w:fill="F1F6F8"/>
+      </w:pPr>
+      <w:r>
+        <w:rPr>
+          <w:b w:val="0"/>
+        </w:rPr>
+        <w:t xml:space="preserve">Hint if needed: Use the changed condition and the deciding step in the pictorial </w:t>
+      </w:r>
+      <w:r>
+        <w:rPr>
+          <w:b/>
+        </w:rPr>
+        <w:t>trace</w:t>
+      </w:r>
+      <w:r>
+        <w:rPr>
+          <w:b w:val="0"/>
+        </w:rPr>
+        <w:t>. The answer must say what follows from those facts.</w:t>
+      </w:r>
+    </w:p>
+    <w:p>
+      <w:pPr>
+        <w:pStyle w:val="Heading3"/>
+      </w:pPr>
+      <w:r>
+        <w:t>Feedback · compare after trying</w:t>
+      </w:r>
+    </w:p>
+    <w:p>
+      <w:pPr>
+        <w:spacing w:line="336" w:lineRule="auto" w:after="180"/>
+        <w:shd w:fill="F1F6FC"/>
+      </w:pPr>
+      <w:r>
+        <w:rPr>
+          <w:b w:val="0"/>
+        </w:rPr>
+        <w:t xml:space="preserve">After your attempt, compare with the supported explanation: Eight learner places remain. 3×4−4=8; this changes capacity for learners, not the </w:t>
+      </w:r>
+      <w:r>
+        <w:rPr>
+          <w:b/>
+        </w:rPr>
+        <w:t>retrieve</w:t>
+      </w:r>
+      <w:r>
+        <w:rPr>
+          <w:b w:val="0"/>
+        </w:rPr>
+        <w:t>d date or location.</w:t>
+      </w:r>
+    </w:p>
+    <w:p>
+      <w:pPr>
+        <w:pStyle w:val="Heading3"/>
+      </w:pPr>
+      <w:r>
         <w:t>Repair a missing building block</w:t>
       </w:r>
     </w:p>
     <w:p>
-      <w:r>
-        <w:t>Review Privacy by Choosing Less (ai-1/24). Goal: Justify which information a stated task needs and remove unnecessary fields. Short practice: For the original task, does adding an anonymous-looking pupil code improve the repair count?. Return to this week and explain what you changed.</w:t>
-      </w:r>
-    </w:p>
-    <w:p>
-      <w:r>
-        <w:t>Review Missing and Unbalanced Examples (ai-1/22). Goal: Name the target collection, selection list and cases actually assessed. Short practice: Would testing only dim plain cards close every current gap? Point to the target groups.. Return to this week and explain what you changed.</w:t>
-      </w:r>
-    </w:p>
-    <w:p>
-      <w:r>
-        <w:t>Review Similarity (ai-1/19). Goal: Calculate similarity using explicitly selected features and a stated scoring rule. Short practice: Point to the matches supporting C’s new score and explain why there is no tie.. Return to this week and explain what you changed.</w:t>
+      <w:pPr>
+        <w:spacing w:line="336" w:lineRule="auto" w:after="180"/>
+      </w:pPr>
+      <w:r>
+        <w:rPr>
+          <w:b w:val="0"/>
+        </w:rPr>
+        <w:t>Review Privacy by Choosing Less (ai-1/24). Goal: Justify which information a stated task needs and remove unnecessary fields.</w:t>
+      </w:r>
+    </w:p>
+    <w:p>
+      <w:pPr>
+        <w:spacing w:line="336" w:lineRule="auto" w:after="180"/>
+      </w:pPr>
+      <w:r>
+        <w:rPr>
+          <w:b w:val="0"/>
+        </w:rPr>
+        <w:t>Short practice: For the original task, does adding an anonymous-looking pupil code improve the repair count?. Return to this week and explain what you changed.</w:t>
+      </w:r>
+    </w:p>
+    <w:p>
+      <w:pPr>
+        <w:spacing w:line="336" w:lineRule="auto" w:after="180"/>
+      </w:pPr>
+      <w:r>
+        <w:rPr>
+          <w:b w:val="0"/>
+        </w:rPr>
+        <w:t>Review Missing and Unbalanced Examples (ai-1/22). Goal: Name the target collection, selection list and cases actually assessed. Short practice: Would testing only dim plain cards close every current gap?</w:t>
+      </w:r>
+    </w:p>
+    <w:p>
+      <w:pPr>
+        <w:spacing w:line="336" w:lineRule="auto" w:after="180"/>
+      </w:pPr>
+      <w:r>
+        <w:rPr>
+          <w:b w:val="0"/>
+        </w:rPr>
+        <w:t>Point to the target groups.. Return to this week and explain what you changed.</w:t>
+      </w:r>
+    </w:p>
+    <w:p>
+      <w:pPr>
+        <w:spacing w:line="336" w:lineRule="auto" w:after="180"/>
+      </w:pPr>
+      <w:r>
+        <w:rPr>
+          <w:b w:val="0"/>
+        </w:rPr>
+        <w:t xml:space="preserve">Review Similarity (ai-1/19). Goal: </w:t>
+      </w:r>
+      <w:r>
+        <w:rPr>
+          <w:b/>
+        </w:rPr>
+        <w:t>Calculate</w:t>
+      </w:r>
+      <w:r>
+        <w:rPr>
+          <w:b w:val="0"/>
+        </w:rPr>
+        <w:t xml:space="preserve"> similarity using explicitly selected features and a stated scoring rule. Short practice: Point to the matches supporting C’s new score and explain why there is no tie..</w:t>
+      </w:r>
+    </w:p>
+    <w:p>
+      <w:pPr>
+        <w:spacing w:line="336" w:lineRule="auto" w:after="180"/>
+      </w:pPr>
+      <w:r>
+        <w:rPr>
+          <w:b w:val="0"/>
+        </w:rPr>
+        <w:t>Return to this week and explain what you changed.</w:t>
       </w:r>
     </w:p>
     <w:p>
@@ -1661,8 +2822,37 @@
       </w:r>
     </w:p>
     <w:p>
-      <w:r>
-        <w:t>Use Download completed work in the hosted lesson to export your answers, reflections, practice feedback and code-run evidence. Open the HTML copy to read or print it. Drafts stay in this browser when storage is available; clear drafts on a shared device.</w:t>
+      <w:pPr>
+        <w:spacing w:line="336" w:lineRule="auto" w:after="180"/>
+      </w:pPr>
+      <w:r>
+        <w:rPr>
+          <w:b w:val="0"/>
+        </w:rPr>
+        <w:t xml:space="preserve">Use Download completed work in the hosted lesson to export your answers, reflections, practice feedback and code-run </w:t>
+      </w:r>
+      <w:r>
+        <w:rPr>
+          <w:b/>
+        </w:rPr>
+        <w:t>evidence</w:t>
+      </w:r>
+      <w:r>
+        <w:rPr>
+          <w:b w:val="0"/>
+        </w:rPr>
+        <w:t>. Open the HTML copy to read or print it.</w:t>
+      </w:r>
+    </w:p>
+    <w:p>
+      <w:pPr>
+        <w:spacing w:line="336" w:lineRule="auto" w:after="180"/>
+      </w:pPr>
+      <w:r>
+        <w:rPr>
+          <w:b w:val="0"/>
+        </w:rPr>
+        <w:t>Drafts stay in this browser when storage is available; clear drafts on a shared device.</w:t>
       </w:r>
     </w:p>
     <w:p>
@@ -1676,6 +2866,848 @@
     <w:p>
       <w:r>
         <w:t>________________________________________________________________</w:t>
+      </w:r>
+    </w:p>
+    <w:p>
+      <w:r>
+        <w:t>________________________________________________________________</w:t>
+      </w:r>
+    </w:p>
+    <w:p>
+      <w:r>
+        <w:t>________________________________________________________________</w:t>
+      </w:r>
+    </w:p>
+    <w:p>
+      <w:r>
+        <w:t>________________________________________________________________</w:t>
+      </w:r>
+    </w:p>
+    <w:p>
+      <w:r>
+        <w:t>________________________________________________________________</w:t>
+      </w:r>
+    </w:p>
+    <w:p>
+      <w:pPr>
+        <w:pStyle w:val="Heading1"/>
+      </w:pPr>
+      <w:r>
+        <w:t>21. Visual concept journey</w:t>
+      </w:r>
+    </w:p>
+    <w:p>
+      <w:r>
+        <w:t>Explain each Generate, Retrieve, or Calculate? picture from its labels, then record a relevant limit.</w:t>
+      </w:r>
+    </w:p>
+    <w:p>
+      <w:pPr>
+        <w:pStyle w:val="Heading3"/>
+      </w:pPr>
+      <w:r>
+        <w:t>01. Generate, Retrieve, or Calculate?: the case</w:t>
+      </w:r>
+    </w:p>
+    <w:p>
+      <w:r>
+        <w:drawing>
+          <wp:inline xmlns:a="http://schemas.openxmlformats.org/drawingml/2006/main" xmlns:pic="http://schemas.openxmlformats.org/drawingml/2006/picture">
+            <wp:extent cx="5486400" cy="2834640"/>
+            <wp:docPr id="2" name="Picture 2" descr="A fictional craft invitation combines three different operations. Supplied facts: Approved record C: Tuesday, Hall 4, three tables with four learner places each. Two places are reserved for helpers; no snack information is supplied."/>
+            <wp:cNvGraphicFramePr>
+              <a:graphicFrameLocks noChangeAspect="1"/>
+            </wp:cNvGraphicFramePr>
+            <a:graphic>
+              <a:graphicData uri="http://schemas.openxmlformats.org/drawingml/2006/picture">
+                <pic:pic>
+                  <pic:nvPicPr>
+                    <pic:cNvPr id="0" name="academy-story-ai-1-25-01.png"/>
+                    <pic:cNvPicPr/>
+                  </pic:nvPicPr>
+                  <pic:blipFill>
+                    <a:blip r:embed="rId10"/>
+                    <a:stretch>
+                      <a:fillRect/>
+                    </a:stretch>
+                  </pic:blipFill>
+                  <pic:spPr>
+                    <a:xfrm>
+                      <a:off x="0" y="0"/>
+                      <a:ext cx="5486400" cy="2834640"/>
+                    </a:xfrm>
+                    <a:prstGeom prst="rect"/>
+                  </pic:spPr>
+                </pic:pic>
+              </a:graphicData>
+            </a:graphic>
+          </wp:inline>
+        </w:drawing>
+      </w:r>
+    </w:p>
+    <w:p>
+      <w:pPr>
+        <w:spacing w:line="336" w:lineRule="auto" w:after="180"/>
+      </w:pPr>
+      <w:r>
+        <w:rPr>
+          <w:b w:val="0"/>
+        </w:rPr>
+        <w:t>A fictional craft invitation combines three different operations. Supplied facts: Approved record C: Tuesday, Hall 4, three tables with four learner places each.</w:t>
+      </w:r>
+    </w:p>
+    <w:p>
+      <w:pPr>
+        <w:spacing w:line="336" w:lineRule="auto" w:after="180"/>
+      </w:pPr>
+      <w:r>
+        <w:rPr>
+          <w:b w:val="0"/>
+        </w:rPr>
+        <w:t>Two places are reserved for helpers; no snack information is supplied.</w:t>
+      </w:r>
+    </w:p>
+    <w:p>
+      <w:pPr>
+        <w:spacing w:line="336" w:lineRule="auto" w:after="180"/>
+        <w:shd w:fill="F5F1FB"/>
+      </w:pPr>
+      <w:r>
+        <w:rPr>
+          <w:b w:val="0"/>
+        </w:rPr>
+        <w:t>Point to the given fact that matters most. Explain why it matters.</w:t>
+      </w:r>
+    </w:p>
+    <w:p>
+      <w:pPr>
+        <w:pStyle w:val="Heading3"/>
+      </w:pPr>
+      <w:r>
+        <w:t>My picture explanation, deciding evidence and one limit</w:t>
+      </w:r>
+    </w:p>
+    <w:p>
+      <w:r>
+        <w:t>________________________________________________________________</w:t>
+      </w:r>
+    </w:p>
+    <w:p>
+      <w:r>
+        <w:t>________________________________________________________________</w:t>
+      </w:r>
+    </w:p>
+    <w:p>
+      <w:r>
+        <w:t>________________________________________________________________</w:t>
+      </w:r>
+    </w:p>
+    <w:p>
+      <w:r>
+        <w:t>________________________________________________________________</w:t>
+      </w:r>
+    </w:p>
+    <w:p>
+      <w:pPr>
+        <w:pStyle w:val="Heading3"/>
+      </w:pPr>
+      <w:r>
+        <w:t>02. Follow the deciding steps</w:t>
+      </w:r>
+    </w:p>
+    <w:p>
+      <w:r>
+        <w:drawing>
+          <wp:inline xmlns:a="http://schemas.openxmlformats.org/drawingml/2006/main" xmlns:pic="http://schemas.openxmlformats.org/drawingml/2006/picture">
+            <wp:extent cx="5486400" cy="4005072"/>
+            <wp:docPr id="3" name="Picture 3" descr="Retrieve facts: Read Tuesday, Hall 4 and 3×4 places from approved C. → Calculate: 12 total places minus 2 reserved =10 learner places. → Generate wording: Draft a friendly invitation using only those supported details. → Check claims: A sentence promising snacks has no supporting record."/>
+            <wp:cNvGraphicFramePr>
+              <a:graphicFrameLocks noChangeAspect="1"/>
+            </wp:cNvGraphicFramePr>
+            <a:graphic>
+              <a:graphicData uri="http://schemas.openxmlformats.org/drawingml/2006/picture">
+                <pic:pic>
+                  <pic:nvPicPr>
+                    <pic:cNvPr id="0" name="academy-story-ai-1-25-02.png"/>
+                    <pic:cNvPicPr/>
+                  </pic:nvPicPr>
+                  <pic:blipFill>
+                    <a:blip r:embed="rId11"/>
+                    <a:stretch>
+                      <a:fillRect/>
+                    </a:stretch>
+                  </pic:blipFill>
+                  <pic:spPr>
+                    <a:xfrm>
+                      <a:off x="0" y="0"/>
+                      <a:ext cx="5486400" cy="4005072"/>
+                    </a:xfrm>
+                    <a:prstGeom prst="rect"/>
+                  </pic:spPr>
+                </pic:pic>
+              </a:graphicData>
+            </a:graphic>
+          </wp:inline>
+        </w:drawing>
+      </w:r>
+    </w:p>
+    <w:p>
+      <w:pPr>
+        <w:spacing w:line="336" w:lineRule="auto" w:after="180"/>
+      </w:pPr>
+      <w:r>
+        <w:rPr>
+          <w:b/>
+        </w:rPr>
+        <w:t>Retrieve</w:t>
+      </w:r>
+      <w:r>
+        <w:rPr>
+          <w:b w:val="0"/>
+        </w:rPr>
+        <w:t xml:space="preserve"> facts: Read Tuesday, Hall 4 and 3×4 places from approved C. → </w:t>
+      </w:r>
+      <w:r>
+        <w:rPr>
+          <w:b/>
+        </w:rPr>
+        <w:t>Calculate</w:t>
+      </w:r>
+      <w:r>
+        <w:rPr>
+          <w:b w:val="0"/>
+        </w:rPr>
+        <w:t xml:space="preserve">: 12 total places minus 2 reserved =10 learner places. → </w:t>
+      </w:r>
+      <w:r>
+        <w:rPr>
+          <w:b/>
+        </w:rPr>
+        <w:t>Generate</w:t>
+      </w:r>
+      <w:r>
+        <w:rPr>
+          <w:b w:val="0"/>
+        </w:rPr>
+        <w:t xml:space="preserve"> wording: Draft a friendly invitation using only those supported details. → Check claims: A sentence promising snacks has no supporting record.</w:t>
+      </w:r>
+    </w:p>
+    <w:p>
+      <w:pPr>
+        <w:spacing w:line="336" w:lineRule="auto" w:after="180"/>
+        <w:shd w:fill="F5F1FB"/>
+      </w:pPr>
+      <w:r>
+        <w:rPr>
+          <w:b w:val="0"/>
+        </w:rPr>
+        <w:t xml:space="preserve">Point to each numbered stage and explain which recorded </w:t>
+      </w:r>
+      <w:r>
+        <w:rPr>
+          <w:b/>
+        </w:rPr>
+        <w:t>input</w:t>
+      </w:r>
+      <w:r>
+        <w:rPr>
+          <w:b w:val="0"/>
+        </w:rPr>
+        <w:t xml:space="preserve"> it uses.</w:t>
+      </w:r>
+    </w:p>
+    <w:p>
+      <w:pPr>
+        <w:pStyle w:val="Heading3"/>
+      </w:pPr>
+      <w:r>
+        <w:t>My picture explanation, deciding evidence and one limit</w:t>
+      </w:r>
+    </w:p>
+    <w:p>
+      <w:r>
+        <w:t>________________________________________________________________</w:t>
+      </w:r>
+    </w:p>
+    <w:p>
+      <w:r>
+        <w:t>________________________________________________________________</w:t>
+      </w:r>
+    </w:p>
+    <w:p>
+      <w:r>
+        <w:t>________________________________________________________________</w:t>
+      </w:r>
+    </w:p>
+    <w:p>
+      <w:r>
+        <w:t>________________________________________________________________</w:t>
+      </w:r>
+    </w:p>
+    <w:p>
+      <w:pPr>
+        <w:pStyle w:val="Heading3"/>
+      </w:pPr>
+      <w:r>
+        <w:t>03. One club task with three kinds of work</w:t>
+      </w:r>
+    </w:p>
+    <w:p>
+      <w:r>
+        <w:drawing>
+          <wp:inline xmlns:a="http://schemas.openxmlformats.org/drawingml/2006/main" xmlns:pic="http://schemas.openxmlformats.org/drawingml/2006/picture">
+            <wp:extent cx="5486400" cy="2834640"/>
+            <wp:docPr id="4" name="Picture 4" descr="One club task with three kinds of work. Retrieve N2 | Room 4 on Wednesday | Right event and version. Calculate | 6 × 4 − 3 = 21 | Inputs and operations. Generate wording | Try a making activity | Facts and constraints"/>
+            <wp:cNvGraphicFramePr>
+              <a:graphicFrameLocks noChangeAspect="1"/>
+            </wp:cNvGraphicFramePr>
+            <a:graphic>
+              <a:graphicData uri="http://schemas.openxmlformats.org/drawingml/2006/picture">
+                <pic:pic>
+                  <pic:nvPicPr>
+                    <pic:cNvPr id="0" name="academy-story-ai-1-25-03.png"/>
+                    <pic:cNvPicPr/>
+                  </pic:nvPicPr>
+                  <pic:blipFill>
+                    <a:blip r:embed="rId12"/>
+                    <a:stretch>
+                      <a:fillRect/>
+                    </a:stretch>
+                  </pic:blipFill>
+                  <pic:spPr>
+                    <a:xfrm>
+                      <a:off x="0" y="0"/>
+                      <a:ext cx="5486400" cy="2834640"/>
+                    </a:xfrm>
+                    <a:prstGeom prst="rect"/>
+                  </pic:spPr>
+                </pic:pic>
+              </a:graphicData>
+            </a:graphic>
+          </wp:inline>
+        </w:drawing>
+      </w:r>
+    </w:p>
+    <w:p>
+      <w:pPr>
+        <w:spacing w:line="336" w:lineRule="auto" w:after="180"/>
+      </w:pPr>
+      <w:r>
+        <w:rPr>
+          <w:b w:val="0"/>
+        </w:rPr>
+        <w:t xml:space="preserve">One club task with three kinds of work. </w:t>
+      </w:r>
+      <w:r>
+        <w:rPr>
+          <w:b/>
+        </w:rPr>
+        <w:t>Retrieve</w:t>
+      </w:r>
+      <w:r>
+        <w:rPr>
+          <w:b w:val="0"/>
+        </w:rPr>
+        <w:t xml:space="preserve"> N2 | Room 4 on Wednesday | Right event and version. </w:t>
+      </w:r>
+      <w:r>
+        <w:rPr>
+          <w:b/>
+        </w:rPr>
+        <w:t>Calculate</w:t>
+      </w:r>
+      <w:r>
+        <w:rPr>
+          <w:b w:val="0"/>
+        </w:rPr>
+        <w:t xml:space="preserve"> | 6 × 4 − 3 = 21 | </w:t>
+      </w:r>
+      <w:r>
+        <w:rPr>
+          <w:b/>
+        </w:rPr>
+        <w:t>Input</w:t>
+      </w:r>
+      <w:r>
+        <w:rPr>
+          <w:b w:val="0"/>
+        </w:rPr>
+        <w:t xml:space="preserve">s and operations. </w:t>
+      </w:r>
+      <w:r>
+        <w:rPr>
+          <w:b/>
+        </w:rPr>
+        <w:t>Generate</w:t>
+      </w:r>
+      <w:r>
+        <w:rPr>
+          <w:b w:val="0"/>
+        </w:rPr>
+        <w:t xml:space="preserve"> wording | Try a making activity | Facts and constraints</w:t>
+      </w:r>
+    </w:p>
+    <w:p>
+      <w:pPr>
+        <w:spacing w:line="336" w:lineRule="auto" w:after="180"/>
+        <w:shd w:fill="F5F1FB"/>
+      </w:pPr>
+      <w:r>
+        <w:rPr>
+          <w:b w:val="0"/>
+        </w:rPr>
+        <w:t>Read the labels and values. Explain the relationship the model shows.</w:t>
+      </w:r>
+    </w:p>
+    <w:p>
+      <w:pPr>
+        <w:pStyle w:val="Heading3"/>
+      </w:pPr>
+      <w:r>
+        <w:t>My picture explanation, deciding evidence and one limit</w:t>
+      </w:r>
+    </w:p>
+    <w:p>
+      <w:r>
+        <w:t>________________________________________________________________</w:t>
+      </w:r>
+    </w:p>
+    <w:p>
+      <w:r>
+        <w:t>________________________________________________________________</w:t>
+      </w:r>
+    </w:p>
+    <w:p>
+      <w:r>
+        <w:t>________________________________________________________________</w:t>
+      </w:r>
+    </w:p>
+    <w:p>
+      <w:r>
+        <w:t>________________________________________________________________</w:t>
+      </w:r>
+    </w:p>
+    <w:p>
+      <w:pPr>
+        <w:pStyle w:val="Heading3"/>
+      </w:pPr>
+      <w:r>
+        <w:t>04. Change one thing. Trace what follows.</w:t>
+      </w:r>
+    </w:p>
+    <w:p>
+      <w:r>
+        <w:drawing>
+          <wp:inline xmlns:a="http://schemas.openxmlformats.org/drawingml/2006/main" xmlns:pic="http://schemas.openxmlformats.org/drawingml/2006/picture">
+            <wp:extent cx="5486400" cy="3026664"/>
+            <wp:docPr id="5" name="Picture 5" descr="Original case: A sentence promising snacks has no supporting record. Changed condition: Reserve four places instead of two, keeping the room and day unchanged. Expected result: Eight learner places remain. Reason: 3×4−4=8; this changes capacity for learners, not the retrieved date or location."/>
+            <wp:cNvGraphicFramePr>
+              <a:graphicFrameLocks noChangeAspect="1"/>
+            </wp:cNvGraphicFramePr>
+            <a:graphic>
+              <a:graphicData uri="http://schemas.openxmlformats.org/drawingml/2006/picture">
+                <pic:pic>
+                  <pic:nvPicPr>
+                    <pic:cNvPr id="0" name="academy-story-ai-1-25-04.png"/>
+                    <pic:cNvPicPr/>
+                  </pic:nvPicPr>
+                  <pic:blipFill>
+                    <a:blip r:embed="rId13"/>
+                    <a:stretch>
+                      <a:fillRect/>
+                    </a:stretch>
+                  </pic:blipFill>
+                  <pic:spPr>
+                    <a:xfrm>
+                      <a:off x="0" y="0"/>
+                      <a:ext cx="5486400" cy="3026664"/>
+                    </a:xfrm>
+                    <a:prstGeom prst="rect"/>
+                  </pic:spPr>
+                </pic:pic>
+              </a:graphicData>
+            </a:graphic>
+          </wp:inline>
+        </w:drawing>
+      </w:r>
+    </w:p>
+    <w:p>
+      <w:pPr>
+        <w:spacing w:line="336" w:lineRule="auto" w:after="180"/>
+      </w:pPr>
+      <w:r>
+        <w:rPr>
+          <w:b w:val="0"/>
+        </w:rPr>
+        <w:t>Original case: A sentence promising snacks has no supporting record. Changed condition: Reserve four places instead of two, keeping the room and day unchanged. Expected result: Eight learner places remain.</w:t>
+      </w:r>
+    </w:p>
+    <w:p>
+      <w:pPr>
+        <w:spacing w:line="336" w:lineRule="auto" w:after="180"/>
+      </w:pPr>
+      <w:r>
+        <w:rPr>
+          <w:b w:val="0"/>
+        </w:rPr>
+        <w:t xml:space="preserve">Reason: 3×4−4=8; this changes capacity for learners, not the </w:t>
+      </w:r>
+      <w:r>
+        <w:rPr>
+          <w:b/>
+        </w:rPr>
+        <w:t>retrieve</w:t>
+      </w:r>
+      <w:r>
+        <w:rPr>
+          <w:b w:val="0"/>
+        </w:rPr>
+        <w:t>d date or location.</w:t>
+      </w:r>
+    </w:p>
+    <w:p>
+      <w:pPr>
+        <w:spacing w:line="336" w:lineRule="auto" w:after="180"/>
+        <w:shd w:fill="F5F1FB"/>
+      </w:pPr>
+      <w:r>
+        <w:rPr>
+          <w:b w:val="0"/>
+        </w:rPr>
+        <w:t>Predict before checking the worked changed-case result. Name what changed and what the supplied facts allow you to conclude.</w:t>
+      </w:r>
+    </w:p>
+    <w:p>
+      <w:pPr>
+        <w:pStyle w:val="Heading3"/>
+      </w:pPr>
+      <w:r>
+        <w:t>My picture explanation, deciding evidence and one limit</w:t>
+      </w:r>
+    </w:p>
+    <w:p>
+      <w:r>
+        <w:t>________________________________________________________________</w:t>
+      </w:r>
+    </w:p>
+    <w:p>
+      <w:r>
+        <w:t>________________________________________________________________</w:t>
+      </w:r>
+    </w:p>
+    <w:p>
+      <w:r>
+        <w:t>________________________________________________________________</w:t>
+      </w:r>
+    </w:p>
+    <w:p>
+      <w:r>
+        <w:t>________________________________________________________________</w:t>
+      </w:r>
+    </w:p>
+    <w:p>
+      <w:pPr>
+        <w:pStyle w:val="Heading3"/>
+      </w:pPr>
+      <w:r>
+        <w:t>05. Connect the explanation to its limit</w:t>
+      </w:r>
+    </w:p>
+    <w:p>
+      <w:r>
+        <w:drawing>
+          <wp:inline xmlns:a="http://schemas.openxmlformats.org/drawingml/2006/main" xmlns:pic="http://schemas.openxmlformats.org/drawingml/2006/picture">
+            <wp:extent cx="5486400" cy="2834640"/>
+            <wp:docPr id="6" name="Picture 6" descr="Retrieval copies relevant source information; calculation follows arithmetic; generation proposes wording. These jobs can cooperate, but one does not validate the others. A friendly generated sentence can still contain an invented detail. Keep the approved source beside the draft and check each factual claim separately. Limit: The fictional source must itself be current and authoritative; retrieval alone does not ensure a record is correct."/>
+            <wp:cNvGraphicFramePr>
+              <a:graphicFrameLocks noChangeAspect="1"/>
+            </wp:cNvGraphicFramePr>
+            <a:graphic>
+              <a:graphicData uri="http://schemas.openxmlformats.org/drawingml/2006/picture">
+                <pic:pic>
+                  <pic:nvPicPr>
+                    <pic:cNvPr id="0" name="academy-story-ai-1-25-05.png"/>
+                    <pic:cNvPicPr/>
+                  </pic:nvPicPr>
+                  <pic:blipFill>
+                    <a:blip r:embed="rId14"/>
+                    <a:stretch>
+                      <a:fillRect/>
+                    </a:stretch>
+                  </pic:blipFill>
+                  <pic:spPr>
+                    <a:xfrm>
+                      <a:off x="0" y="0"/>
+                      <a:ext cx="5486400" cy="2834640"/>
+                    </a:xfrm>
+                    <a:prstGeom prst="rect"/>
+                  </pic:spPr>
+                </pic:pic>
+              </a:graphicData>
+            </a:graphic>
+          </wp:inline>
+        </w:drawing>
+      </w:r>
+    </w:p>
+    <w:p>
+      <w:pPr>
+        <w:spacing w:line="336" w:lineRule="auto" w:after="180"/>
+      </w:pPr>
+      <w:r>
+        <w:rPr>
+          <w:b/>
+        </w:rPr>
+        <w:t>Retrieval</w:t>
+      </w:r>
+      <w:r>
+        <w:rPr>
+          <w:b w:val="0"/>
+        </w:rPr>
+        <w:t xml:space="preserve"> copies relevant source information; </w:t>
+      </w:r>
+      <w:r>
+        <w:rPr>
+          <w:b/>
+        </w:rPr>
+        <w:t>calculation</w:t>
+      </w:r>
+      <w:r>
+        <w:rPr>
+          <w:b w:val="0"/>
+        </w:rPr>
+        <w:t xml:space="preserve"> follows arithmetic; </w:t>
+      </w:r>
+      <w:r>
+        <w:rPr>
+          <w:b/>
+        </w:rPr>
+        <w:t>generation</w:t>
+      </w:r>
+      <w:r>
+        <w:rPr>
+          <w:b w:val="0"/>
+        </w:rPr>
+        <w:t xml:space="preserve"> proposes wording. These jobs can cooperate, but one does not validate the others.</w:t>
+      </w:r>
+    </w:p>
+    <w:p>
+      <w:pPr>
+        <w:spacing w:line="336" w:lineRule="auto" w:after="180"/>
+      </w:pPr>
+      <w:r>
+        <w:rPr>
+          <w:b w:val="0"/>
+        </w:rPr>
+        <w:t xml:space="preserve">A friendly </w:t>
+      </w:r>
+      <w:r>
+        <w:rPr>
+          <w:b/>
+        </w:rPr>
+        <w:t>generate</w:t>
+      </w:r>
+      <w:r>
+        <w:rPr>
+          <w:b w:val="0"/>
+        </w:rPr>
+        <w:t>d sentence can still contain an invented detail. Keep the approved source beside the draft and check each factual claim separately.</w:t>
+      </w:r>
+    </w:p>
+    <w:p>
+      <w:pPr>
+        <w:spacing w:line="336" w:lineRule="auto" w:after="180"/>
+      </w:pPr>
+      <w:r>
+        <w:rPr>
+          <w:b w:val="0"/>
+        </w:rPr>
+        <w:t xml:space="preserve">Limit: The fictional source must itself be current and authoritative; </w:t>
+      </w:r>
+      <w:r>
+        <w:rPr>
+          <w:b/>
+        </w:rPr>
+        <w:t>retrieval</w:t>
+      </w:r>
+      <w:r>
+        <w:rPr>
+          <w:b w:val="0"/>
+        </w:rPr>
+        <w:t xml:space="preserve"> alone does not ensure a record is correct.</w:t>
+      </w:r>
+    </w:p>
+    <w:p>
+      <w:pPr>
+        <w:spacing w:line="336" w:lineRule="auto" w:after="180"/>
+        <w:shd w:fill="F5F1FB"/>
+      </w:pPr>
+      <w:r>
+        <w:rPr>
+          <w:b w:val="0"/>
+        </w:rPr>
+        <w:t>Explain the case, then point to a limit on the claim.</w:t>
+      </w:r>
+    </w:p>
+    <w:p>
+      <w:pPr>
+        <w:pStyle w:val="Heading3"/>
+      </w:pPr>
+      <w:r>
+        <w:t>My picture explanation, deciding evidence and one limit</w:t>
+      </w:r>
+    </w:p>
+    <w:p>
+      <w:r>
+        <w:t>________________________________________________________________</w:t>
+      </w:r>
+    </w:p>
+    <w:p>
+      <w:r>
+        <w:t>________________________________________________________________</w:t>
+      </w:r>
+    </w:p>
+    <w:p>
+      <w:r>
+        <w:t>________________________________________________________________</w:t>
+      </w:r>
+    </w:p>
+    <w:p>
+      <w:r>
+        <w:t>________________________________________________________________</w:t>
+      </w:r>
+    </w:p>
+    <w:p>
+      <w:pPr>
+        <w:pStyle w:val="Heading3"/>
+      </w:pPr>
+      <w:r>
+        <w:t>06. Make the idea visible in your project</w:t>
+      </w:r>
+    </w:p>
+    <w:p>
+      <w:r>
+        <w:drawing>
+          <wp:inline xmlns:a="http://schemas.openxmlformats.org/drawingml/2006/main" xmlns:pic="http://schemas.openxmlformats.org/drawingml/2006/picture">
+            <wp:extent cx="5486400" cy="3529584"/>
+            <wp:docPr id="7" name="Picture 7" descr="Use the sorter’s approved catalogue for facts, explicit calculations for scores and checked prose for explanations. Draw your input, deciding step, result and limit. Supported question: Label each arrow with its operation. Can the system add snacks because invitations often mention them?"/>
+            <wp:cNvGraphicFramePr>
+              <a:graphicFrameLocks noChangeAspect="1"/>
+            </wp:cNvGraphicFramePr>
+            <a:graphic>
+              <a:graphicData uri="http://schemas.openxmlformats.org/drawingml/2006/picture">
+                <pic:pic>
+                  <pic:nvPicPr>
+                    <pic:cNvPr id="0" name="academy-story-ai-1-25-06.png"/>
+                    <pic:cNvPicPr/>
+                  </pic:nvPicPr>
+                  <pic:blipFill>
+                    <a:blip r:embed="rId15"/>
+                    <a:stretch>
+                      <a:fillRect/>
+                    </a:stretch>
+                  </pic:blipFill>
+                  <pic:spPr>
+                    <a:xfrm>
+                      <a:off x="0" y="0"/>
+                      <a:ext cx="5486400" cy="3529584"/>
+                    </a:xfrm>
+                    <a:prstGeom prst="rect"/>
+                  </pic:spPr>
+                </pic:pic>
+              </a:graphicData>
+            </a:graphic>
+          </wp:inline>
+        </w:drawing>
+      </w:r>
+    </w:p>
+    <w:p>
+      <w:pPr>
+        <w:spacing w:line="336" w:lineRule="auto" w:after="180"/>
+      </w:pPr>
+      <w:r>
+        <w:rPr>
+          <w:b w:val="0"/>
+        </w:rPr>
+        <w:t xml:space="preserve">Use the sorter’s approved catalogue for facts, explicit </w:t>
+      </w:r>
+      <w:r>
+        <w:rPr>
+          <w:b/>
+        </w:rPr>
+        <w:t>calculation</w:t>
+      </w:r>
+      <w:r>
+        <w:rPr>
+          <w:b w:val="0"/>
+        </w:rPr>
+        <w:t xml:space="preserve">s for scores and checked prose for explanations. Draw your </w:t>
+      </w:r>
+      <w:r>
+        <w:rPr>
+          <w:b/>
+        </w:rPr>
+        <w:t>input</w:t>
+      </w:r>
+      <w:r>
+        <w:rPr>
+          <w:b w:val="0"/>
+        </w:rPr>
+        <w:t>, deciding step, result and limit. Supported question: Label each arrow with its operation.</w:t>
+      </w:r>
+    </w:p>
+    <w:p>
+      <w:pPr>
+        <w:spacing w:line="336" w:lineRule="auto" w:after="180"/>
+      </w:pPr>
+      <w:r>
+        <w:rPr>
+          <w:b w:val="0"/>
+        </w:rPr>
+        <w:t>Can the system add snacks because invitations often mention them?</w:t>
+      </w:r>
+    </w:p>
+    <w:p>
+      <w:pPr>
+        <w:spacing w:line="336" w:lineRule="auto" w:after="180"/>
+        <w:shd w:fill="F5F1FB"/>
+      </w:pPr>
+      <w:r>
+        <w:rPr>
+          <w:b w:val="0"/>
+        </w:rPr>
+        <w:t xml:space="preserve">Draw your project </w:t>
+      </w:r>
+      <w:r>
+        <w:rPr>
+          <w:b/>
+        </w:rPr>
+        <w:t>trace</w:t>
+      </w:r>
+      <w:r>
+        <w:rPr>
+          <w:b w:val="0"/>
+        </w:rPr>
+        <w:t xml:space="preserve"> and justify the deciding step using </w:t>
+      </w:r>
+      <w:r>
+        <w:rPr>
+          <w:b/>
+        </w:rPr>
+        <w:t>evidence</w:t>
+      </w:r>
+      <w:r>
+        <w:rPr>
+          <w:b w:val="0"/>
+        </w:rPr>
+        <w:t>.</w:t>
+      </w:r>
+    </w:p>
+    <w:p>
+      <w:pPr>
+        <w:pStyle w:val="Heading3"/>
+      </w:pPr>
+      <w:r>
+        <w:t>My picture explanation, deciding evidence and one limit</w:t>
       </w:r>
     </w:p>
     <w:p>

--- a/downloads/workbook/ai-1-week-25.docx
+++ b/downloads/workbook/ai-1-week-25.docx
@@ -25,50 +25,216 @@
         <w:pStyle w:val="Heading1"/>
       </w:pPr>
       <w:r>
-        <w:t>01. Recall and choose your starting point</w:t>
-      </w:r>
-    </w:p>
-    <w:p>
-      <w:r>
-        <w:t>Record your starting explanation for Generate, Retrieve, or Calculate? before opening notes. Show any later correction separately.</w:t>
-      </w:r>
-    </w:p>
-    <w:p>
-      <w:pPr>
-        <w:spacing w:line="336" w:lineRule="auto" w:after="180"/>
-      </w:pPr>
-      <w:r>
-        <w:rPr>
-          <w:b w:val="0"/>
-        </w:rPr>
+        <w:t>One connected mixed-operation audit.</w:t>
+      </w:r>
+    </w:p>
+    <w:p>
+      <w:r>
+        <w:t>Choose checks, repair a calculation, inspect a source version and complete the new library trace before comparing displayed answers.</w:t>
+      </w:r>
+    </w:p>
+    <w:p>
+      <w:r>
+        <w:t>Keep record identifiers, arithmetic and factual wording linked.</w:t>
+      </w:r>
+    </w:p>
+    <w:p>
+      <w:pPr>
+        <w:pStyle w:val="Heading1"/>
+      </w:pPr>
+      <w:r>
+        <w:t>01. Recall: reconnect earlier ideas</w:t>
+      </w:r>
+    </w:p>
+    <w:p>
+      <w:r>
+        <w:t>Retrieve before opening notes.</w:t>
+      </w:r>
+    </w:p>
+    <w:p>
+      <w:pPr>
+        <w:pStyle w:val="Heading2"/>
+      </w:pPr>
+      <w:r>
+        <w:t>Retrieve and explain</w:t>
+      </w:r>
+    </w:p>
+    <w:p>
+      <w:pPr>
+        <w:pStyle w:val="ListBullet"/>
+      </w:pPr>
+      <w:r>
         <w:t>Try the recall before opening notes. Then use a different colour or a labelled second line to correct your explanation.</w:t>
       </w:r>
     </w:p>
     <w:p>
       <w:pPr>
+        <w:pStyle w:val="ListBullet"/>
+      </w:pPr>
+      <w:r>
+        <w:t>Without opening the old lesson, explain one key idea from Privacy by Choosing Less. Give an example and a mistake that the idea helps you avoid.</w:t>
+      </w:r>
+    </w:p>
+    <w:p>
+      <w:pPr>
         <w:pStyle w:val="Heading3"/>
       </w:pPr>
       <w:r>
+        <w:t>My remembered idea, example and correction</w:t>
+      </w:r>
+    </w:p>
+    <w:p>
+      <w:r>
+        <w:t>________________________________________________________________</w:t>
+      </w:r>
+    </w:p>
+    <w:p>
+      <w:r>
+        <w:t>________________________________________________________________</w:t>
+      </w:r>
+    </w:p>
+    <w:p>
+      <w:r>
+        <w:t>________________________________________________________________</w:t>
+      </w:r>
+    </w:p>
+    <w:p>
+      <w:pPr>
+        <w:pStyle w:val="ListBullet"/>
+      </w:pPr>
+      <w:r>
+        <w:t>Without opening the old lesson, explain one key idea from Missing and Unbalanced Examples. Give an example and a mistake that the idea helps you avoid.</w:t>
+      </w:r>
+    </w:p>
+    <w:p>
+      <w:pPr>
+        <w:pStyle w:val="Heading3"/>
+      </w:pPr>
+      <w:r>
+        <w:t>My remembered idea, example and correction</w:t>
+      </w:r>
+    </w:p>
+    <w:p>
+      <w:r>
+        <w:t>________________________________________________________________</w:t>
+      </w:r>
+    </w:p>
+    <w:p>
+      <w:r>
+        <w:t>________________________________________________________________</w:t>
+      </w:r>
+    </w:p>
+    <w:p>
+      <w:r>
+        <w:t>________________________________________________________________</w:t>
+      </w:r>
+    </w:p>
+    <w:p>
+      <w:pPr>
+        <w:pStyle w:val="ListBullet"/>
+      </w:pPr>
+      <w:r>
+        <w:t>Without opening the old lesson, explain one key idea from Similarity. Give an example and a mistake that the idea helps you avoid.</w:t>
+      </w:r>
+    </w:p>
+    <w:p>
+      <w:pPr>
+        <w:pStyle w:val="Heading3"/>
+      </w:pPr>
+      <w:r>
+        <w:t>My remembered idea, example and correction</w:t>
+      </w:r>
+    </w:p>
+    <w:p>
+      <w:r>
+        <w:t>________________________________________________________________</w:t>
+      </w:r>
+    </w:p>
+    <w:p>
+      <w:r>
+        <w:t>________________________________________________________________</w:t>
+      </w:r>
+    </w:p>
+    <w:p>
+      <w:r>
+        <w:t>________________________________________________________________</w:t>
+      </w:r>
+    </w:p>
+    <w:p>
+      <w:pPr>
+        <w:pStyle w:val="Heading2"/>
+      </w:pPr>
+      <w:r>
+        <w:t>Earlier wording, alternatives and picture transcripts · reference / check after trying</w:t>
+      </w:r>
+    </w:p>
+    <w:p>
+      <w:pPr>
+        <w:pStyle w:val="Heading3"/>
+      </w:pPr>
+      <w:r>
         <w:t>Privacy by Choosing Less</w:t>
       </w:r>
     </w:p>
     <w:p>
       <w:pPr>
-        <w:spacing w:line="336" w:lineRule="auto" w:after="180"/>
-      </w:pPr>
-      <w:r>
-        <w:rPr>
-          <w:b w:val="0"/>
-        </w:rPr>
-        <w:t>Without opening the old lesson, explain one key idea from Privacy by Choosing Less. Give an example and a mistake that the idea helps you avoid.</w:t>
-      </w:r>
-    </w:p>
-    <w:p>
-      <w:pPr>
         <w:pStyle w:val="Heading3"/>
       </w:pPr>
       <w:r>
-        <w:t>My remembered idea, example and correction</w:t>
+        <w:t>Missing and Unbalanced Examples</w:t>
+      </w:r>
+    </w:p>
+    <w:p>
+      <w:pPr>
+        <w:pStyle w:val="Heading3"/>
+      </w:pPr>
+      <w:r>
+        <w:t>Similarity</w:t>
+      </w:r>
+    </w:p>
+    <w:p>
+      <w:pPr>
+        <w:pStyle w:val="Heading1"/>
+      </w:pPr>
+      <w:r>
+        <w:t>12. W1 · Match operations to checks</w:t>
+      </w:r>
+    </w:p>
+    <w:p>
+      <w:r>
+        <w:t>Use the supplied N2 reference for facts and inputs.</w:t>
+      </w:r>
+    </w:p>
+    <w:p>
+      <w:pPr>
+        <w:pStyle w:val="Heading2"/>
+      </w:pPr>
+      <w:r>
+        <w:t>Your evidence record</w:t>
+      </w:r>
+    </w:p>
+    <w:p>
+      <w:pPr>
+        <w:pStyle w:val="ListBullet"/>
+      </w:pPr>
+      <w:r>
+        <w:t>Reference for W1–W3: fictional current notice N2 replaces N1 for this event. N2 says Wednesday, Room 4, six tables with four total places each and three places reserved for helpers. N1 says Room 2. No snack information is supplied. Keep this notice separate from craft record C and independent library record B.</w:t>
+      </w:r>
+    </w:p>
+    <w:p>
+      <w:pPr>
+        <w:pStyle w:val="ListBullet"/>
+      </w:pPr>
+      <w:r>
+        <w:t>For each task name the main operation and a suitable check: find the room listed in N2; work out six tables of four places minus three reserved places; suggest an inviting title for the event. Can an application combine these operations?</w:t>
+      </w:r>
+    </w:p>
+    <w:p>
+      <w:pPr>
+        <w:pStyle w:val="Heading3"/>
+      </w:pPr>
+      <w:r>
+        <w:t>My reasoning and evidence</w:t>
       </w:r>
     </w:p>
     <w:p>
@@ -87,22 +253,114 @@
       </w:r>
     </w:p>
     <w:p>
+      <w:r>
+        <w:t>________________________________________________________________</w:t>
+      </w:r>
+    </w:p>
+    <w:p>
+      <w:r>
+        <w:t>________________________________________________________________</w:t>
+      </w:r>
+    </w:p>
+    <w:p>
+      <w:r>
+        <w:t>________________________________________________________________</w:t>
+      </w:r>
+    </w:p>
+    <w:p>
+      <w:pPr>
+        <w:pStyle w:val="Heading1"/>
+      </w:pPr>
+      <w:r>
+        <w:t>13. W2 · Repair an incomplete calculation</w:t>
+      </w:r>
+    </w:p>
+    <w:p>
+      <w:r>
+        <w:t>Explain the difference between total and non-helper places.</w:t>
+      </w:r>
+    </w:p>
+    <w:p>
+      <w:pPr>
+        <w:pStyle w:val="Heading2"/>
+      </w:pPr>
+      <w:r>
+        <w:t>Your evidence record</w:t>
+      </w:r>
+    </w:p>
+    <w:p>
+      <w:pPr>
+        <w:pStyle w:val="ListBullet"/>
+      </w:pPr>
+      <w:r>
+        <w:t>A calculator correctly returns 24 for 6 × 4. A pupil reports this as the number of non-helper places available. Explain the problem and write the correct expression, result and meaning.</w:t>
+      </w:r>
+    </w:p>
+    <w:p>
       <w:pPr>
         <w:pStyle w:val="Heading3"/>
       </w:pPr>
       <w:r>
-        <w:t>Missing and Unbalanced Examples</w:t>
-      </w:r>
-    </w:p>
-    <w:p>
-      <w:pPr>
-        <w:spacing w:line="336" w:lineRule="auto" w:after="180"/>
-      </w:pPr>
-      <w:r>
-        <w:rPr>
-          <w:b w:val="0"/>
-        </w:rPr>
-        <w:t>Without opening the old lesson, explain one key idea from Missing and Unbalanced Examples. Give an example and a mistake that the idea helps you avoid.</w:t>
+        <w:t>My reasoning and evidence</w:t>
+      </w:r>
+    </w:p>
+    <w:p>
+      <w:r>
+        <w:t>________________________________________________________________</w:t>
+      </w:r>
+    </w:p>
+    <w:p>
+      <w:r>
+        <w:t>________________________________________________________________</w:t>
+      </w:r>
+    </w:p>
+    <w:p>
+      <w:r>
+        <w:t>________________________________________________________________</w:t>
+      </w:r>
+    </w:p>
+    <w:p>
+      <w:r>
+        <w:t>________________________________________________________________</w:t>
+      </w:r>
+    </w:p>
+    <w:p>
+      <w:r>
+        <w:t>________________________________________________________________</w:t>
+      </w:r>
+    </w:p>
+    <w:p>
+      <w:r>
+        <w:t>________________________________________________________________</w:t>
+      </w:r>
+    </w:p>
+    <w:p>
+      <w:pPr>
+        <w:pStyle w:val="Heading1"/>
+      </w:pPr>
+      <w:r>
+        <w:t>14. W3 · Audit the current source and draft claims</w:t>
+      </w:r>
+    </w:p>
+    <w:p>
+      <w:r>
+        <w:t>Use the explicit replacement statement and retain unsupported details as unknown.</w:t>
+      </w:r>
+    </w:p>
+    <w:p>
+      <w:pPr>
+        <w:pStyle w:val="Heading2"/>
+      </w:pPr>
+      <w:r>
+        <w:t>Your evidence record</w:t>
+      </w:r>
+    </w:p>
+    <w:p>
+      <w:pPr>
+        <w:pStyle w:val="ListBullet"/>
+      </w:pPr>
+      <w:r>
+        <w:t>N1 lists Room 2. N2 explicitly replaces N1 for this event and lists Wednesday in Room 4. A draft says Thursday in Room 2 with free snacks. Identify the supported corrections and the unsupported detail. Explain why finding N1 successfully would not settle the current-room question.</w:t>
       </w:r>
     </w:p>
     <w:p>
@@ -110,7 +368,7 @@
         <w:pStyle w:val="Heading3"/>
       </w:pPr>
       <w:r>
-        <w:t>My remembered idea, example and correction</w:t>
+        <w:t>My reasoning and evidence</w:t>
       </w:r>
     </w:p>
     <w:p>
@@ -129,33 +387,6 @@
       </w:r>
     </w:p>
     <w:p>
-      <w:pPr>
-        <w:pStyle w:val="Heading3"/>
-      </w:pPr>
-      <w:r>
-        <w:t>Similarity</w:t>
-      </w:r>
-    </w:p>
-    <w:p>
-      <w:pPr>
-        <w:spacing w:line="336" w:lineRule="auto" w:after="180"/>
-      </w:pPr>
-      <w:r>
-        <w:rPr>
-          <w:b w:val="0"/>
-        </w:rPr>
-        <w:t>Without opening the old lesson, explain one key idea from Similarity. Give an example and a mistake that the idea helps you avoid.</w:t>
-      </w:r>
-    </w:p>
-    <w:p>
-      <w:pPr>
-        <w:pStyle w:val="Heading3"/>
-      </w:pPr>
-      <w:r>
-        <w:t>My remembered idea, example and correction</w:t>
-      </w:r>
-    </w:p>
-    <w:p>
       <w:r>
         <w:t>________________________________________________________________</w:t>
       </w:r>
@@ -175,294 +406,20 @@
         <w:pStyle w:val="Heading1"/>
       </w:pPr>
       <w:r>
-        <w:t>02. Practise with fading help</w:t>
-      </w:r>
-    </w:p>
-    <w:p>
-      <w:r>
-        <w:t>Complete the supported Generate, Retrieve, or Calculate? trace and record the first step you can explain without help.</w:t>
-      </w:r>
-    </w:p>
-    <w:p>
-      <w:pPr>
-        <w:spacing w:line="336" w:lineRule="auto" w:after="180"/>
-      </w:pPr>
-      <w:r>
-        <w:rPr>
-          <w:b w:val="0"/>
-        </w:rPr>
-        <w:t xml:space="preserve">Use W2: Separate a correct sum from a correct answer for </w:t>
-      </w:r>
-      <w:r>
-        <w:rPr>
-          <w:b/>
-        </w:rPr>
-        <w:t>Generation</w:t>
-      </w:r>
-      <w:r>
-        <w:rPr>
-          <w:b w:val="0"/>
-        </w:rPr>
-        <w:t xml:space="preserve"> </w:t>
-      </w:r>
-      <w:r>
-        <w:rPr>
-          <w:b/>
-        </w:rPr>
-        <w:t>retrieval</w:t>
-      </w:r>
-      <w:r>
-        <w:rPr>
-          <w:b w:val="0"/>
-        </w:rPr>
-        <w:t xml:space="preserve"> and </w:t>
-      </w:r>
-      <w:r>
-        <w:rPr>
-          <w:b/>
-        </w:rPr>
-        <w:t>calculation</w:t>
-      </w:r>
-      <w:r>
-        <w:rPr>
-          <w:b w:val="0"/>
-        </w:rPr>
-        <w:t>. Record the answer once; the lesson and workbook refer to the same attempt.</w:t>
-      </w:r>
-    </w:p>
-    <w:tbl>
-      <w:tblPr>
-        <w:tblStyle w:val="LightShading-Accent1"/>
-        <w:tblW w:type="auto" w:w="0"/>
-        <w:tblLook w:firstColumn="1" w:firstRow="1" w:lastColumn="0" w:lastRow="0" w:noHBand="0" w:noVBand="1" w:val="04A0"/>
-      </w:tblPr>
-      <w:tblGrid>
-        <w:gridCol w:w="2556"/>
-        <w:gridCol w:w="2556"/>
-        <w:gridCol w:w="2556"/>
-        <w:gridCol w:w="2556"/>
-      </w:tblGrid>
-      <w:tr>
-        <w:trPr>
-          <w:tblHeader/>
-        </w:trPr>
-        <w:tc>
-          <w:tcPr>
-            <w:tcW w:type="dxa" w:w="2556"/>
-          </w:tcPr>
-          <w:p>
-            <w:r>
-              <w:t>Given inputs</w:t>
-            </w:r>
-          </w:p>
-        </w:tc>
-        <w:tc>
-          <w:tcPr>
-            <w:tcW w:type="dxa" w:w="2556"/>
-          </w:tcPr>
-          <w:p>
-            <w:r>
-              <w:t>Procedure I chose</w:t>
-            </w:r>
-          </w:p>
-        </w:tc>
-        <w:tc>
-          <w:tcPr>
-            <w:tcW w:type="dxa" w:w="2556"/>
-          </w:tcPr>
-          <w:p>
-            <w:r>
-              <w:t>Middle steps</w:t>
-            </w:r>
-          </w:p>
-        </w:tc>
-        <w:tc>
-          <w:tcPr>
-            <w:tcW w:type="dxa" w:w="2556"/>
-          </w:tcPr>
-          <w:p>
-            <w:r>
-              <w:t>Result and check</w:t>
-            </w:r>
-          </w:p>
-        </w:tc>
-      </w:tr>
-      <w:tr>
-        <w:tc>
-          <w:tcPr>
-            <w:tcW w:type="dxa" w:w="2556"/>
-          </w:tcPr>
-          <w:p>
-            <w:r/>
-          </w:p>
-        </w:tc>
-        <w:tc>
-          <w:tcPr>
-            <w:tcW w:type="dxa" w:w="2556"/>
-          </w:tcPr>
-          <w:p>
-            <w:r/>
-          </w:p>
-        </w:tc>
-        <w:tc>
-          <w:tcPr>
-            <w:tcW w:type="dxa" w:w="2556"/>
-          </w:tcPr>
-          <w:p>
-            <w:r/>
-          </w:p>
-        </w:tc>
-        <w:tc>
-          <w:tcPr>
-            <w:tcW w:type="dxa" w:w="2556"/>
-          </w:tcPr>
-          <w:p>
-            <w:r/>
-          </w:p>
-        </w:tc>
-      </w:tr>
-    </w:tbl>
-    <w:p>
-      <w:pPr>
-        <w:pStyle w:val="Heading3"/>
-      </w:pPr>
-      <w:r>
-        <w:t>The step I completed without help, and the hint I needed</w:t>
-      </w:r>
-    </w:p>
-    <w:p>
-      <w:r>
-        <w:t>________________________________________________________________</w:t>
-      </w:r>
-    </w:p>
-    <w:p>
-      <w:r>
-        <w:t>________________________________________________________________</w:t>
-      </w:r>
-    </w:p>
-    <w:p>
-      <w:r>
-        <w:t>________________________________________________________________</w:t>
-      </w:r>
-    </w:p>
-    <w:p>
-      <w:pPr>
-        <w:pStyle w:val="Heading1"/>
-      </w:pPr>
-      <w:r>
-        <w:t>03. Individual reasoning check</w:t>
-      </w:r>
-    </w:p>
-    <w:p>
-      <w:r>
-        <w:t>Check the proposed Generate, Retrieve, or Calculate? explanation against the supplied facts before discussing it.</w:t>
-      </w:r>
-    </w:p>
-    <w:p>
-      <w:pPr>
-        <w:spacing w:line="336" w:lineRule="auto" w:after="180"/>
-      </w:pPr>
-      <w:r>
-        <w:rPr>
-          <w:b w:val="0"/>
-        </w:rPr>
-        <w:t xml:space="preserve">Use the worked case for </w:t>
-      </w:r>
-      <w:r>
-        <w:rPr>
-          <w:b/>
-        </w:rPr>
-        <w:t>Generation</w:t>
-      </w:r>
-      <w:r>
-        <w:rPr>
-          <w:b w:val="0"/>
-        </w:rPr>
-        <w:t xml:space="preserve"> </w:t>
-      </w:r>
-      <w:r>
-        <w:rPr>
-          <w:b/>
-        </w:rPr>
-        <w:t>retrieval</w:t>
-      </w:r>
-      <w:r>
-        <w:rPr>
-          <w:b w:val="0"/>
-        </w:rPr>
-        <w:t xml:space="preserve"> and </w:t>
-      </w:r>
-      <w:r>
-        <w:rPr>
-          <w:b/>
-        </w:rPr>
-        <w:t>calculation</w:t>
-      </w:r>
-      <w:r>
-        <w:rPr>
-          <w:b w:val="0"/>
-        </w:rPr>
-        <w:t>. Proposed explanation: “Retrieving a record proves it is current”. Decide whether this explanation is supported.</w:t>
-      </w:r>
-    </w:p>
-    <w:p>
-      <w:pPr>
-        <w:spacing w:line="336" w:lineRule="auto" w:after="180"/>
-      </w:pPr>
-      <w:r>
-        <w:rPr>
-          <w:b w:val="0"/>
-        </w:rPr>
-        <w:t>Point to the step or supplied fact that decides; explain your repair if needed.</w:t>
-      </w:r>
-    </w:p>
-    <w:p>
-      <w:pPr>
-        <w:pStyle w:val="Heading3"/>
-      </w:pPr>
-      <w:r>
-        <w:t>My explanation before partner discussion</w:t>
-      </w:r>
-    </w:p>
-    <w:p>
-      <w:r>
-        <w:t>________________________________________________________________</w:t>
-      </w:r>
-    </w:p>
-    <w:p>
-      <w:r>
-        <w:t>________________________________________________________________</w:t>
-      </w:r>
-    </w:p>
-    <w:p>
-      <w:r>
-        <w:t>________________________________________________________________</w:t>
-      </w:r>
-    </w:p>
-    <w:p>
-      <w:r>
-        <w:t>________________________________________________________________</w:t>
-      </w:r>
-    </w:p>
-    <w:p>
-      <w:pPr>
-        <w:pStyle w:val="Heading1"/>
-      </w:pPr>
-      <w:r>
-        <w:t>04. Independent transfer case</w:t>
-      </w:r>
-    </w:p>
-    <w:p>
-      <w:r>
-        <w:t>Write one first attempt at the reserved independent case before feedback. Repeated copies of that case refer to the same recorded attempt.</w:t>
-      </w:r>
-    </w:p>
-    <w:p>
-      <w:pPr>
-        <w:pStyle w:val="Heading3"/>
-      </w:pPr>
-      <w:r>
-        <w:t>Independent case: Trace a new library workshop</w:t>
+        <w:t>04. W4 · Trace a new library workshop</w:t>
+      </w:r>
+    </w:p>
+    <w:p>
+      <w:r>
+        <w:t>Keep one first attempt before hints or feedback.</w:t>
+      </w:r>
+    </w:p>
+    <w:p>
+      <w:pPr>
+        <w:pStyle w:val="Heading2"/>
+      </w:pPr>
+      <w:r>
+        <w:t>Read and explain independently</w:t>
       </w:r>
     </w:p>
     <w:p>
@@ -556,6 +513,14 @@
     </w:p>
     <w:p>
       <w:pPr>
+        <w:pStyle w:val="Heading2"/>
+      </w:pPr>
+      <w:r>
+        <w:t>Keep a fair record</w:t>
+      </w:r>
+    </w:p>
+    <w:p>
+      <w:pPr>
         <w:spacing w:line="336" w:lineRule="auto" w:after="180"/>
       </w:pPr>
       <w:r>
@@ -567,33 +532,123 @@
     </w:p>
     <w:p>
       <w:pPr>
+        <w:pStyle w:val="Heading2"/>
+      </w:pPr>
+      <w:r>
+        <w:t>Earlier wording, alternatives and picture transcripts · reference / check after trying</w:t>
+      </w:r>
+    </w:p>
+    <w:p>
+      <w:pPr>
+        <w:pStyle w:val="Heading3"/>
+      </w:pPr>
+      <w:r>
+        <w:t>Independent case: Trace a new library workshop</w:t>
+      </w:r>
+    </w:p>
+    <w:p>
+      <w:pPr>
         <w:pStyle w:val="Heading1"/>
       </w:pPr>
       <w:r>
-        <w:t>05. Your learning target</w:t>
-      </w:r>
-    </w:p>
-    <w:p>
-      <w:r>
-        <w:t>Connect the Generate, Retrieve, or Calculate? target to a trace and a justified conclusion.</w:t>
+        <w:t>16. W5 · Inspect matching answers after the library trace</w:t>
+      </w:r>
+    </w:p>
+    <w:p>
+      <w:r>
+        <w:t>Distinguish equal displayed text from evidence about the actual operations.</w:t>
+      </w:r>
+    </w:p>
+    <w:p>
+      <w:pPr>
+        <w:pStyle w:val="Heading2"/>
+      </w:pPr>
+      <w:r>
+        <w:t>Your evidence record</w:t>
+      </w:r>
+    </w:p>
+    <w:p>
+      <w:pPr>
+        <w:pStyle w:val="ListBullet"/>
+      </w:pPr>
+      <w:r>
+        <w:t>Two applications both display “26 places remain.” Only one provides record B and a trace showing 5 × 6 − 4. What can and cannot be concluded from their matching sentences? Describe how you would check the numerical claim without relying on either application’s assurance.</w:t>
+      </w:r>
+    </w:p>
+    <w:p>
+      <w:pPr>
+        <w:pStyle w:val="Heading3"/>
+      </w:pPr>
+      <w:r>
+        <w:t>My reasoning and evidence</w:t>
+      </w:r>
+    </w:p>
+    <w:p>
+      <w:r>
+        <w:t>________________________________________________________________</w:t>
+      </w:r>
+    </w:p>
+    <w:p>
+      <w:r>
+        <w:t>________________________________________________________________</w:t>
+      </w:r>
+    </w:p>
+    <w:p>
+      <w:r>
+        <w:t>________________________________________________________________</w:t>
+      </w:r>
+    </w:p>
+    <w:p>
+      <w:r>
+        <w:t>________________________________________________________________</w:t>
+      </w:r>
+    </w:p>
+    <w:p>
+      <w:r>
+        <w:t>________________________________________________________________</w:t>
+      </w:r>
+    </w:p>
+    <w:p>
+      <w:r>
+        <w:t>________________________________________________________________</w:t>
+      </w:r>
+    </w:p>
+    <w:p>
+      <w:pPr>
+        <w:pStyle w:val="Heading1"/>
+      </w:pPr>
+      <w:r>
+        <w:t>09. Project · Keep the decision and its evidence</w:t>
+      </w:r>
+    </w:p>
+    <w:p>
+      <w:r>
+        <w:t>Add this week’s change to your existing project record.</w:t>
+      </w:r>
+    </w:p>
+    <w:p>
+      <w:pPr>
+        <w:pStyle w:val="Heading2"/>
+      </w:pPr>
+      <w:r>
+        <w:t>Your evidence record</w:t>
       </w:r>
     </w:p>
     <w:p>
       <w:pPr>
         <w:spacing w:line="336" w:lineRule="auto" w:after="180"/>
-        <w:shd w:fill="F5F1FB"/>
       </w:pPr>
       <w:r>
         <w:rPr>
           <w:b w:val="0"/>
         </w:rPr>
-        <w:t xml:space="preserve">Three tasks are: invent a school motto, find the exact fire-drill meeting point in a supplied handbook, and divide 84 stickers among 7 teams. Choose </w:t>
+        <w:t xml:space="preserve">Label every sorter component as </w:t>
       </w:r>
       <w:r>
         <w:rPr>
           <w:b/>
         </w:rPr>
-        <w:t>generation</w:t>
+        <w:t>generate</w:t>
       </w:r>
       <w:r>
         <w:rPr>
@@ -605,89 +660,7 @@
         <w:rPr>
           <w:b/>
         </w:rPr>
-        <w:t>retrieval</w:t>
-      </w:r>
-      <w:r>
-        <w:rPr>
-          <w:b w:val="0"/>
-        </w:rPr>
-        <w:t xml:space="preserve"> or </w:t>
-      </w:r>
-      <w:r>
-        <w:rPr>
-          <w:b/>
-        </w:rPr>
-        <w:t>calculation</w:t>
-      </w:r>
-      <w:r>
-        <w:rPr>
-          <w:b w:val="0"/>
-        </w:rPr>
-        <w:t xml:space="preserve"> for each. Which </w:t>
-      </w:r>
-      <w:r>
-        <w:rPr>
-          <w:b/>
-        </w:rPr>
-        <w:t>output</w:t>
-      </w:r>
-      <w:r>
-        <w:rPr>
-          <w:b w:val="0"/>
-        </w:rPr>
-        <w:t>s need checking?</w:t>
-      </w:r>
-    </w:p>
-    <w:p>
-      <w:pPr>
-        <w:pStyle w:val="Heading1"/>
-      </w:pPr>
-      <w:r>
-        <w:t>06. Solve the given case</w:t>
-      </w:r>
-    </w:p>
-    <w:p>
-      <w:r>
-        <w:t>Solve the supplied Generate, Retrieve, or Calculate? case and show the deciding evidence.</w:t>
-      </w:r>
-    </w:p>
-    <w:p>
-      <w:pPr>
-        <w:spacing w:line="336" w:lineRule="auto" w:after="180"/>
-      </w:pPr>
-      <w:r>
-        <w:rPr>
-          <w:b w:val="0"/>
-        </w:rPr>
-        <w:t>A learner needs a new poem, 18+7, and a passage from the class handbook.</w:t>
-      </w:r>
-    </w:p>
-    <w:p>
-      <w:pPr>
-        <w:spacing w:line="336" w:lineRule="auto" w:after="180"/>
-      </w:pPr>
-      <w:r>
-        <w:rPr>
-          <w:b w:val="0"/>
-        </w:rPr>
-        <w:t>Choose the operation for each.</w:t>
-      </w:r>
-    </w:p>
-    <w:p>
-      <w:pPr>
-        <w:spacing w:line="336" w:lineRule="auto" w:after="180"/>
-      </w:pPr>
-      <w:r>
-        <w:rPr>
-          <w:b w:val="0"/>
-        </w:rPr>
-        <w:t xml:space="preserve">Show your </w:t>
-      </w:r>
-      <w:r>
-        <w:rPr>
-          <w:b/>
-        </w:rPr>
-        <w:t>trace</w:t>
+        <w:t>retrieve</w:t>
       </w:r>
       <w:r>
         <w:rPr>
@@ -699,13 +672,48 @@
         <w:rPr>
           <w:b/>
         </w:rPr>
-        <w:t>calculation</w:t>
+        <w:t>calculate</w:t>
       </w:r>
       <w:r>
         <w:rPr>
           <w:b w:val="0"/>
         </w:rPr>
-        <w:t xml:space="preserve"> or </w:t>
+        <w:t xml:space="preserve">, fixed rule, learned </w:t>
+      </w:r>
+      <w:r>
+        <w:rPr>
+          <w:b/>
+        </w:rPr>
+        <w:t>prediction</w:t>
+      </w:r>
+      <w:r>
+        <w:rPr>
+          <w:b w:val="0"/>
+        </w:rPr>
+        <w:t xml:space="preserve">, or </w:t>
+      </w:r>
+      <w:r>
+        <w:rPr>
+          <w:b/>
+        </w:rPr>
+        <w:t>human decision</w:t>
+      </w:r>
+      <w:r>
+        <w:rPr>
+          <w:b w:val="0"/>
+        </w:rPr>
+        <w:t>.</w:t>
+      </w:r>
+    </w:p>
+    <w:p>
+      <w:pPr>
+        <w:spacing w:line="336" w:lineRule="auto" w:after="180"/>
+      </w:pPr>
+      <w:r>
+        <w:rPr>
+          <w:b w:val="0"/>
+        </w:rPr>
+        <w:t xml:space="preserve">The project change and </w:t>
       </w:r>
       <w:r>
         <w:rPr>
@@ -713,368 +721,6 @@
         </w:rPr>
         <w:t>evidence</w:t>
       </w:r>
-    </w:p>
-    <w:p>
-      <w:pPr>
-        <w:pStyle w:val="Heading3"/>
-      </w:pPr>
-      <w:r>
-        <w:t>Write or draw your reasoning and evidence.</w:t>
-      </w:r>
-    </w:p>
-    <w:p>
-      <w:r>
-        <w:t>________________________________________________________________</w:t>
-      </w:r>
-    </w:p>
-    <w:p>
-      <w:r>
-        <w:t>________________________________________________________________</w:t>
-      </w:r>
-    </w:p>
-    <w:p>
-      <w:r>
-        <w:t>________________________________________________________________</w:t>
-      </w:r>
-    </w:p>
-    <w:p>
-      <w:r>
-        <w:t>________________________________________________________________</w:t>
-      </w:r>
-    </w:p>
-    <w:p>
-      <w:r>
-        <w:t>________________________________________________________________</w:t>
-      </w:r>
-    </w:p>
-    <w:p>
-      <w:pPr>
-        <w:pStyle w:val="Heading1"/>
-      </w:pPr>
-      <w:r>
-        <w:t>07. Check a changed case</w:t>
-      </w:r>
-    </w:p>
-    <w:p>
-      <w:r>
-        <w:t>Apply the procedure to the changed case and record why the conclusion follows.</w:t>
-      </w:r>
-    </w:p>
-    <w:p>
-      <w:pPr>
-        <w:spacing w:line="336" w:lineRule="auto" w:after="180"/>
-      </w:pPr>
-      <w:r>
-        <w:rPr>
-          <w:b w:val="0"/>
-        </w:rPr>
-        <w:t>Choose a method for each task: invent a dragon story; find the library's posted hours; compute 7 plus 5. Explain why the methods differ.</w:t>
-      </w:r>
-    </w:p>
-    <w:p>
-      <w:pPr>
-        <w:spacing w:line="336" w:lineRule="auto" w:after="180"/>
-      </w:pPr>
-      <w:r>
-        <w:rPr>
-          <w:b w:val="0"/>
-        </w:rPr>
-        <w:t>My independent answer and reason</w:t>
-      </w:r>
-    </w:p>
-    <w:p>
-      <w:pPr>
-        <w:pStyle w:val="Heading3"/>
-      </w:pPr>
-      <w:r>
-        <w:t>Write or draw your reasoning and evidence.</w:t>
-      </w:r>
-    </w:p>
-    <w:p>
-      <w:r>
-        <w:t>________________________________________________________________</w:t>
-      </w:r>
-    </w:p>
-    <w:p>
-      <w:r>
-        <w:t>________________________________________________________________</w:t>
-      </w:r>
-    </w:p>
-    <w:p>
-      <w:r>
-        <w:t>________________________________________________________________</w:t>
-      </w:r>
-    </w:p>
-    <w:p>
-      <w:r>
-        <w:t>________________________________________________________________</w:t>
-      </w:r>
-    </w:p>
-    <w:p>
-      <w:r>
-        <w:t>________________________________________________________________</w:t>
-      </w:r>
-    </w:p>
-    <w:p>
-      <w:pPr>
-        <w:pStyle w:val="Heading3"/>
-      </w:pPr>
-      <w:r>
-        <w:t>Week 25 Test and reflect</w:t>
-      </w:r>
-    </w:p>
-    <w:p>
-      <w:pPr>
-        <w:pStyle w:val="Heading1"/>
-      </w:pPr>
-      <w:r>
-        <w:t>08. Design a revealing test</w:t>
-      </w:r>
-    </w:p>
-    <w:p>
-      <w:r>
-        <w:t>Specify a changed input, expected result and observation separately.</w:t>
-      </w:r>
-    </w:p>
-    <w:p>
-      <w:pPr>
-        <w:spacing w:line="336" w:lineRule="auto" w:after="180"/>
-      </w:pPr>
-      <w:r>
-        <w:rPr>
-          <w:b w:val="0"/>
-        </w:rPr>
-        <w:t xml:space="preserve">Create a changed </w:t>
-      </w:r>
-      <w:r>
-        <w:rPr>
-          <w:b/>
-        </w:rPr>
-        <w:t>input</w:t>
-      </w:r>
-      <w:r>
-        <w:rPr>
-          <w:b w:val="0"/>
-        </w:rPr>
-        <w:t>, boundary case or missing-information case. Write the expected answer or safe response before testing.</w:t>
-      </w:r>
-    </w:p>
-    <w:tbl>
-      <w:tblPr>
-        <w:tblStyle w:val="LightShading-Accent1"/>
-        <w:tblW w:type="auto" w:w="0"/>
-        <w:tblLook w:firstColumn="1" w:firstRow="1" w:lastColumn="0" w:lastRow="0" w:noHBand="0" w:noVBand="1" w:val="04A0"/>
-      </w:tblPr>
-      <w:tblGrid>
-        <w:gridCol w:w="5112"/>
-        <w:gridCol w:w="5112"/>
-      </w:tblGrid>
-      <w:tr>
-        <w:trPr>
-          <w:tblHeader/>
-        </w:trPr>
-        <w:tc>
-          <w:tcPr>
-            <w:tcW w:type="dxa" w:w="5112"/>
-          </w:tcPr>
-          <w:p>
-            <w:r>
-              <w:t>Test record</w:t>
-            </w:r>
-          </w:p>
-        </w:tc>
-        <w:tc>
-          <w:tcPr>
-            <w:tcW w:type="dxa" w:w="5112"/>
-          </w:tcPr>
-          <w:p>
-            <w:r>
-              <w:t>My evidence</w:t>
-            </w:r>
-          </w:p>
-        </w:tc>
-      </w:tr>
-      <w:tr>
-        <w:tc>
-          <w:tcPr>
-            <w:tcW w:type="dxa" w:w="5112"/>
-          </w:tcPr>
-          <w:p>
-            <w:r>
-              <w:t>Changed input or condition</w:t>
-            </w:r>
-          </w:p>
-        </w:tc>
-        <w:tc>
-          <w:tcPr>
-            <w:tcW w:type="dxa" w:w="5112"/>
-          </w:tcPr>
-          <w:p>
-            <w:r/>
-          </w:p>
-        </w:tc>
-      </w:tr>
-      <w:tr>
-        <w:tc>
-          <w:tcPr>
-            <w:tcW w:type="dxa" w:w="5112"/>
-          </w:tcPr>
-          <w:p>
-            <w:r>
-              <w:t>Expected answer or fallback</w:t>
-            </w:r>
-          </w:p>
-        </w:tc>
-        <w:tc>
-          <w:tcPr>
-            <w:tcW w:type="dxa" w:w="5112"/>
-          </w:tcPr>
-          <w:p>
-            <w:r/>
-          </w:p>
-        </w:tc>
-      </w:tr>
-      <w:tr>
-        <w:tc>
-          <w:tcPr>
-            <w:tcW w:type="dxa" w:w="5112"/>
-          </w:tcPr>
-          <w:p>
-            <w:r>
-              <w:t>Observed result</w:t>
-            </w:r>
-          </w:p>
-        </w:tc>
-        <w:tc>
-          <w:tcPr>
-            <w:tcW w:type="dxa" w:w="5112"/>
-          </w:tcPr>
-          <w:p>
-            <w:r/>
-          </w:p>
-        </w:tc>
-      </w:tr>
-      <w:tr>
-        <w:tc>
-          <w:tcPr>
-            <w:tcW w:type="dxa" w:w="5112"/>
-          </w:tcPr>
-          <w:p>
-            <w:r>
-              <w:t>Why the result occurred</w:t>
-            </w:r>
-          </w:p>
-        </w:tc>
-        <w:tc>
-          <w:tcPr>
-            <w:tcW w:type="dxa" w:w="5112"/>
-          </w:tcPr>
-          <w:p>
-            <w:r/>
-          </w:p>
-        </w:tc>
-      </w:tr>
-    </w:tbl>
-    <w:p>
-      <w:pPr>
-        <w:pStyle w:val="Heading1"/>
-      </w:pPr>
-      <w:r>
-        <w:t>09. Project checkpoint</w:t>
-      </w:r>
-    </w:p>
-    <w:p>
-      <w:r>
-        <w:t>Justify what Generate, Retrieve, or Calculate? adds to Helpful Classroom Sorter and keep the evidence.</w:t>
-      </w:r>
-    </w:p>
-    <w:p>
-      <w:pPr>
-        <w:spacing w:line="336" w:lineRule="auto" w:after="180"/>
-      </w:pPr>
-      <w:r>
-        <w:rPr>
-          <w:b w:val="0"/>
-        </w:rPr>
-        <w:t xml:space="preserve">Label every sorter component as </w:t>
-      </w:r>
-      <w:r>
-        <w:rPr>
-          <w:b/>
-        </w:rPr>
-        <w:t>generate</w:t>
-      </w:r>
-      <w:r>
-        <w:rPr>
-          <w:b w:val="0"/>
-        </w:rPr>
-        <w:t xml:space="preserve">, </w:t>
-      </w:r>
-      <w:r>
-        <w:rPr>
-          <w:b/>
-        </w:rPr>
-        <w:t>retrieve</w:t>
-      </w:r>
-      <w:r>
-        <w:rPr>
-          <w:b w:val="0"/>
-        </w:rPr>
-        <w:t xml:space="preserve">, </w:t>
-      </w:r>
-      <w:r>
-        <w:rPr>
-          <w:b/>
-        </w:rPr>
-        <w:t>calculate</w:t>
-      </w:r>
-      <w:r>
-        <w:rPr>
-          <w:b w:val="0"/>
-        </w:rPr>
-        <w:t xml:space="preserve">, fixed rule, learned </w:t>
-      </w:r>
-      <w:r>
-        <w:rPr>
-          <w:b/>
-        </w:rPr>
-        <w:t>prediction</w:t>
-      </w:r>
-      <w:r>
-        <w:rPr>
-          <w:b w:val="0"/>
-        </w:rPr>
-        <w:t xml:space="preserve">, or </w:t>
-      </w:r>
-      <w:r>
-        <w:rPr>
-          <w:b/>
-        </w:rPr>
-        <w:t>human decision</w:t>
-      </w:r>
-      <w:r>
-        <w:rPr>
-          <w:b w:val="0"/>
-        </w:rPr>
-        <w:t>.</w:t>
-      </w:r>
-    </w:p>
-    <w:p>
-      <w:pPr>
-        <w:spacing w:line="336" w:lineRule="auto" w:after="180"/>
-      </w:pPr>
-      <w:r>
-        <w:rPr>
-          <w:b w:val="0"/>
-        </w:rPr>
-        <w:t xml:space="preserve">The project change and </w:t>
-      </w:r>
-      <w:r>
-        <w:rPr>
-          <w:b/>
-        </w:rPr>
-        <w:t>evidence</w:t>
-      </w:r>
       <w:r>
         <w:rPr>
           <w:b w:val="0"/>
@@ -1120,602 +766,20 @@
         <w:pStyle w:val="Heading1"/>
       </w:pPr>
       <w:r>
-        <w:t>10. Self check</w:t>
-      </w:r>
-    </w:p>
-    <w:p>
-      <w:r>
-        <w:t>Judge explanation, evidence, transfer and limits separately; attach the work behind your judgement.</w:t>
-      </w:r>
-    </w:p>
-    <w:p>
-      <w:pPr>
-        <w:pStyle w:val="ListBullet"/>
-      </w:pPr>
-      <w:r>
-        <w:t>I can explain the mechanism.</w:t>
-      </w:r>
-    </w:p>
-    <w:p>
-      <w:pPr>
-        <w:pStyle w:val="ListBullet"/>
-      </w:pPr>
-      <w:r>
-        <w:t>I can show evidence.</w:t>
-      </w:r>
-    </w:p>
-    <w:p>
-      <w:pPr>
-        <w:pStyle w:val="ListBullet"/>
-      </w:pPr>
-      <w:r>
-        <w:t>I can handle a changed case.</w:t>
-      </w:r>
-    </w:p>
-    <w:p>
-      <w:pPr>
-        <w:pStyle w:val="ListBullet"/>
-      </w:pPr>
-      <w:r>
-        <w:t>I can name a limit.</w:t>
-      </w:r>
-    </w:p>
-    <w:p>
-      <w:r>
-        <w:t>Mark each as not yet, with help or independently, and attach supporting work.</w:t>
-      </w:r>
-    </w:p>
-    <w:p>
-      <w:pPr>
-        <w:spacing w:line="336" w:lineRule="auto" w:after="180"/>
-      </w:pPr>
-      <w:r>
-        <w:rPr>
-          <w:b w:val="0"/>
-        </w:rPr>
-        <w:t>Teacher review ____________________  Next step ____________________</w:t>
-      </w:r>
-    </w:p>
-    <w:p>
-      <w:pPr>
-        <w:pStyle w:val="Heading1"/>
-      </w:pPr>
-      <w:r>
-        <w:t>11. Transfer practice from the original programme</w:t>
-      </w:r>
-    </w:p>
-    <w:p>
-      <w:r>
-        <w:t>Use this earlier case as transfer practice. A case already discussed with feedback is not fresh assessment evidence.</w:t>
-      </w:r>
-    </w:p>
-    <w:p>
-      <w:pPr>
-        <w:spacing w:line="336" w:lineRule="auto" w:after="180"/>
-        <w:shd w:fill="F5F1FB"/>
-      </w:pPr>
-      <w:r>
-        <w:rPr>
-          <w:b w:val="0"/>
-        </w:rPr>
-        <w:t xml:space="preserve">Three tasks are: invent a school motto, find the exact fire-drill meeting point in a supplied handbook, and divide 84 stickers among 7 teams. Choose </w:t>
-      </w:r>
-      <w:r>
-        <w:rPr>
-          <w:b/>
-        </w:rPr>
-        <w:t>generation</w:t>
-      </w:r>
-      <w:r>
-        <w:rPr>
-          <w:b w:val="0"/>
-        </w:rPr>
-        <w:t xml:space="preserve">, </w:t>
-      </w:r>
-      <w:r>
-        <w:rPr>
-          <w:b/>
-        </w:rPr>
-        <w:t>retrieval</w:t>
-      </w:r>
-      <w:r>
-        <w:rPr>
-          <w:b w:val="0"/>
-        </w:rPr>
-        <w:t xml:space="preserve"> or </w:t>
-      </w:r>
-      <w:r>
-        <w:rPr>
-          <w:b/>
-        </w:rPr>
-        <w:t>calculation</w:t>
-      </w:r>
-      <w:r>
-        <w:rPr>
-          <w:b w:val="0"/>
-        </w:rPr>
-        <w:t xml:space="preserve"> for each. Which </w:t>
-      </w:r>
-      <w:r>
-        <w:rPr>
-          <w:b/>
-        </w:rPr>
-        <w:t>output</w:t>
-      </w:r>
-      <w:r>
-        <w:rPr>
-          <w:b w:val="0"/>
-        </w:rPr>
-        <w:t>s need checking?</w:t>
-      </w:r>
-    </w:p>
-    <w:p>
-      <w:pPr>
-        <w:pStyle w:val="Heading3"/>
-      </w:pPr>
-      <w:r>
-        <w:t>My independently reasoned answer</w:t>
-      </w:r>
-    </w:p>
-    <w:p>
-      <w:r>
-        <w:t>________________________________________________________________</w:t>
-      </w:r>
-    </w:p>
-    <w:p>
-      <w:r>
-        <w:t>________________________________________________________________</w:t>
-      </w:r>
-    </w:p>
-    <w:p>
-      <w:r>
-        <w:t>________________________________________________________________</w:t>
-      </w:r>
-    </w:p>
-    <w:p>
-      <w:r>
-        <w:t>________________________________________________________________</w:t>
-      </w:r>
-    </w:p>
-    <w:p>
-      <w:r>
-        <w:t>________________________________________________________________</w:t>
-      </w:r>
-    </w:p>
-    <w:p>
-      <w:r>
-        <w:t>________________________________________________________________</w:t>
-      </w:r>
-    </w:p>
-    <w:p>
-      <w:r>
-        <w:t>________________________________________________________________</w:t>
-      </w:r>
-    </w:p>
-    <w:p>
-      <w:pPr>
-        <w:spacing w:line="336" w:lineRule="auto" w:after="180"/>
-      </w:pPr>
-      <w:r>
-        <w:rPr>
-          <w:b w:val="0"/>
-        </w:rPr>
-        <w:t>Record support used: none, hint or teacher explanation.</w:t>
-      </w:r>
-    </w:p>
-    <w:p>
-      <w:pPr>
-        <w:pStyle w:val="Heading1"/>
-      </w:pPr>
-      <w:r>
-        <w:t>12. W1 Name the operation and its evidence</w:t>
-      </w:r>
-    </w:p>
-    <w:p>
-      <w:r>
-        <w:t>Name the operation and its evidence. Apply the supplied Generate, Retrieve, or Calculate? facts and keep your reasoning.</w:t>
-      </w:r>
-    </w:p>
-    <w:p>
-      <w:pPr>
-        <w:spacing w:line="336" w:lineRule="auto" w:after="180"/>
-        <w:shd w:fill="F5F1FB"/>
-      </w:pPr>
-      <w:r>
-        <w:rPr>
-          <w:b w:val="0"/>
-        </w:rPr>
-        <w:t>For each task name the main operation and a suitable check: find the room listed in N2; work out six tables of four places minus three reserved places; suggest an inviting title for the event.</w:t>
-      </w:r>
-    </w:p>
-    <w:p>
-      <w:pPr>
-        <w:spacing w:line="336" w:lineRule="auto" w:after="180"/>
-        <w:shd w:fill="F5F1FB"/>
-      </w:pPr>
-      <w:r>
-        <w:rPr>
-          <w:b w:val="0"/>
-        </w:rPr>
-        <w:t>Can an application combine these operations?</w:t>
-      </w:r>
-    </w:p>
-    <w:p>
-      <w:pPr>
-        <w:pStyle w:val="Heading3"/>
-      </w:pPr>
-      <w:r>
-        <w:t>My reasoning and evidence</w:t>
-      </w:r>
-    </w:p>
-    <w:p>
-      <w:r>
-        <w:t>________________________________________________________________</w:t>
-      </w:r>
-    </w:p>
-    <w:p>
-      <w:r>
-        <w:t>________________________________________________________________</w:t>
-      </w:r>
-    </w:p>
-    <w:p>
-      <w:r>
-        <w:t>________________________________________________________________</w:t>
-      </w:r>
-    </w:p>
-    <w:p>
-      <w:r>
-        <w:t>________________________________________________________________</w:t>
-      </w:r>
-    </w:p>
-    <w:p>
-      <w:r>
-        <w:t>________________________________________________________________</w:t>
-      </w:r>
-    </w:p>
-    <w:p>
-      <w:r>
-        <w:t>________________________________________________________________</w:t>
-      </w:r>
-    </w:p>
-    <w:p>
-      <w:pPr>
-        <w:pStyle w:val="Heading1"/>
-      </w:pPr>
-      <w:r>
-        <w:t>13. W2 Separate a correct sum from a correct answer</w:t>
-      </w:r>
-    </w:p>
-    <w:p>
-      <w:r>
-        <w:t>Separate a correct sum from a correct answer. Apply the supplied Generate, Retrieve, or Calculate? facts and keep your reasoning.</w:t>
-      </w:r>
-    </w:p>
-    <w:p>
-      <w:pPr>
-        <w:spacing w:line="336" w:lineRule="auto" w:after="180"/>
-      </w:pPr>
-      <w:r>
-        <w:rPr>
-          <w:b w:val="0"/>
-        </w:rPr>
-        <w:t>A calculator correctly returns 24 for 6 × 4. A pupil reports this as the number of non-helper places available. Explain the problem and write the correct expression, result and meaning.</w:t>
-      </w:r>
-    </w:p>
-    <w:p>
-      <w:pPr>
-        <w:pStyle w:val="Heading3"/>
-      </w:pPr>
-      <w:r>
-        <w:t>My reasoning and evidence</w:t>
-      </w:r>
-    </w:p>
-    <w:p>
-      <w:r>
-        <w:t>________________________________________________________________</w:t>
-      </w:r>
-    </w:p>
-    <w:p>
-      <w:r>
-        <w:t>________________________________________________________________</w:t>
-      </w:r>
-    </w:p>
-    <w:p>
-      <w:r>
-        <w:t>________________________________________________________________</w:t>
-      </w:r>
-    </w:p>
-    <w:p>
-      <w:r>
-        <w:t>________________________________________________________________</w:t>
-      </w:r>
-    </w:p>
-    <w:p>
-      <w:r>
-        <w:t>________________________________________________________________</w:t>
-      </w:r>
-    </w:p>
-    <w:p>
-      <w:r>
-        <w:t>________________________________________________________________</w:t>
-      </w:r>
-    </w:p>
-    <w:p>
-      <w:pPr>
-        <w:pStyle w:val="Heading1"/>
-      </w:pPr>
-      <w:r>
-        <w:t>14. W3 Inspect a record and a draft</w:t>
-      </w:r>
-    </w:p>
-    <w:p>
-      <w:r>
-        <w:t>Inspect a record and a draft. Apply the supplied Generate, Retrieve, or Calculate? facts and keep your reasoning.</w:t>
-      </w:r>
-    </w:p>
-    <w:p>
-      <w:pPr>
-        <w:spacing w:line="336" w:lineRule="auto" w:after="180"/>
-      </w:pPr>
-      <w:r>
-        <w:rPr>
-          <w:b w:val="0"/>
-        </w:rPr>
-        <w:t>N1 lists Room 2. N2 explicitly replaces N1 for this event and lists Wednesday in Room 4. A draft says Thursday in Room 2 with free snacks. Identify the supported corrections and the unsupported detail.</w:t>
-      </w:r>
-    </w:p>
-    <w:p>
-      <w:pPr>
-        <w:spacing w:line="336" w:lineRule="auto" w:after="180"/>
-      </w:pPr>
-      <w:r>
-        <w:rPr>
-          <w:b w:val="0"/>
-        </w:rPr>
-        <w:t>Explain why finding N1 successfully would not settle the current-room question.</w:t>
-      </w:r>
-    </w:p>
-    <w:p>
-      <w:pPr>
-        <w:pStyle w:val="Heading3"/>
-      </w:pPr>
-      <w:r>
-        <w:t>My reasoning and evidence</w:t>
-      </w:r>
-    </w:p>
-    <w:p>
-      <w:r>
-        <w:t>________________________________________________________________</w:t>
-      </w:r>
-    </w:p>
-    <w:p>
-      <w:r>
-        <w:t>________________________________________________________________</w:t>
-      </w:r>
-    </w:p>
-    <w:p>
-      <w:r>
-        <w:t>________________________________________________________________</w:t>
-      </w:r>
-    </w:p>
-    <w:p>
-      <w:r>
-        <w:t>________________________________________________________________</w:t>
-      </w:r>
-    </w:p>
-    <w:p>
-      <w:r>
-        <w:t>________________________________________________________________</w:t>
-      </w:r>
-    </w:p>
-    <w:p>
-      <w:r>
-        <w:t>________________________________________________________________</w:t>
-      </w:r>
-    </w:p>
-    <w:p>
-      <w:pPr>
-        <w:pStyle w:val="Heading1"/>
-      </w:pPr>
-      <w:r>
-        <w:t>15. W4 Trace a new library workshop</w:t>
-      </w:r>
-    </w:p>
-    <w:p>
-      <w:r>
-        <w:t>Attempt before feedback. If this repeats the selected independent case, reuse that first attempt; otherwise keep a separate record. Trace a new library workshop. Apply the supplied Generate, Retrieve, or Calculate? facts and keep your reasoning.</w:t>
-      </w:r>
-    </w:p>
-    <w:p>
-      <w:pPr>
-        <w:spacing w:line="336" w:lineRule="auto" w:after="180"/>
-      </w:pPr>
-      <w:r>
-        <w:rPr>
-          <w:b w:val="0"/>
-        </w:rPr>
-        <w:t>Current fictional record B lists a library workshop on Friday in Room 5: five tables with six places each, with four places reserved for helpers. B replaces old record A, which lists Room 3.</w:t>
-      </w:r>
-    </w:p>
-    <w:p>
-      <w:pPr>
-        <w:spacing w:line="336" w:lineRule="auto" w:after="180"/>
-      </w:pPr>
-      <w:r>
-        <w:rPr>
-          <w:b w:val="0"/>
-        </w:rPr>
-        <w:t xml:space="preserve">A draft says “Thursday in Room 3, with 30 places remaining and a free bus home.” </w:t>
-      </w:r>
-      <w:r>
-        <w:rPr>
-          <w:b/>
-        </w:rPr>
-        <w:t>Retrieve</w:t>
-      </w:r>
-      <w:r>
-        <w:rPr>
-          <w:b w:val="0"/>
-        </w:rPr>
-        <w:t xml:space="preserve"> the current day and room, </w:t>
-      </w:r>
-      <w:r>
-        <w:rPr>
-          <w:b/>
-        </w:rPr>
-        <w:t>calculate</w:t>
-      </w:r>
-      <w:r>
-        <w:rPr>
-          <w:b w:val="0"/>
-        </w:rPr>
-        <w:t xml:space="preserve"> the non-helper places, write a corrected factual sentence and identify the detail that cannot be supported by B.</w:t>
-      </w:r>
-    </w:p>
-    <w:p>
-      <w:pPr>
-        <w:pStyle w:val="Heading3"/>
-      </w:pPr>
-      <w:r>
-        <w:t>My reasoning and evidence</w:t>
-      </w:r>
-    </w:p>
-    <w:p>
-      <w:r>
-        <w:t>________________________________________________________________</w:t>
-      </w:r>
-    </w:p>
-    <w:p>
-      <w:r>
-        <w:t>________________________________________________________________</w:t>
-      </w:r>
-    </w:p>
-    <w:p>
-      <w:r>
-        <w:t>________________________________________________________________</w:t>
-      </w:r>
-    </w:p>
-    <w:p>
-      <w:r>
-        <w:t>________________________________________________________________</w:t>
-      </w:r>
-    </w:p>
-    <w:p>
-      <w:r>
-        <w:t>________________________________________________________________</w:t>
-      </w:r>
-    </w:p>
-    <w:p>
-      <w:r>
-        <w:t>________________________________________________________________</w:t>
-      </w:r>
-    </w:p>
-    <w:p>
-      <w:r>
-        <w:t>________________________________________________________________</w:t>
-      </w:r>
-    </w:p>
-    <w:p>
-      <w:r>
-        <w:t>________________________________________________________________</w:t>
-      </w:r>
-    </w:p>
-    <w:p>
-      <w:pPr>
-        <w:pStyle w:val="Heading1"/>
-      </w:pPr>
-      <w:r>
-        <w:t>16. W5 Do not infer a method from its output</w:t>
-      </w:r>
-    </w:p>
-    <w:p>
-      <w:r>
-        <w:t>Do not infer a method from its output. Apply the supplied Generate, Retrieve, or Calculate? facts and keep your reasoning.</w:t>
-      </w:r>
-    </w:p>
-    <w:p>
-      <w:pPr>
-        <w:spacing w:line="336" w:lineRule="auto" w:after="180"/>
-      </w:pPr>
-      <w:r>
-        <w:rPr>
-          <w:b w:val="0"/>
-        </w:rPr>
-        <w:t xml:space="preserve">Two applications both display “26 places remain.” Only one provides record B and a </w:t>
-      </w:r>
-      <w:r>
-        <w:rPr>
-          <w:b/>
-        </w:rPr>
-        <w:t>trace</w:t>
-      </w:r>
-      <w:r>
-        <w:rPr>
-          <w:b w:val="0"/>
-        </w:rPr>
-        <w:t xml:space="preserve"> showing 5 × 6 − 4. What can and cannot be concluded from their matching sentences?</w:t>
-      </w:r>
-    </w:p>
-    <w:p>
-      <w:pPr>
-        <w:spacing w:line="336" w:lineRule="auto" w:after="180"/>
-      </w:pPr>
-      <w:r>
-        <w:rPr>
-          <w:b w:val="0"/>
-        </w:rPr>
-        <w:t>Describe how you would check the numerical claim without relying on either application’s assurance.</w:t>
-      </w:r>
-    </w:p>
-    <w:p>
-      <w:pPr>
-        <w:pStyle w:val="Heading3"/>
-      </w:pPr>
-      <w:r>
-        <w:t>My reasoning and evidence</w:t>
-      </w:r>
-    </w:p>
-    <w:p>
-      <w:r>
-        <w:t>________________________________________________________________</w:t>
-      </w:r>
-    </w:p>
-    <w:p>
-      <w:r>
-        <w:t>________________________________________________________________</w:t>
-      </w:r>
-    </w:p>
-    <w:p>
-      <w:r>
-        <w:t>________________________________________________________________</w:t>
-      </w:r>
-    </w:p>
-    <w:p>
-      <w:r>
-        <w:t>________________________________________________________________</w:t>
-      </w:r>
-    </w:p>
-    <w:p>
-      <w:r>
-        <w:t>________________________________________________________________</w:t>
-      </w:r>
-    </w:p>
-    <w:p>
-      <w:r>
-        <w:t>________________________________________________________________</w:t>
-      </w:r>
-    </w:p>
-    <w:p>
-      <w:pPr>
-        <w:pStyle w:val="Heading1"/>
-      </w:pPr>
-      <w:r>
-        <w:t>17. Feedback, return check and learning record</w:t>
-      </w:r>
-    </w:p>
-    <w:p>
-      <w:r>
-        <w:t>Record the first repaired step and a different case to revisit after a delay.</w:t>
+        <w:t>17. Feedback · Repair and return</w:t>
+      </w:r>
+    </w:p>
+    <w:p>
+      <w:r>
+        <w:t>Keep the first attempt, the repair and a changed-case return.</w:t>
+      </w:r>
+    </w:p>
+    <w:p>
+      <w:pPr>
+        <w:pStyle w:val="Heading2"/>
+      </w:pPr>
+      <w:r>
+        <w:t>Your evidence record</w:t>
       </w:r>
     </w:p>
     <w:tbl>
@@ -1870,12 +934,1077 @@
         <w:pStyle w:val="Heading1"/>
       </w:pPr>
       <w:r>
-        <w:t>18. Pictorial case practice: Generate, Retrieve, or Calculate?</w:t>
-      </w:r>
-    </w:p>
-    <w:p>
-      <w:r>
-        <w:t>A fictional craft invitation combines three different operations. Explain the labelled step before checking the changed condition.</w:t>
+        <w:t>10. Finish · Judge the evidence in your work</w:t>
+      </w:r>
+    </w:p>
+    <w:p>
+      <w:r>
+        <w:t>Point to work that supports your confidence level.</w:t>
+      </w:r>
+    </w:p>
+    <w:p>
+      <w:pPr>
+        <w:pStyle w:val="Heading2"/>
+      </w:pPr>
+      <w:r>
+        <w:t>Your evidence record</w:t>
+      </w:r>
+    </w:p>
+    <w:p>
+      <w:pPr>
+        <w:pStyle w:val="ListBullet"/>
+      </w:pPr>
+      <w:r>
+        <w:t>I can explain the mechanism.</w:t>
+      </w:r>
+    </w:p>
+    <w:p>
+      <w:pPr>
+        <w:pStyle w:val="ListBullet"/>
+      </w:pPr>
+      <w:r>
+        <w:t>I can show evidence.</w:t>
+      </w:r>
+    </w:p>
+    <w:p>
+      <w:pPr>
+        <w:pStyle w:val="ListBullet"/>
+      </w:pPr>
+      <w:r>
+        <w:t>I can handle a changed case.</w:t>
+      </w:r>
+    </w:p>
+    <w:p>
+      <w:pPr>
+        <w:pStyle w:val="ListBullet"/>
+      </w:pPr>
+      <w:r>
+        <w:t>I can name a limit.</w:t>
+      </w:r>
+    </w:p>
+    <w:p>
+      <w:r>
+        <w:t>Mark each as not yet, with help or independently, and attach supporting work.</w:t>
+      </w:r>
+    </w:p>
+    <w:p>
+      <w:pPr>
+        <w:spacing w:line="336" w:lineRule="auto" w:after="180"/>
+      </w:pPr>
+      <w:r>
+        <w:rPr>
+          <w:b w:val="0"/>
+        </w:rPr>
+        <w:t>Teacher review ____________________  Next step ____________________</w:t>
+      </w:r>
+    </w:p>
+    <w:p>
+      <w:pPr>
+        <w:pStyle w:val="Heading1"/>
+      </w:pPr>
+      <w:r>
+        <w:t>Reference bank and extra practice</w:t>
+      </w:r>
+    </w:p>
+    <w:p>
+      <w:pPr>
+        <w:pStyle w:val="Heading1"/>
+      </w:pPr>
+      <w:r>
+        <w:t>02. Reference · Supported W2 record</w:t>
+      </w:r>
+    </w:p>
+    <w:p>
+      <w:r>
+        <w:t>This is the same W2 attempt. Keep one response record.</w:t>
+      </w:r>
+    </w:p>
+    <w:p>
+      <w:pPr>
+        <w:pStyle w:val="Heading2"/>
+      </w:pPr>
+      <w:r>
+        <w:t>Use this when helpful</w:t>
+      </w:r>
+    </w:p>
+    <w:p>
+      <w:pPr>
+        <w:spacing w:line="336" w:lineRule="auto" w:after="180"/>
+      </w:pPr>
+      <w:r>
+        <w:rPr>
+          <w:b w:val="0"/>
+        </w:rPr>
+        <w:t xml:space="preserve">Use W2: Separate a correct sum from a correct answer for </w:t>
+      </w:r>
+      <w:r>
+        <w:rPr>
+          <w:b/>
+        </w:rPr>
+        <w:t>Generation</w:t>
+      </w:r>
+      <w:r>
+        <w:rPr>
+          <w:b w:val="0"/>
+        </w:rPr>
+        <w:t xml:space="preserve"> </w:t>
+      </w:r>
+      <w:r>
+        <w:rPr>
+          <w:b/>
+        </w:rPr>
+        <w:t>retrieval</w:t>
+      </w:r>
+      <w:r>
+        <w:rPr>
+          <w:b w:val="0"/>
+        </w:rPr>
+        <w:t xml:space="preserve"> and </w:t>
+      </w:r>
+      <w:r>
+        <w:rPr>
+          <w:b/>
+        </w:rPr>
+        <w:t>calculation</w:t>
+      </w:r>
+      <w:r>
+        <w:rPr>
+          <w:b w:val="0"/>
+        </w:rPr>
+        <w:t>. Record the answer once; the lesson and workbook refer to the same attempt.</w:t>
+      </w:r>
+    </w:p>
+    <w:tbl>
+      <w:tblPr>
+        <w:tblStyle w:val="LightShading-Accent1"/>
+        <w:tblW w:type="auto" w:w="0"/>
+        <w:tblLook w:firstColumn="1" w:firstRow="1" w:lastColumn="0" w:lastRow="0" w:noHBand="0" w:noVBand="1" w:val="04A0"/>
+      </w:tblPr>
+      <w:tblGrid>
+        <w:gridCol w:w="2556"/>
+        <w:gridCol w:w="2556"/>
+        <w:gridCol w:w="2556"/>
+        <w:gridCol w:w="2556"/>
+      </w:tblGrid>
+      <w:tr>
+        <w:trPr>
+          <w:tblHeader/>
+        </w:trPr>
+        <w:tc>
+          <w:tcPr>
+            <w:tcW w:type="dxa" w:w="2556"/>
+          </w:tcPr>
+          <w:p>
+            <w:r>
+              <w:t>Given inputs</w:t>
+            </w:r>
+          </w:p>
+        </w:tc>
+        <w:tc>
+          <w:tcPr>
+            <w:tcW w:type="dxa" w:w="2556"/>
+          </w:tcPr>
+          <w:p>
+            <w:r>
+              <w:t>Procedure I chose</w:t>
+            </w:r>
+          </w:p>
+        </w:tc>
+        <w:tc>
+          <w:tcPr>
+            <w:tcW w:type="dxa" w:w="2556"/>
+          </w:tcPr>
+          <w:p>
+            <w:r>
+              <w:t>Middle steps</w:t>
+            </w:r>
+          </w:p>
+        </w:tc>
+        <w:tc>
+          <w:tcPr>
+            <w:tcW w:type="dxa" w:w="2556"/>
+          </w:tcPr>
+          <w:p>
+            <w:r>
+              <w:t>Result and check</w:t>
+            </w:r>
+          </w:p>
+        </w:tc>
+      </w:tr>
+      <w:tr>
+        <w:tc>
+          <w:tcPr>
+            <w:tcW w:type="dxa" w:w="2556"/>
+          </w:tcPr>
+          <w:p>
+            <w:r/>
+          </w:p>
+        </w:tc>
+        <w:tc>
+          <w:tcPr>
+            <w:tcW w:type="dxa" w:w="2556"/>
+          </w:tcPr>
+          <w:p>
+            <w:r/>
+          </w:p>
+        </w:tc>
+        <w:tc>
+          <w:tcPr>
+            <w:tcW w:type="dxa" w:w="2556"/>
+          </w:tcPr>
+          <w:p>
+            <w:r/>
+          </w:p>
+        </w:tc>
+        <w:tc>
+          <w:tcPr>
+            <w:tcW w:type="dxa" w:w="2556"/>
+          </w:tcPr>
+          <w:p>
+            <w:r/>
+          </w:p>
+        </w:tc>
+      </w:tr>
+    </w:tbl>
+    <w:p>
+      <w:pPr>
+        <w:pStyle w:val="Heading3"/>
+      </w:pPr>
+      <w:r>
+        <w:t>The step I completed without help, and the hint I needed</w:t>
+      </w:r>
+    </w:p>
+    <w:p>
+      <w:r>
+        <w:t>________________________________________________________________</w:t>
+      </w:r>
+    </w:p>
+    <w:p>
+      <w:r>
+        <w:t>________________________________________________________________</w:t>
+      </w:r>
+    </w:p>
+    <w:p>
+      <w:r>
+        <w:t>________________________________________________________________</w:t>
+      </w:r>
+    </w:p>
+    <w:p>
+      <w:pPr>
+        <w:pStyle w:val="Heading1"/>
+      </w:pPr>
+      <w:r>
+        <w:t>03. Extra practice · Repair the explanation</w:t>
+      </w:r>
+    </w:p>
+    <w:p>
+      <w:r>
+        <w:t>Explain the deciding fact before discussing the answer.</w:t>
+      </w:r>
+    </w:p>
+    <w:p>
+      <w:pPr>
+        <w:pStyle w:val="Heading2"/>
+      </w:pPr>
+      <w:r>
+        <w:t>Use this when helpful</w:t>
+      </w:r>
+    </w:p>
+    <w:p>
+      <w:pPr>
+        <w:spacing w:line="336" w:lineRule="auto" w:after="180"/>
+      </w:pPr>
+      <w:r>
+        <w:rPr>
+          <w:b w:val="0"/>
+        </w:rPr>
+        <w:t xml:space="preserve">Use the worked case for </w:t>
+      </w:r>
+      <w:r>
+        <w:rPr>
+          <w:b/>
+        </w:rPr>
+        <w:t>Generation</w:t>
+      </w:r>
+      <w:r>
+        <w:rPr>
+          <w:b w:val="0"/>
+        </w:rPr>
+        <w:t xml:space="preserve"> </w:t>
+      </w:r>
+      <w:r>
+        <w:rPr>
+          <w:b/>
+        </w:rPr>
+        <w:t>retrieval</w:t>
+      </w:r>
+      <w:r>
+        <w:rPr>
+          <w:b w:val="0"/>
+        </w:rPr>
+        <w:t xml:space="preserve"> and </w:t>
+      </w:r>
+      <w:r>
+        <w:rPr>
+          <w:b/>
+        </w:rPr>
+        <w:t>calculation</w:t>
+      </w:r>
+      <w:r>
+        <w:rPr>
+          <w:b w:val="0"/>
+        </w:rPr>
+        <w:t>. Proposed explanation: “Retrieving a record proves it is current”. Decide whether this explanation is supported.</w:t>
+      </w:r>
+    </w:p>
+    <w:p>
+      <w:pPr>
+        <w:spacing w:line="336" w:lineRule="auto" w:after="180"/>
+      </w:pPr>
+      <w:r>
+        <w:rPr>
+          <w:b w:val="0"/>
+        </w:rPr>
+        <w:t>Point to the step or supplied fact that decides; explain your repair if needed.</w:t>
+      </w:r>
+    </w:p>
+    <w:p>
+      <w:pPr>
+        <w:pStyle w:val="Heading3"/>
+      </w:pPr>
+      <w:r>
+        <w:t>My explanation before partner discussion</w:t>
+      </w:r>
+    </w:p>
+    <w:p>
+      <w:r>
+        <w:t>________________________________________________________________</w:t>
+      </w:r>
+    </w:p>
+    <w:p>
+      <w:r>
+        <w:t>________________________________________________________________</w:t>
+      </w:r>
+    </w:p>
+    <w:p>
+      <w:r>
+        <w:t>________________________________________________________________</w:t>
+      </w:r>
+    </w:p>
+    <w:p>
+      <w:r>
+        <w:t>________________________________________________________________</w:t>
+      </w:r>
+    </w:p>
+    <w:p>
+      <w:pPr>
+        <w:pStyle w:val="Heading1"/>
+      </w:pPr>
+      <w:r>
+        <w:t>05. Reference · Original learning target</w:t>
+      </w:r>
+    </w:p>
+    <w:p>
+      <w:r>
+        <w:t>Use this target to inspect an explanation.</w:t>
+      </w:r>
+    </w:p>
+    <w:p>
+      <w:pPr>
+        <w:pStyle w:val="Heading2"/>
+      </w:pPr>
+      <w:r>
+        <w:t>Use this when helpful</w:t>
+      </w:r>
+    </w:p>
+    <w:p>
+      <w:pPr>
+        <w:spacing w:line="336" w:lineRule="auto" w:after="180"/>
+      </w:pPr>
+      <w:r>
+        <w:rPr>
+          <w:b w:val="0"/>
+        </w:rPr>
+        <w:t xml:space="preserve">Three tasks are: invent a school motto, find the exact fire-drill meeting point in a supplied handbook, and divide 84 stickers among 7 teams. Choose </w:t>
+      </w:r>
+      <w:r>
+        <w:rPr>
+          <w:b/>
+        </w:rPr>
+        <w:t>generation</w:t>
+      </w:r>
+      <w:r>
+        <w:rPr>
+          <w:b w:val="0"/>
+        </w:rPr>
+        <w:t xml:space="preserve">, </w:t>
+      </w:r>
+      <w:r>
+        <w:rPr>
+          <w:b/>
+        </w:rPr>
+        <w:t>retrieval</w:t>
+      </w:r>
+      <w:r>
+        <w:rPr>
+          <w:b w:val="0"/>
+        </w:rPr>
+        <w:t xml:space="preserve"> or </w:t>
+      </w:r>
+      <w:r>
+        <w:rPr>
+          <w:b/>
+        </w:rPr>
+        <w:t>calculation</w:t>
+      </w:r>
+      <w:r>
+        <w:rPr>
+          <w:b w:val="0"/>
+        </w:rPr>
+        <w:t xml:space="preserve"> for each. Which </w:t>
+      </w:r>
+      <w:r>
+        <w:rPr>
+          <w:b/>
+        </w:rPr>
+        <w:t>output</w:t>
+      </w:r>
+      <w:r>
+        <w:rPr>
+          <w:b w:val="0"/>
+        </w:rPr>
+        <w:t>s need checking?</w:t>
+      </w:r>
+    </w:p>
+    <w:p>
+      <w:pPr>
+        <w:pStyle w:val="Heading1"/>
+      </w:pPr>
+      <w:r>
+        <w:t>06. Extra practice · A complete case</w:t>
+      </w:r>
+    </w:p>
+    <w:p>
+      <w:r>
+        <w:t>Try the question before checking the worked explanation.</w:t>
+      </w:r>
+    </w:p>
+    <w:p>
+      <w:pPr>
+        <w:pStyle w:val="Heading2"/>
+      </w:pPr>
+      <w:r>
+        <w:t>Use this when helpful</w:t>
+      </w:r>
+    </w:p>
+    <w:p>
+      <w:pPr>
+        <w:spacing w:line="336" w:lineRule="auto" w:after="180"/>
+      </w:pPr>
+      <w:r>
+        <w:rPr>
+          <w:b w:val="0"/>
+        </w:rPr>
+        <w:t>A learner needs a new poem, 18+7, and a passage from the class handbook.</w:t>
+      </w:r>
+    </w:p>
+    <w:p>
+      <w:pPr>
+        <w:spacing w:line="336" w:lineRule="auto" w:after="180"/>
+      </w:pPr>
+      <w:r>
+        <w:rPr>
+          <w:b w:val="0"/>
+        </w:rPr>
+        <w:t>Choose the operation for each.</w:t>
+      </w:r>
+    </w:p>
+    <w:p>
+      <w:pPr>
+        <w:spacing w:line="336" w:lineRule="auto" w:after="180"/>
+      </w:pPr>
+      <w:r>
+        <w:rPr>
+          <w:b w:val="0"/>
+        </w:rPr>
+        <w:t xml:space="preserve">Show your </w:t>
+      </w:r>
+      <w:r>
+        <w:rPr>
+          <w:b/>
+        </w:rPr>
+        <w:t>trace</w:t>
+      </w:r>
+      <w:r>
+        <w:rPr>
+          <w:b w:val="0"/>
+        </w:rPr>
+        <w:t xml:space="preserve">, </w:t>
+      </w:r>
+      <w:r>
+        <w:rPr>
+          <w:b/>
+        </w:rPr>
+        <w:t>calculation</w:t>
+      </w:r>
+      <w:r>
+        <w:rPr>
+          <w:b w:val="0"/>
+        </w:rPr>
+        <w:t xml:space="preserve"> or </w:t>
+      </w:r>
+      <w:r>
+        <w:rPr>
+          <w:b/>
+        </w:rPr>
+        <w:t>evidence</w:t>
+      </w:r>
+    </w:p>
+    <w:p>
+      <w:pPr>
+        <w:pStyle w:val="Heading3"/>
+      </w:pPr>
+      <w:r>
+        <w:t>Write or draw your reasoning and evidence.</w:t>
+      </w:r>
+    </w:p>
+    <w:p>
+      <w:r>
+        <w:t>________________________________________________________________</w:t>
+      </w:r>
+    </w:p>
+    <w:p>
+      <w:r>
+        <w:t>________________________________________________________________</w:t>
+      </w:r>
+    </w:p>
+    <w:p>
+      <w:r>
+        <w:t>________________________________________________________________</w:t>
+      </w:r>
+    </w:p>
+    <w:p>
+      <w:r>
+        <w:t>________________________________________________________________</w:t>
+      </w:r>
+    </w:p>
+    <w:p>
+      <w:r>
+        <w:t>________________________________________________________________</w:t>
+      </w:r>
+    </w:p>
+    <w:p>
+      <w:pPr>
+        <w:pStyle w:val="Heading1"/>
+      </w:pPr>
+      <w:r>
+        <w:t>07. Extra practice · A changed case</w:t>
+      </w:r>
+    </w:p>
+    <w:p>
+      <w:r>
+        <w:t>Keep this practice separate from the reserved independent attempt.</w:t>
+      </w:r>
+    </w:p>
+    <w:p>
+      <w:pPr>
+        <w:pStyle w:val="Heading2"/>
+      </w:pPr>
+      <w:r>
+        <w:t>Use this when helpful</w:t>
+      </w:r>
+    </w:p>
+    <w:p>
+      <w:pPr>
+        <w:spacing w:line="336" w:lineRule="auto" w:after="180"/>
+      </w:pPr>
+      <w:r>
+        <w:rPr>
+          <w:b w:val="0"/>
+        </w:rPr>
+        <w:t>Choose a method for each task: invent a dragon story; find the library's posted hours; compute 7 plus 5. Explain why the methods differ.</w:t>
+      </w:r>
+    </w:p>
+    <w:p>
+      <w:pPr>
+        <w:spacing w:line="336" w:lineRule="auto" w:after="180"/>
+      </w:pPr>
+      <w:r>
+        <w:rPr>
+          <w:b w:val="0"/>
+        </w:rPr>
+        <w:t>My practice answer and reason</w:t>
+      </w:r>
+    </w:p>
+    <w:p>
+      <w:pPr>
+        <w:pStyle w:val="Heading3"/>
+      </w:pPr>
+      <w:r>
+        <w:t>Write or draw your reasoning and evidence.</w:t>
+      </w:r>
+    </w:p>
+    <w:p>
+      <w:r>
+        <w:t>________________________________________________________________</w:t>
+      </w:r>
+    </w:p>
+    <w:p>
+      <w:r>
+        <w:t>________________________________________________________________</w:t>
+      </w:r>
+    </w:p>
+    <w:p>
+      <w:r>
+        <w:t>________________________________________________________________</w:t>
+      </w:r>
+    </w:p>
+    <w:p>
+      <w:r>
+        <w:t>________________________________________________________________</w:t>
+      </w:r>
+    </w:p>
+    <w:p>
+      <w:r>
+        <w:t>________________________________________________________________</w:t>
+      </w:r>
+    </w:p>
+    <w:p>
+      <w:pPr>
+        <w:pStyle w:val="Heading3"/>
+      </w:pPr>
+      <w:r>
+        <w:t>Week 25 Test and reflect</w:t>
+      </w:r>
+    </w:p>
+    <w:p>
+      <w:pPr>
+        <w:pStyle w:val="Heading1"/>
+      </w:pPr>
+      <w:r>
+        <w:t>08. Extra practice · Design a revealing test</w:t>
+      </w:r>
+    </w:p>
+    <w:p>
+      <w:r>
+        <w:t>Predict before tracing or testing.</w:t>
+      </w:r>
+    </w:p>
+    <w:p>
+      <w:pPr>
+        <w:pStyle w:val="Heading2"/>
+      </w:pPr>
+      <w:r>
+        <w:t>Use this when helpful</w:t>
+      </w:r>
+    </w:p>
+    <w:p>
+      <w:pPr>
+        <w:spacing w:line="336" w:lineRule="auto" w:after="180"/>
+      </w:pPr>
+      <w:r>
+        <w:rPr>
+          <w:b w:val="0"/>
+        </w:rPr>
+        <w:t xml:space="preserve">Create a changed </w:t>
+      </w:r>
+      <w:r>
+        <w:rPr>
+          <w:b/>
+        </w:rPr>
+        <w:t>input</w:t>
+      </w:r>
+      <w:r>
+        <w:rPr>
+          <w:b w:val="0"/>
+        </w:rPr>
+        <w:t>, boundary case or missing-information case. Write the expected answer or safe response before testing.</w:t>
+      </w:r>
+    </w:p>
+    <w:tbl>
+      <w:tblPr>
+        <w:tblStyle w:val="LightShading-Accent1"/>
+        <w:tblW w:type="auto" w:w="0"/>
+        <w:tblLook w:firstColumn="1" w:firstRow="1" w:lastColumn="0" w:lastRow="0" w:noHBand="0" w:noVBand="1" w:val="04A0"/>
+      </w:tblPr>
+      <w:tblGrid>
+        <w:gridCol w:w="5112"/>
+        <w:gridCol w:w="5112"/>
+      </w:tblGrid>
+      <w:tr>
+        <w:trPr>
+          <w:tblHeader/>
+        </w:trPr>
+        <w:tc>
+          <w:tcPr>
+            <w:tcW w:type="dxa" w:w="5112"/>
+          </w:tcPr>
+          <w:p>
+            <w:r>
+              <w:t>Test record</w:t>
+            </w:r>
+          </w:p>
+        </w:tc>
+        <w:tc>
+          <w:tcPr>
+            <w:tcW w:type="dxa" w:w="5112"/>
+          </w:tcPr>
+          <w:p>
+            <w:r>
+              <w:t>My evidence</w:t>
+            </w:r>
+          </w:p>
+        </w:tc>
+      </w:tr>
+      <w:tr>
+        <w:tc>
+          <w:tcPr>
+            <w:tcW w:type="dxa" w:w="5112"/>
+          </w:tcPr>
+          <w:p>
+            <w:r>
+              <w:t>Changed input or condition</w:t>
+            </w:r>
+          </w:p>
+        </w:tc>
+        <w:tc>
+          <w:tcPr>
+            <w:tcW w:type="dxa" w:w="5112"/>
+          </w:tcPr>
+          <w:p>
+            <w:r/>
+          </w:p>
+        </w:tc>
+      </w:tr>
+      <w:tr>
+        <w:tc>
+          <w:tcPr>
+            <w:tcW w:type="dxa" w:w="5112"/>
+          </w:tcPr>
+          <w:p>
+            <w:r>
+              <w:t>Expected answer or fallback</w:t>
+            </w:r>
+          </w:p>
+        </w:tc>
+        <w:tc>
+          <w:tcPr>
+            <w:tcW w:type="dxa" w:w="5112"/>
+          </w:tcPr>
+          <w:p>
+            <w:r/>
+          </w:p>
+        </w:tc>
+      </w:tr>
+      <w:tr>
+        <w:tc>
+          <w:tcPr>
+            <w:tcW w:type="dxa" w:w="5112"/>
+          </w:tcPr>
+          <w:p>
+            <w:r>
+              <w:t>Observed result</w:t>
+            </w:r>
+          </w:p>
+        </w:tc>
+        <w:tc>
+          <w:tcPr>
+            <w:tcW w:type="dxa" w:w="5112"/>
+          </w:tcPr>
+          <w:p>
+            <w:r/>
+          </w:p>
+        </w:tc>
+      </w:tr>
+      <w:tr>
+        <w:tc>
+          <w:tcPr>
+            <w:tcW w:type="dxa" w:w="5112"/>
+          </w:tcPr>
+          <w:p>
+            <w:r>
+              <w:t>Why the result occurred</w:t>
+            </w:r>
+          </w:p>
+        </w:tc>
+        <w:tc>
+          <w:tcPr>
+            <w:tcW w:type="dxa" w:w="5112"/>
+          </w:tcPr>
+          <w:p>
+            <w:r/>
+          </w:p>
+        </w:tc>
+      </w:tr>
+    </w:tbl>
+    <w:p>
+      <w:pPr>
+        <w:pStyle w:val="Heading1"/>
+      </w:pPr>
+      <w:r>
+        <w:t>11. Reference · Original target response space</w:t>
+      </w:r>
+    </w:p>
+    <w:p>
+      <w:r>
+        <w:t>This teaching case is practice rather than a fresh assessment.</w:t>
+      </w:r>
+    </w:p>
+    <w:p>
+      <w:pPr>
+        <w:pStyle w:val="Heading2"/>
+      </w:pPr>
+      <w:r>
+        <w:t>Use this when helpful</w:t>
+      </w:r>
+    </w:p>
+    <w:p>
+      <w:pPr>
+        <w:spacing w:line="336" w:lineRule="auto" w:after="180"/>
+      </w:pPr>
+      <w:r>
+        <w:rPr>
+          <w:b w:val="0"/>
+        </w:rPr>
+        <w:t xml:space="preserve">Three tasks are: invent a school motto, find the exact fire-drill meeting point in a supplied handbook, and divide 84 stickers among 7 teams. Choose </w:t>
+      </w:r>
+      <w:r>
+        <w:rPr>
+          <w:b/>
+        </w:rPr>
+        <w:t>generation</w:t>
+      </w:r>
+      <w:r>
+        <w:rPr>
+          <w:b w:val="0"/>
+        </w:rPr>
+        <w:t xml:space="preserve">, </w:t>
+      </w:r>
+      <w:r>
+        <w:rPr>
+          <w:b/>
+        </w:rPr>
+        <w:t>retrieval</w:t>
+      </w:r>
+      <w:r>
+        <w:rPr>
+          <w:b w:val="0"/>
+        </w:rPr>
+        <w:t xml:space="preserve"> or </w:t>
+      </w:r>
+      <w:r>
+        <w:rPr>
+          <w:b/>
+        </w:rPr>
+        <w:t>calculation</w:t>
+      </w:r>
+      <w:r>
+        <w:rPr>
+          <w:b w:val="0"/>
+        </w:rPr>
+        <w:t xml:space="preserve"> for each. Which </w:t>
+      </w:r>
+      <w:r>
+        <w:rPr>
+          <w:b/>
+        </w:rPr>
+        <w:t>output</w:t>
+      </w:r>
+      <w:r>
+        <w:rPr>
+          <w:b w:val="0"/>
+        </w:rPr>
+        <w:t>s need checking?</w:t>
+      </w:r>
+    </w:p>
+    <w:p>
+      <w:pPr>
+        <w:pStyle w:val="Heading3"/>
+      </w:pPr>
+      <w:r>
+        <w:t>My explanation after practice</w:t>
+      </w:r>
+    </w:p>
+    <w:p>
+      <w:r>
+        <w:t>________________________________________________________________</w:t>
+      </w:r>
+    </w:p>
+    <w:p>
+      <w:r>
+        <w:t>________________________________________________________________</w:t>
+      </w:r>
+    </w:p>
+    <w:p>
+      <w:r>
+        <w:t>________________________________________________________________</w:t>
+      </w:r>
+    </w:p>
+    <w:p>
+      <w:r>
+        <w:t>________________________________________________________________</w:t>
+      </w:r>
+    </w:p>
+    <w:p>
+      <w:r>
+        <w:t>________________________________________________________________</w:t>
+      </w:r>
+    </w:p>
+    <w:p>
+      <w:r>
+        <w:t>________________________________________________________________</w:t>
+      </w:r>
+    </w:p>
+    <w:p>
+      <w:r>
+        <w:t>________________________________________________________________</w:t>
+      </w:r>
+    </w:p>
+    <w:p>
+      <w:pPr>
+        <w:spacing w:line="336" w:lineRule="auto" w:after="180"/>
+      </w:pPr>
+      <w:r>
+        <w:rPr>
+          <w:b w:val="0"/>
+        </w:rPr>
+        <w:t>Record support used: none, hint or teacher explanation.</w:t>
+      </w:r>
+    </w:p>
+    <w:p>
+      <w:pPr>
+        <w:pStyle w:val="Heading1"/>
+      </w:pPr>
+      <w:r>
+        <w:t>15. Reference · Independent-case response copy</w:t>
+      </w:r>
+    </w:p>
+    <w:p>
+      <w:r>
+        <w:t>This duplicates W4. Reuse the same first-attempt record.</w:t>
+      </w:r>
+    </w:p>
+    <w:p>
+      <w:pPr>
+        <w:pStyle w:val="Heading2"/>
+      </w:pPr>
+      <w:r>
+        <w:t>Use this when helpful</w:t>
+      </w:r>
+    </w:p>
+    <w:p>
+      <w:pPr>
+        <w:spacing w:line="336" w:lineRule="auto" w:after="180"/>
+      </w:pPr>
+      <w:r>
+        <w:rPr>
+          <w:b w:val="0"/>
+        </w:rPr>
+        <w:t>Current fictional record B lists a library workshop on Friday in Room 5: five tables with six places each, with four places reserved for helpers. B replaces old record A, which lists Room 3.</w:t>
+      </w:r>
+    </w:p>
+    <w:p>
+      <w:pPr>
+        <w:spacing w:line="336" w:lineRule="auto" w:after="180"/>
+      </w:pPr>
+      <w:r>
+        <w:rPr>
+          <w:b w:val="0"/>
+        </w:rPr>
+        <w:t xml:space="preserve">A draft says “Thursday in Room 3, with 30 places remaining and a free bus home.” </w:t>
+      </w:r>
+      <w:r>
+        <w:rPr>
+          <w:b/>
+        </w:rPr>
+        <w:t>Retrieve</w:t>
+      </w:r>
+      <w:r>
+        <w:rPr>
+          <w:b w:val="0"/>
+        </w:rPr>
+        <w:t xml:space="preserve"> the current day and room, </w:t>
+      </w:r>
+      <w:r>
+        <w:rPr>
+          <w:b/>
+        </w:rPr>
+        <w:t>calculate</w:t>
+      </w:r>
+      <w:r>
+        <w:rPr>
+          <w:b w:val="0"/>
+        </w:rPr>
+        <w:t xml:space="preserve"> the non-helper places, write a corrected factual sentence and identify the detail that cannot be supported by B.</w:t>
+      </w:r>
+    </w:p>
+    <w:p>
+      <w:pPr>
+        <w:pStyle w:val="Heading3"/>
+      </w:pPr>
+      <w:r>
+        <w:t>My reasoning and evidence</w:t>
+      </w:r>
+    </w:p>
+    <w:p>
+      <w:r>
+        <w:t>________________________________________________________________</w:t>
+      </w:r>
+    </w:p>
+    <w:p>
+      <w:r>
+        <w:t>________________________________________________________________</w:t>
+      </w:r>
+    </w:p>
+    <w:p>
+      <w:r>
+        <w:t>________________________________________________________________</w:t>
+      </w:r>
+    </w:p>
+    <w:p>
+      <w:r>
+        <w:t>________________________________________________________________</w:t>
+      </w:r>
+    </w:p>
+    <w:p>
+      <w:r>
+        <w:t>________________________________________________________________</w:t>
+      </w:r>
+    </w:p>
+    <w:p>
+      <w:r>
+        <w:t>________________________________________________________________</w:t>
+      </w:r>
+    </w:p>
+    <w:p>
+      <w:r>
+        <w:t>________________________________________________________________</w:t>
+      </w:r>
+    </w:p>
+    <w:p>
+      <w:r>
+        <w:t>________________________________________________________________</w:t>
+      </w:r>
+    </w:p>
+    <w:p>
+      <w:pPr>
+        <w:pStyle w:val="Heading1"/>
+      </w:pPr>
+      <w:r>
+        <w:t>18. Extra practice · Use the worked picture</w:t>
+      </w:r>
+    </w:p>
+    <w:p>
+      <w:r>
+        <w:t>Keep the explanation and the support you used.</w:t>
+      </w:r>
+    </w:p>
+    <w:p>
+      <w:pPr>
+        <w:pStyle w:val="Heading2"/>
+      </w:pPr>
+      <w:r>
+        <w:t>Use this when helpful</w:t>
       </w:r>
     </w:p>
     <w:p>
@@ -1897,7 +2026,7 @@
         <w:rPr>
           <w:b w:val="0"/>
         </w:rPr>
-        <w:t>Approved record C: Tuesday, Hall 4, three tables with four learner places each.</w:t>
+        <w:t>Approved record C: Tuesday, Hall 4, three tables with four total places each.</w:t>
       </w:r>
     </w:p>
     <w:p>
@@ -1950,7 +2079,6 @@
     <w:p>
       <w:pPr>
         <w:spacing w:line="336" w:lineRule="auto" w:after="180"/>
-        <w:shd w:fill="F5F1FB"/>
       </w:pPr>
       <w:r>
         <w:rPr>
@@ -1999,16 +2127,7 @@
     </w:p>
     <w:p>
       <w:pPr>
-        <w:pStyle w:val="Heading3"/>
-      </w:pPr>
-      <w:r>
-        <w:t>Record the help used</w:t>
-      </w:r>
-    </w:p>
-    <w:p>
-      <w:pPr>
         <w:spacing w:line="336" w:lineRule="auto" w:after="180"/>
-        <w:shd w:fill="F1F6F8"/>
       </w:pPr>
       <w:r>
         <w:rPr>
@@ -2057,12 +2176,20 @@
         <w:pStyle w:val="Heading1"/>
       </w:pPr>
       <w:r>
-        <w:t>19. Project portfolio milestone</w:t>
-      </w:r>
-    </w:p>
-    <w:p>
-      <w:r>
-        <w:t>Keep this week’s input, deciding step, result and limit together in the Helpful Classroom Sorter record.</w:t>
+        <w:t>19. Reference · Project portfolio record</w:t>
+      </w:r>
+    </w:p>
+    <w:p>
+      <w:r>
+        <w:t>Extend your main project response when helpful.</w:t>
+      </w:r>
+    </w:p>
+    <w:p>
+      <w:pPr>
+        <w:pStyle w:val="Heading2"/>
+      </w:pPr>
+      <w:r>
+        <w:t>Use this when helpful</w:t>
       </w:r>
     </w:p>
     <w:p>
@@ -2276,12 +2403,481 @@
         <w:pStyle w:val="Heading1"/>
       </w:pPr>
       <w:r>
-        <w:t>20. Supported practice and learning evidence</w:t>
-      </w:r>
-    </w:p>
-    <w:p>
-      <w:r>
-        <w:t>Try the supported questions before comparing with hints and feedback. Record what you repaired and the evidence you retained.</w:t>
+        <w:t>20. Extra practice: pictures, repair and feedback</w:t>
+      </w:r>
+    </w:p>
+    <w:p>
+      <w:r>
+        <w:t>Attempt each question before opening its explanation. Use one browser or paper copy.</w:t>
+      </w:r>
+    </w:p>
+    <w:p>
+      <w:pPr>
+        <w:pStyle w:val="Heading2"/>
+      </w:pPr>
+      <w:r>
+        <w:t>First supported question</w:t>
+      </w:r>
+    </w:p>
+    <w:p>
+      <w:pPr>
+        <w:pStyle w:val="ListBullet"/>
+      </w:pPr>
+      <w:r>
+        <w:t>A fictional craft invitation combines three different operations.</w:t>
+      </w:r>
+    </w:p>
+    <w:p>
+      <w:pPr>
+        <w:pStyle w:val="Heading3"/>
+      </w:pPr>
+      <w:r>
+        <w:t>Practice 1: explain the deciding evidence</w:t>
+      </w:r>
+    </w:p>
+    <w:p>
+      <w:pPr>
+        <w:pStyle w:val="ListBullet"/>
+      </w:pPr>
+      <w:r>
+        <w:t>Which labelled step matches this detail? A sentence promising snacks has no supporting record.</w:t>
+      </w:r>
+    </w:p>
+    <w:p>
+      <w:pPr>
+        <w:pStyle w:val="ListBullet"/>
+      </w:pPr>
+      <w:r>
+        <w:t>1. Retrieve facts</w:t>
+      </w:r>
+    </w:p>
+    <w:p>
+      <w:pPr>
+        <w:pStyle w:val="ListBullet"/>
+      </w:pPr>
+      <w:r>
+        <w:t>2. Calculate</w:t>
+      </w:r>
+    </w:p>
+    <w:p>
+      <w:pPr>
+        <w:pStyle w:val="ListBullet"/>
+      </w:pPr>
+      <w:r>
+        <w:t>3. Generate wording</w:t>
+      </w:r>
+    </w:p>
+    <w:p>
+      <w:pPr>
+        <w:pStyle w:val="ListBullet"/>
+      </w:pPr>
+      <w:r>
+        <w:t>4. Check claims</w:t>
+      </w:r>
+    </w:p>
+    <w:p>
+      <w:pPr>
+        <w:pStyle w:val="Heading3"/>
+      </w:pPr>
+      <w:r>
+        <w:t>My selected conclusion, deciding fact and explanation</w:t>
+      </w:r>
+    </w:p>
+    <w:p>
+      <w:r>
+        <w:t>________________________________________________________________</w:t>
+      </w:r>
+    </w:p>
+    <w:p>
+      <w:r>
+        <w:t>________________________________________________________________</w:t>
+      </w:r>
+    </w:p>
+    <w:p>
+      <w:r>
+        <w:t>________________________________________________________________</w:t>
+      </w:r>
+    </w:p>
+    <w:p>
+      <w:r>
+        <w:t>________________________________________________________________</w:t>
+      </w:r>
+    </w:p>
+    <w:p>
+      <w:r>
+        <w:t>________________________________________________________________</w:t>
+      </w:r>
+    </w:p>
+    <w:p>
+      <w:pPr>
+        <w:pStyle w:val="ListBullet"/>
+      </w:pPr>
+      <w:r>
+        <w:t>Hint if needed: Read the steps in the pictorial case. Match the supplied detail to the stage that performs or records it.</w:t>
+      </w:r>
+    </w:p>
+    <w:p>
+      <w:pPr>
+        <w:pStyle w:val="Heading2"/>
+      </w:pPr>
+      <w:r>
+        <w:t>Check the first explanation · reference / check after trying</w:t>
+      </w:r>
+    </w:p>
+    <w:p>
+      <w:pPr>
+        <w:spacing w:line="336" w:lineRule="auto" w:after="180"/>
+      </w:pPr>
+      <w:r>
+        <w:rPr>
+          <w:b w:val="0"/>
+        </w:rPr>
+        <w:t>After your attempt, compare with the supported explanation: Check claims A sentence promising snacks has no supporting record.</w:t>
+      </w:r>
+    </w:p>
+    <w:p>
+      <w:pPr>
+        <w:spacing w:line="336" w:lineRule="auto" w:after="180"/>
+      </w:pPr>
+      <w:r>
+        <w:rPr>
+          <w:b/>
+        </w:rPr>
+        <w:t>Retrieval</w:t>
+      </w:r>
+      <w:r>
+        <w:rPr>
+          <w:b w:val="0"/>
+        </w:rPr>
+        <w:t xml:space="preserve"> copies relevant source information; </w:t>
+      </w:r>
+      <w:r>
+        <w:rPr>
+          <w:b/>
+        </w:rPr>
+        <w:t>calculation</w:t>
+      </w:r>
+      <w:r>
+        <w:rPr>
+          <w:b w:val="0"/>
+        </w:rPr>
+        <w:t xml:space="preserve"> follows arithmetic; </w:t>
+      </w:r>
+      <w:r>
+        <w:rPr>
+          <w:b/>
+        </w:rPr>
+        <w:t>generation</w:t>
+      </w:r>
+      <w:r>
+        <w:rPr>
+          <w:b w:val="0"/>
+        </w:rPr>
+        <w:t xml:space="preserve"> proposes wording. These jobs can cooperate, but one does not validate the others.</w:t>
+      </w:r>
+    </w:p>
+    <w:p>
+      <w:pPr>
+        <w:spacing w:line="336" w:lineRule="auto" w:after="180"/>
+      </w:pPr>
+      <w:r>
+        <w:rPr>
+          <w:b w:val="0"/>
+        </w:rPr>
+        <w:t xml:space="preserve">A friendly </w:t>
+      </w:r>
+      <w:r>
+        <w:rPr>
+          <w:b/>
+        </w:rPr>
+        <w:t>generate</w:t>
+      </w:r>
+      <w:r>
+        <w:rPr>
+          <w:b w:val="0"/>
+        </w:rPr>
+        <w:t>d sentence can still contain an invented detail. Keep the approved source beside the draft and check each factual claim separately.</w:t>
+      </w:r>
+    </w:p>
+    <w:p>
+      <w:pPr>
+        <w:pStyle w:val="Heading2"/>
+      </w:pPr>
+      <w:r>
+        <w:t>Changed-case question</w:t>
+      </w:r>
+    </w:p>
+    <w:p>
+      <w:pPr>
+        <w:pStyle w:val="Heading3"/>
+      </w:pPr>
+      <w:r>
+        <w:t>Practice 2: explain the deciding evidence</w:t>
+      </w:r>
+    </w:p>
+    <w:p>
+      <w:pPr>
+        <w:pStyle w:val="ListBullet"/>
+      </w:pPr>
+      <w:r>
+        <w:t>Changed-case practice: Reserve four places instead of two, keeping the room and day unchanged. Which conclusion is supported by the supplied facts?</w:t>
+      </w:r>
+    </w:p>
+    <w:p>
+      <w:pPr>
+        <w:pStyle w:val="ListBullet"/>
+      </w:pPr>
+      <w:r>
+        <w:t>1. Eight learner places remain.</w:t>
+      </w:r>
+    </w:p>
+    <w:p>
+      <w:pPr>
+        <w:pStyle w:val="ListBullet"/>
+      </w:pPr>
+      <w:r>
+        <w:t>2. We can decide the result without examining the changed input or the procedure.</w:t>
+      </w:r>
+    </w:p>
+    <w:p>
+      <w:pPr>
+        <w:pStyle w:val="ListBullet"/>
+      </w:pPr>
+      <w:r>
+        <w:t>3. This one example guarantees correct results for every future input.</w:t>
+      </w:r>
+    </w:p>
+    <w:p>
+      <w:pPr>
+        <w:pStyle w:val="Heading3"/>
+      </w:pPr>
+      <w:r>
+        <w:t>My selected conclusion, deciding fact and explanation</w:t>
+      </w:r>
+    </w:p>
+    <w:p>
+      <w:r>
+        <w:t>________________________________________________________________</w:t>
+      </w:r>
+    </w:p>
+    <w:p>
+      <w:r>
+        <w:t>________________________________________________________________</w:t>
+      </w:r>
+    </w:p>
+    <w:p>
+      <w:r>
+        <w:t>________________________________________________________________</w:t>
+      </w:r>
+    </w:p>
+    <w:p>
+      <w:r>
+        <w:t>________________________________________________________________</w:t>
+      </w:r>
+    </w:p>
+    <w:p>
+      <w:r>
+        <w:t>________________________________________________________________</w:t>
+      </w:r>
+    </w:p>
+    <w:p>
+      <w:pPr>
+        <w:pStyle w:val="ListBullet"/>
+      </w:pPr>
+      <w:r>
+        <w:t>Hint if needed: Use the changed condition and the deciding step in the pictorial trace. The answer must say what follows from those facts.</w:t>
+      </w:r>
+    </w:p>
+    <w:p>
+      <w:pPr>
+        <w:pStyle w:val="Heading2"/>
+      </w:pPr>
+      <w:r>
+        <w:t>Check the changed case · reference / check after trying</w:t>
+      </w:r>
+    </w:p>
+    <w:p>
+      <w:pPr>
+        <w:spacing w:line="336" w:lineRule="auto" w:after="180"/>
+      </w:pPr>
+      <w:r>
+        <w:rPr>
+          <w:b w:val="0"/>
+        </w:rPr>
+        <w:t xml:space="preserve">After your attempt, compare with the supported explanation: Eight learner places remain. 3×4−4=8; this changes capacity for learners, not the </w:t>
+      </w:r>
+      <w:r>
+        <w:rPr>
+          <w:b/>
+        </w:rPr>
+        <w:t>retrieve</w:t>
+      </w:r>
+      <w:r>
+        <w:rPr>
+          <w:b w:val="0"/>
+        </w:rPr>
+        <w:t>d date or location.</w:t>
+      </w:r>
+    </w:p>
+    <w:p>
+      <w:pPr>
+        <w:pStyle w:val="Heading2"/>
+      </w:pPr>
+      <w:r>
+        <w:t>Repair and save your work</w:t>
+      </w:r>
+    </w:p>
+    <w:p>
+      <w:pPr>
+        <w:spacing w:line="336" w:lineRule="auto" w:after="180"/>
+      </w:pPr>
+      <w:r>
+        <w:rPr>
+          <w:b w:val="0"/>
+        </w:rPr>
+        <w:t>Review Privacy by Choosing Less (ai-1/24). Goal: Justify which information a stated task needs and remove unnecessary fields.</w:t>
+      </w:r>
+    </w:p>
+    <w:p>
+      <w:pPr>
+        <w:spacing w:line="336" w:lineRule="auto" w:after="180"/>
+      </w:pPr>
+      <w:r>
+        <w:rPr>
+          <w:b w:val="0"/>
+        </w:rPr>
+        <w:t>Short practice: For the original task, does adding an anonymous-looking pupil code improve the repair count?. Return to this week and explain what you changed.</w:t>
+      </w:r>
+    </w:p>
+    <w:p>
+      <w:pPr>
+        <w:spacing w:line="336" w:lineRule="auto" w:after="180"/>
+      </w:pPr>
+      <w:r>
+        <w:rPr>
+          <w:b w:val="0"/>
+        </w:rPr>
+        <w:t>Review Missing and Unbalanced Examples (ai-1/22). Goal: Name the target collection, selection list and cases actually assessed. Short practice: Would testing only dim plain cards close every current gap?</w:t>
+      </w:r>
+    </w:p>
+    <w:p>
+      <w:pPr>
+        <w:spacing w:line="336" w:lineRule="auto" w:after="180"/>
+      </w:pPr>
+      <w:r>
+        <w:rPr>
+          <w:b w:val="0"/>
+        </w:rPr>
+        <w:t>Point to the target groups.. Return to this week and explain what you changed.</w:t>
+      </w:r>
+    </w:p>
+    <w:p>
+      <w:pPr>
+        <w:spacing w:line="336" w:lineRule="auto" w:after="180"/>
+      </w:pPr>
+      <w:r>
+        <w:rPr>
+          <w:b w:val="0"/>
+        </w:rPr>
+        <w:t xml:space="preserve">Review Similarity (ai-1/19). Goal: </w:t>
+      </w:r>
+      <w:r>
+        <w:rPr>
+          <w:b/>
+        </w:rPr>
+        <w:t>Calculate</w:t>
+      </w:r>
+      <w:r>
+        <w:rPr>
+          <w:b w:val="0"/>
+        </w:rPr>
+        <w:t xml:space="preserve"> similarity using explicitly selected features and a stated scoring rule. Short practice: Point to the matches supporting C’s new score and explain why there is no tie..</w:t>
+      </w:r>
+    </w:p>
+    <w:p>
+      <w:pPr>
+        <w:spacing w:line="336" w:lineRule="auto" w:after="180"/>
+      </w:pPr>
+      <w:r>
+        <w:rPr>
+          <w:b w:val="0"/>
+        </w:rPr>
+        <w:t>Return to this week and explain what you changed.</w:t>
+      </w:r>
+    </w:p>
+    <w:p>
+      <w:pPr>
+        <w:spacing w:line="336" w:lineRule="auto" w:after="180"/>
+      </w:pPr>
+      <w:r>
+        <w:rPr>
+          <w:b w:val="0"/>
+        </w:rPr>
+        <w:t xml:space="preserve">Use Download completed work in the hosted lesson to export your answers, reflections, practice feedback and code-run </w:t>
+      </w:r>
+      <w:r>
+        <w:rPr>
+          <w:b/>
+        </w:rPr>
+        <w:t>evidence</w:t>
+      </w:r>
+      <w:r>
+        <w:rPr>
+          <w:b w:val="0"/>
+        </w:rPr>
+        <w:t>. Open the HTML copy to read or print it.</w:t>
+      </w:r>
+    </w:p>
+    <w:p>
+      <w:pPr>
+        <w:spacing w:line="336" w:lineRule="auto" w:after="180"/>
+      </w:pPr>
+      <w:r>
+        <w:rPr>
+          <w:b w:val="0"/>
+        </w:rPr>
+        <w:t>Drafts stay in this browser when storage is available; clear drafts on a shared device.</w:t>
+      </w:r>
+    </w:p>
+    <w:p>
+      <w:pPr>
+        <w:pStyle w:val="Heading3"/>
+      </w:pPr>
+      <w:r>
+        <w:t>What I repaired, the evidence I kept and the next test</w:t>
+      </w:r>
+    </w:p>
+    <w:p>
+      <w:r>
+        <w:t>________________________________________________________________</w:t>
+      </w:r>
+    </w:p>
+    <w:p>
+      <w:r>
+        <w:t>________________________________________________________________</w:t>
+      </w:r>
+    </w:p>
+    <w:p>
+      <w:r>
+        <w:t>________________________________________________________________</w:t>
+      </w:r>
+    </w:p>
+    <w:p>
+      <w:r>
+        <w:t>________________________________________________________________</w:t>
+      </w:r>
+    </w:p>
+    <w:p>
+      <w:r>
+        <w:t>________________________________________________________________</w:t>
+      </w:r>
+    </w:p>
+    <w:p>
+      <w:pPr>
+        <w:pStyle w:val="Heading2"/>
+      </w:pPr>
+      <w:r>
+        <w:t>Earlier wording, alternatives and picture transcripts · reference / check after trying</w:t>
       </w:r>
     </w:p>
     <w:p>
@@ -2297,110 +2893,10 @@
     </w:p>
     <w:p>
       <w:pPr>
-        <w:spacing w:line="336" w:lineRule="auto" w:after="180"/>
-      </w:pPr>
-      <w:r>
-        <w:rPr>
-          <w:b w:val="0"/>
-        </w:rPr>
-        <w:t>A fictional craft invitation combines three different operations.</w:t>
-      </w:r>
-    </w:p>
-    <w:p>
-      <w:pPr>
         <w:pStyle w:val="Heading3"/>
       </w:pPr>
       <w:r>
-        <w:t>Practice 1: explain the deciding evidence</w:t>
-      </w:r>
-    </w:p>
-    <w:p>
-      <w:pPr>
-        <w:spacing w:line="336" w:lineRule="auto" w:after="180"/>
-      </w:pPr>
-      <w:r>
-        <w:rPr>
-          <w:b w:val="0"/>
-        </w:rPr>
-        <w:t>Which labelled step matches this detail? A sentence promising snacks has no supporting record.</w:t>
-      </w:r>
-    </w:p>
-    <w:p>
-      <w:pPr>
-        <w:spacing w:line="336" w:lineRule="auto" w:after="180"/>
-        <w:shd w:fill="F4F9FC"/>
-      </w:pPr>
-      <w:r>
-        <w:rPr>
-          <w:b w:val="0"/>
-        </w:rPr>
-        <w:t xml:space="preserve">1. </w:t>
-      </w:r>
-      <w:r>
-        <w:rPr>
-          <w:b/>
-        </w:rPr>
-        <w:t>Retrieve</w:t>
-      </w:r>
-      <w:r>
-        <w:rPr>
-          <w:b w:val="0"/>
-        </w:rPr>
-        <w:t xml:space="preserve"> facts</w:t>
-      </w:r>
-    </w:p>
-    <w:p>
-      <w:pPr>
-        <w:spacing w:line="336" w:lineRule="auto" w:after="180"/>
-        <w:shd w:fill="F4F9FC"/>
-      </w:pPr>
-      <w:r>
-        <w:rPr>
-          <w:b w:val="0"/>
-        </w:rPr>
-        <w:t xml:space="preserve">2. </w:t>
-      </w:r>
-      <w:r>
-        <w:rPr>
-          <w:b/>
-        </w:rPr>
-        <w:t>Calculate</w:t>
-      </w:r>
-    </w:p>
-    <w:p>
-      <w:pPr>
-        <w:spacing w:line="336" w:lineRule="auto" w:after="180"/>
-        <w:shd w:fill="F4F9FC"/>
-      </w:pPr>
-      <w:r>
-        <w:rPr>
-          <w:b w:val="0"/>
-        </w:rPr>
-        <w:t xml:space="preserve">3. </w:t>
-      </w:r>
-      <w:r>
-        <w:rPr>
-          <w:b/>
-        </w:rPr>
-        <w:t>Generate</w:t>
-      </w:r>
-      <w:r>
-        <w:rPr>
-          <w:b w:val="0"/>
-        </w:rPr>
-        <w:t xml:space="preserve"> wording</w:t>
-      </w:r>
-    </w:p>
-    <w:p>
-      <w:pPr>
-        <w:spacing w:line="336" w:lineRule="auto" w:after="180"/>
-        <w:shd w:fill="F4F9FC"/>
-      </w:pPr>
-      <w:r>
-        <w:rPr>
-          <w:b w:val="0"/>
-        </w:rPr>
-        <w:t>4. Check claims</w:t>
+        <w:t>Repair a missing building block</w:t>
       </w:r>
     </w:p>
     <w:p>
@@ -2408,502 +2904,25 @@
         <w:pStyle w:val="Heading3"/>
       </w:pPr>
       <w:r>
-        <w:t>My selected conclusion, deciding fact and explanation</w:t>
-      </w:r>
-    </w:p>
-    <w:p>
-      <w:r>
-        <w:t>________________________________________________________________</w:t>
-      </w:r>
-    </w:p>
-    <w:p>
-      <w:r>
-        <w:t>________________________________________________________________</w:t>
-      </w:r>
-    </w:p>
-    <w:p>
-      <w:r>
-        <w:t>________________________________________________________________</w:t>
-      </w:r>
-    </w:p>
-    <w:p>
-      <w:r>
-        <w:t>________________________________________________________________</w:t>
-      </w:r>
-    </w:p>
-    <w:p>
-      <w:r>
-        <w:t>________________________________________________________________</w:t>
-      </w:r>
-    </w:p>
-    <w:p>
-      <w:pPr>
-        <w:pStyle w:val="Heading3"/>
-      </w:pPr>
-      <w:r>
-        <w:t>Hint · try first</w:t>
-      </w:r>
-    </w:p>
-    <w:p>
-      <w:pPr>
-        <w:spacing w:line="336" w:lineRule="auto" w:after="180"/>
-        <w:shd w:fill="F1F6F8"/>
-      </w:pPr>
-      <w:r>
-        <w:rPr>
-          <w:b w:val="0"/>
-        </w:rPr>
-        <w:t>Hint if needed: Read the steps in the pictorial case. Match the supplied detail to the stage that performs or records it.</w:t>
-      </w:r>
-    </w:p>
-    <w:p>
-      <w:pPr>
-        <w:pStyle w:val="Heading3"/>
-      </w:pPr>
-      <w:r>
-        <w:t>Feedback · compare after trying</w:t>
-      </w:r>
-    </w:p>
-    <w:p>
-      <w:pPr>
-        <w:spacing w:line="336" w:lineRule="auto" w:after="180"/>
-        <w:shd w:fill="F1F6FC"/>
-      </w:pPr>
-      <w:r>
-        <w:rPr>
-          <w:b w:val="0"/>
-        </w:rPr>
-        <w:t>After your attempt, compare with the supported explanation: Check claims A sentence promising snacks has no supporting record.</w:t>
-      </w:r>
-    </w:p>
-    <w:p>
-      <w:pPr>
-        <w:spacing w:line="336" w:lineRule="auto" w:after="180"/>
-        <w:shd w:fill="F1F6FC"/>
-      </w:pPr>
-      <w:r>
-        <w:rPr>
-          <w:b/>
-        </w:rPr>
-        <w:t>Retrieval</w:t>
-      </w:r>
-      <w:r>
-        <w:rPr>
-          <w:b w:val="0"/>
-        </w:rPr>
-        <w:t xml:space="preserve"> copies relevant source information; </w:t>
-      </w:r>
-      <w:r>
-        <w:rPr>
-          <w:b/>
-        </w:rPr>
-        <w:t>calculation</w:t>
-      </w:r>
-      <w:r>
-        <w:rPr>
-          <w:b w:val="0"/>
-        </w:rPr>
-        <w:t xml:space="preserve"> follows arithmetic; </w:t>
-      </w:r>
-      <w:r>
-        <w:rPr>
-          <w:b/>
-        </w:rPr>
-        <w:t>generation</w:t>
-      </w:r>
-      <w:r>
-        <w:rPr>
-          <w:b w:val="0"/>
-        </w:rPr>
-        <w:t xml:space="preserve"> proposes wording. These jobs can cooperate, but one does not validate the others.</w:t>
-      </w:r>
-    </w:p>
-    <w:p>
-      <w:pPr>
-        <w:spacing w:line="336" w:lineRule="auto" w:after="180"/>
-        <w:shd w:fill="F1F6FC"/>
-      </w:pPr>
-      <w:r>
-        <w:rPr>
-          <w:b w:val="0"/>
-        </w:rPr>
-        <w:t xml:space="preserve">A friendly </w:t>
-      </w:r>
-      <w:r>
-        <w:rPr>
-          <w:b/>
-        </w:rPr>
-        <w:t>generate</w:t>
-      </w:r>
-      <w:r>
-        <w:rPr>
-          <w:b w:val="0"/>
-        </w:rPr>
-        <w:t>d sentence can still contain an invented detail. Keep the approved source beside the draft and check each factual claim separately.</w:t>
-      </w:r>
-    </w:p>
-    <w:p>
-      <w:pPr>
-        <w:pStyle w:val="Heading3"/>
-      </w:pPr>
-      <w:r>
-        <w:t>Practice 2: explain the deciding evidence</w:t>
-      </w:r>
-    </w:p>
-    <w:p>
-      <w:pPr>
-        <w:pStyle w:val="Heading3"/>
-      </w:pPr>
-      <w:r>
-        <w:t>Changed case · predict first</w:t>
-      </w:r>
-    </w:p>
-    <w:p>
-      <w:pPr>
-        <w:spacing w:line="336" w:lineRule="auto" w:after="180"/>
-        <w:shd w:fill="F5F1FB"/>
-      </w:pPr>
-      <w:r>
-        <w:rPr>
-          <w:b w:val="0"/>
-        </w:rPr>
-        <w:t>Changed-case practice: Reserve four places instead of two, keeping the room and day unchanged. Which conclusion is supported by the supplied facts?</w:t>
-      </w:r>
-    </w:p>
-    <w:p>
-      <w:pPr>
-        <w:spacing w:line="336" w:lineRule="auto" w:after="180"/>
-        <w:shd w:fill="F4F9FC"/>
-      </w:pPr>
-      <w:r>
-        <w:rPr>
-          <w:b w:val="0"/>
-        </w:rPr>
-        <w:t>1. Eight learner places remain.</w:t>
-      </w:r>
-    </w:p>
-    <w:p>
-      <w:pPr>
-        <w:spacing w:line="336" w:lineRule="auto" w:after="180"/>
-        <w:shd w:fill="F4F9FC"/>
-      </w:pPr>
-      <w:r>
-        <w:rPr>
-          <w:b w:val="0"/>
-        </w:rPr>
-        <w:t xml:space="preserve">2. We can decide the result without examining the changed </w:t>
-      </w:r>
-      <w:r>
-        <w:rPr>
-          <w:b/>
-        </w:rPr>
-        <w:t>input</w:t>
-      </w:r>
-      <w:r>
-        <w:rPr>
-          <w:b w:val="0"/>
-        </w:rPr>
-        <w:t xml:space="preserve"> or the procedure.</w:t>
-      </w:r>
-    </w:p>
-    <w:p>
-      <w:pPr>
-        <w:spacing w:line="336" w:lineRule="auto" w:after="180"/>
-        <w:shd w:fill="F4F9FC"/>
-      </w:pPr>
-      <w:r>
-        <w:rPr>
-          <w:b w:val="0"/>
-        </w:rPr>
-        <w:t xml:space="preserve">3. This one example guarantees correct results for every future </w:t>
-      </w:r>
-      <w:r>
-        <w:rPr>
-          <w:b/>
-        </w:rPr>
-        <w:t>input</w:t>
-      </w:r>
-      <w:r>
-        <w:rPr>
-          <w:b w:val="0"/>
-        </w:rPr>
-        <w:t>.</w:t>
-      </w:r>
-    </w:p>
-    <w:p>
-      <w:pPr>
-        <w:pStyle w:val="Heading3"/>
-      </w:pPr>
-      <w:r>
-        <w:t>My selected conclusion, deciding fact and explanation</w:t>
-      </w:r>
-    </w:p>
-    <w:p>
-      <w:r>
-        <w:t>________________________________________________________________</w:t>
-      </w:r>
-    </w:p>
-    <w:p>
-      <w:r>
-        <w:t>________________________________________________________________</w:t>
-      </w:r>
-    </w:p>
-    <w:p>
-      <w:r>
-        <w:t>________________________________________________________________</w:t>
-      </w:r>
-    </w:p>
-    <w:p>
-      <w:r>
-        <w:t>________________________________________________________________</w:t>
-      </w:r>
-    </w:p>
-    <w:p>
-      <w:r>
-        <w:t>________________________________________________________________</w:t>
-      </w:r>
-    </w:p>
-    <w:p>
-      <w:pPr>
-        <w:pStyle w:val="Heading3"/>
-      </w:pPr>
-      <w:r>
-        <w:t>Hint · try first</w:t>
-      </w:r>
-    </w:p>
-    <w:p>
-      <w:pPr>
-        <w:spacing w:line="336" w:lineRule="auto" w:after="180"/>
-        <w:shd w:fill="F1F6F8"/>
-      </w:pPr>
-      <w:r>
-        <w:rPr>
-          <w:b w:val="0"/>
-        </w:rPr>
-        <w:t xml:space="preserve">Hint if needed: Use the changed condition and the deciding step in the pictorial </w:t>
-      </w:r>
-      <w:r>
-        <w:rPr>
-          <w:b/>
-        </w:rPr>
-        <w:t>trace</w:t>
-      </w:r>
-      <w:r>
-        <w:rPr>
-          <w:b w:val="0"/>
-        </w:rPr>
-        <w:t>. The answer must say what follows from those facts.</w:t>
-      </w:r>
-    </w:p>
-    <w:p>
-      <w:pPr>
-        <w:pStyle w:val="Heading3"/>
-      </w:pPr>
-      <w:r>
-        <w:t>Feedback · compare after trying</w:t>
-      </w:r>
-    </w:p>
-    <w:p>
-      <w:pPr>
-        <w:spacing w:line="336" w:lineRule="auto" w:after="180"/>
-        <w:shd w:fill="F1F6FC"/>
-      </w:pPr>
-      <w:r>
-        <w:rPr>
-          <w:b w:val="0"/>
-        </w:rPr>
-        <w:t xml:space="preserve">After your attempt, compare with the supported explanation: Eight learner places remain. 3×4−4=8; this changes capacity for learners, not the </w:t>
-      </w:r>
-      <w:r>
-        <w:rPr>
-          <w:b/>
-        </w:rPr>
-        <w:t>retrieve</w:t>
-      </w:r>
-      <w:r>
-        <w:rPr>
-          <w:b w:val="0"/>
-        </w:rPr>
-        <w:t>d date or location.</w:t>
-      </w:r>
-    </w:p>
-    <w:p>
-      <w:pPr>
-        <w:pStyle w:val="Heading3"/>
-      </w:pPr>
-      <w:r>
-        <w:t>Repair a missing building block</w:t>
-      </w:r>
-    </w:p>
-    <w:p>
-      <w:pPr>
-        <w:spacing w:line="336" w:lineRule="auto" w:after="180"/>
-      </w:pPr>
-      <w:r>
-        <w:rPr>
-          <w:b w:val="0"/>
-        </w:rPr>
-        <w:t>Review Privacy by Choosing Less (ai-1/24). Goal: Justify which information a stated task needs and remove unnecessary fields.</w:t>
-      </w:r>
-    </w:p>
-    <w:p>
-      <w:pPr>
-        <w:spacing w:line="336" w:lineRule="auto" w:after="180"/>
-      </w:pPr>
-      <w:r>
-        <w:rPr>
-          <w:b w:val="0"/>
-        </w:rPr>
-        <w:t>Short practice: For the original task, does adding an anonymous-looking pupil code improve the repair count?. Return to this week and explain what you changed.</w:t>
-      </w:r>
-    </w:p>
-    <w:p>
-      <w:pPr>
-        <w:spacing w:line="336" w:lineRule="auto" w:after="180"/>
-      </w:pPr>
-      <w:r>
-        <w:rPr>
-          <w:b w:val="0"/>
-        </w:rPr>
-        <w:t>Review Missing and Unbalanced Examples (ai-1/22). Goal: Name the target collection, selection list and cases actually assessed. Short practice: Would testing only dim plain cards close every current gap?</w:t>
-      </w:r>
-    </w:p>
-    <w:p>
-      <w:pPr>
-        <w:spacing w:line="336" w:lineRule="auto" w:after="180"/>
-      </w:pPr>
-      <w:r>
-        <w:rPr>
-          <w:b w:val="0"/>
-        </w:rPr>
-        <w:t>Point to the target groups.. Return to this week and explain what you changed.</w:t>
-      </w:r>
-    </w:p>
-    <w:p>
-      <w:pPr>
-        <w:spacing w:line="336" w:lineRule="auto" w:after="180"/>
-      </w:pPr>
-      <w:r>
-        <w:rPr>
-          <w:b w:val="0"/>
-        </w:rPr>
-        <w:t xml:space="preserve">Review Similarity (ai-1/19). Goal: </w:t>
-      </w:r>
-      <w:r>
-        <w:rPr>
-          <w:b/>
-        </w:rPr>
-        <w:t>Calculate</w:t>
-      </w:r>
-      <w:r>
-        <w:rPr>
-          <w:b w:val="0"/>
-        </w:rPr>
-        <w:t xml:space="preserve"> similarity using explicitly selected features and a stated scoring rule. Short practice: Point to the matches supporting C’s new score and explain why there is no tie..</w:t>
-      </w:r>
-    </w:p>
-    <w:p>
-      <w:pPr>
-        <w:spacing w:line="336" w:lineRule="auto" w:after="180"/>
-      </w:pPr>
-      <w:r>
-        <w:rPr>
-          <w:b w:val="0"/>
-        </w:rPr>
-        <w:t>Return to this week and explain what you changed.</w:t>
-      </w:r>
-    </w:p>
-    <w:p>
-      <w:pPr>
-        <w:pStyle w:val="Heading3"/>
-      </w:pPr>
-      <w:r>
         <w:t>Keep your completed work</w:t>
       </w:r>
     </w:p>
     <w:p>
       <w:pPr>
-        <w:spacing w:line="336" w:lineRule="auto" w:after="180"/>
-      </w:pPr>
-      <w:r>
-        <w:rPr>
-          <w:b w:val="0"/>
-        </w:rPr>
-        <w:t xml:space="preserve">Use Download completed work in the hosted lesson to export your answers, reflections, practice feedback and code-run </w:t>
-      </w:r>
-      <w:r>
-        <w:rPr>
-          <w:b/>
-        </w:rPr>
-        <w:t>evidence</w:t>
-      </w:r>
-      <w:r>
-        <w:rPr>
-          <w:b w:val="0"/>
-        </w:rPr>
-        <w:t>. Open the HTML copy to read or print it.</w:t>
-      </w:r>
-    </w:p>
-    <w:p>
-      <w:pPr>
-        <w:spacing w:line="336" w:lineRule="auto" w:after="180"/>
-      </w:pPr>
-      <w:r>
-        <w:rPr>
-          <w:b w:val="0"/>
-        </w:rPr>
-        <w:t>Drafts stay in this browser when storage is available; clear drafts on a shared device.</w:t>
-      </w:r>
-    </w:p>
-    <w:p>
-      <w:pPr>
-        <w:pStyle w:val="Heading3"/>
-      </w:pPr>
-      <w:r>
-        <w:t>What I repaired, the evidence I kept and the next test</w:t>
-      </w:r>
-    </w:p>
-    <w:p>
-      <w:r>
-        <w:t>________________________________________________________________</w:t>
-      </w:r>
-    </w:p>
-    <w:p>
-      <w:r>
-        <w:t>________________________________________________________________</w:t>
-      </w:r>
-    </w:p>
-    <w:p>
-      <w:r>
-        <w:t>________________________________________________________________</w:t>
-      </w:r>
-    </w:p>
-    <w:p>
-      <w:r>
-        <w:t>________________________________________________________________</w:t>
-      </w:r>
-    </w:p>
-    <w:p>
-      <w:r>
-        <w:t>________________________________________________________________</w:t>
-      </w:r>
-    </w:p>
-    <w:p>
-      <w:pPr>
         <w:pStyle w:val="Heading1"/>
       </w:pPr>
       <w:r>
-        <w:t>21. Visual concept journey</w:t>
-      </w:r>
-    </w:p>
-    <w:p>
-      <w:r>
-        <w:t>Explain each Generate, Retrieve, or Calculate? picture from its labels, then record a relevant limit.</w:t>
-      </w:r>
-    </w:p>
-    <w:p>
-      <w:pPr>
-        <w:pStyle w:val="Heading3"/>
+        <w:t>21. Reference · Six-picture response sheets</w:t>
+      </w:r>
+    </w:p>
+    <w:p>
+      <w:r>
+        <w:t>Choose the image that helps rather than repeating all six.</w:t>
+      </w:r>
+    </w:p>
+    <w:p>
+      <w:pPr>
+        <w:pStyle w:val="Heading2"/>
       </w:pPr>
       <w:r>
         <w:t>01. Generate, Retrieve, or Calculate?: the case</w:t>
@@ -2914,7 +2933,7 @@
         <w:drawing>
           <wp:inline xmlns:a="http://schemas.openxmlformats.org/drawingml/2006/main" xmlns:pic="http://schemas.openxmlformats.org/drawingml/2006/picture">
             <wp:extent cx="5486400" cy="2834640"/>
-            <wp:docPr id="2" name="Picture 2" descr="A fictional craft invitation combines three different operations. Supplied facts: Approved record C: Tuesday, Hall 4, three tables with four learner places each. Two places are reserved for helpers; no snack information is supplied."/>
+            <wp:docPr id="2" name="Picture 2" descr="A fictional craft invitation combines three different operations. Supplied facts: Approved record C: Tuesday, Hall 4, three tables with four total places each. Two places are reserved for helpers; no snack information is supplied."/>
             <wp:cNvGraphicFramePr>
               <a:graphicFrameLocks noChangeAspect="1"/>
             </wp:cNvGraphicFramePr>
@@ -2953,7 +2972,7 @@
         <w:rPr>
           <w:b w:val="0"/>
         </w:rPr>
-        <w:t>A fictional craft invitation combines three different operations. Supplied facts: Approved record C: Tuesday, Hall 4, three tables with four learner places each.</w:t>
+        <w:t>A fictional craft invitation combines three different operations. Supplied facts: Approved record C: Tuesday, Hall 4, three tables with four total places each.</w:t>
       </w:r>
     </w:p>
     <w:p>
@@ -2970,7 +2989,6 @@
     <w:p>
       <w:pPr>
         <w:spacing w:line="336" w:lineRule="auto" w:after="180"/>
-        <w:shd w:fill="F5F1FB"/>
       </w:pPr>
       <w:r>
         <w:rPr>
@@ -3009,7 +3027,7 @@
     </w:p>
     <w:p>
       <w:pPr>
-        <w:pStyle w:val="Heading3"/>
+        <w:pStyle w:val="Heading2"/>
       </w:pPr>
       <w:r>
         <w:t>02. Follow the deciding steps</w:t>
@@ -3095,7 +3113,6 @@
     <w:p>
       <w:pPr>
         <w:spacing w:line="336" w:lineRule="auto" w:after="180"/>
-        <w:shd w:fill="F5F1FB"/>
       </w:pPr>
       <w:r>
         <w:rPr>
@@ -3146,7 +3163,7 @@
     </w:p>
     <w:p>
       <w:pPr>
-        <w:pStyle w:val="Heading3"/>
+        <w:pStyle w:val="Heading2"/>
       </w:pPr>
       <w:r>
         <w:t>03. One club task with three kinds of work</w:t>
@@ -3250,7 +3267,6 @@
     <w:p>
       <w:pPr>
         <w:spacing w:line="336" w:lineRule="auto" w:after="180"/>
-        <w:shd w:fill="F5F1FB"/>
       </w:pPr>
       <w:r>
         <w:rPr>
@@ -3289,7 +3305,7 @@
     </w:p>
     <w:p>
       <w:pPr>
-        <w:pStyle w:val="Heading3"/>
+        <w:pStyle w:val="Heading2"/>
       </w:pPr>
       <w:r>
         <w:t>04. Change one thing. Trace what follows.</w:t>
@@ -3368,7 +3384,6 @@
     <w:p>
       <w:pPr>
         <w:spacing w:line="336" w:lineRule="auto" w:after="180"/>
-        <w:shd w:fill="F5F1FB"/>
       </w:pPr>
       <w:r>
         <w:rPr>
@@ -3407,7 +3422,7 @@
     </w:p>
     <w:p>
       <w:pPr>
-        <w:pStyle w:val="Heading3"/>
+        <w:pStyle w:val="Heading2"/>
       </w:pPr>
       <w:r>
         <w:t>05. Connect the explanation to its limit</w:t>
@@ -3539,7 +3554,6 @@
     <w:p>
       <w:pPr>
         <w:spacing w:line="336" w:lineRule="auto" w:after="180"/>
-        <w:shd w:fill="F5F1FB"/>
       </w:pPr>
       <w:r>
         <w:rPr>
@@ -3578,7 +3592,7 @@
     </w:p>
     <w:p>
       <w:pPr>
-        <w:pStyle w:val="Heading3"/>
+        <w:pStyle w:val="Heading2"/>
       </w:pPr>
       <w:r>
         <w:t>06. Make the idea visible in your project</w:t>
@@ -3669,7 +3683,6 @@
     <w:p>
       <w:pPr>
         <w:spacing w:line="336" w:lineRule="auto" w:after="180"/>
-        <w:shd w:fill="F5F1FB"/>
       </w:pPr>
       <w:r>
         <w:rPr>
@@ -3728,6 +3741,62 @@
     <w:p>
       <w:r>
         <w:t>________________________________________________________________</w:t>
+      </w:r>
+    </w:p>
+    <w:p>
+      <w:pPr>
+        <w:pStyle w:val="Heading2"/>
+      </w:pPr>
+      <w:r>
+        <w:t>Earlier wording, alternatives and picture transcripts · reference / check after trying</w:t>
+      </w:r>
+    </w:p>
+    <w:p>
+      <w:pPr>
+        <w:pStyle w:val="Heading3"/>
+      </w:pPr>
+      <w:r>
+        <w:t>01. Generate, Retrieve, or Calculate?: the case</w:t>
+      </w:r>
+    </w:p>
+    <w:p>
+      <w:pPr>
+        <w:pStyle w:val="Heading3"/>
+      </w:pPr>
+      <w:r>
+        <w:t>02. Follow the deciding steps</w:t>
+      </w:r>
+    </w:p>
+    <w:p>
+      <w:pPr>
+        <w:pStyle w:val="Heading3"/>
+      </w:pPr>
+      <w:r>
+        <w:t>03. One club task with three kinds of work</w:t>
+      </w:r>
+    </w:p>
+    <w:p>
+      <w:pPr>
+        <w:pStyle w:val="Heading3"/>
+      </w:pPr>
+      <w:r>
+        <w:t>04. Change one thing. Trace what follows.</w:t>
+      </w:r>
+    </w:p>
+    <w:p>
+      <w:pPr>
+        <w:pStyle w:val="Heading3"/>
+      </w:pPr>
+      <w:r>
+        <w:t>05. Connect the explanation to its limit</w:t>
+      </w:r>
+    </w:p>
+    <w:p>
+      <w:pPr>
+        <w:pStyle w:val="Heading3"/>
+      </w:pPr>
+      <w:r>
+        <w:t>06. Make the idea visible in your project</w:t>
       </w:r>
     </w:p>
     <w:sectPr>
